--- a/EmailCompleteApp/EmailCompleteApp/doc/comanda.docx
+++ b/EmailCompleteApp/EmailCompleteApp/doc/comanda.docx
@@ -1,7 +1,6 @@
 
 <file path=word/document.xml><?xml version="1.0" encoding="utf-8"?>
-<w:document xmlns:ve="http://schemas.openxmlformats.org/markup-compatibility/2006" xmlns:o="urn:schemas-microsoft-com:office:office" xmlns:r="http://schemas.openxmlformats.org/officeDocument/2006/relationships" xmlns:m="http://schemas.openxmlformats.org/officeDocument/2006/math" xmlns:v="urn:schemas-microsoft-com:vml" xmlns:wp="http://schemas.openxmlformats.org/drawingml/2006/wordprocessingDrawing" xmlns:w10="urn:schemas-microsoft-com:office:word" xmlns:w="http://schemas.openxmlformats.org/wordprocessingml/2006/main" xmlns:wne="http://schemas.microsoft.com/office/word/2006/wordml">
-  <!-- Generated by Aspose.Words for .NET 25.8.0 -->
+<w:document xmlns:wpc="http://schemas.microsoft.com/office/word/2010/wordprocessingCanvas" xmlns:cx="http://schemas.microsoft.com/office/drawing/2014/chartex" xmlns:cx1="http://schemas.microsoft.com/office/drawing/2015/9/8/chartex" xmlns:cx2="http://schemas.microsoft.com/office/drawing/2015/10/21/chartex" xmlns:cx3="http://schemas.microsoft.com/office/drawing/2016/5/9/chartex" xmlns:cx4="http://schemas.microsoft.com/office/drawing/2016/5/10/chartex" xmlns:cx5="http://schemas.microsoft.com/office/drawing/2016/5/11/chartex" xmlns:cx6="http://schemas.microsoft.com/office/drawing/2016/5/12/chartex" xmlns:cx7="http://schemas.microsoft.com/office/drawing/2016/5/13/chartex" xmlns:cx8="http://schemas.microsoft.com/office/drawing/2016/5/14/chartex" xmlns:mc="http://schemas.openxmlformats.org/markup-compatibility/2006" xmlns:aink="http://schemas.microsoft.com/office/drawing/2016/ink" xmlns:am3d="http://schemas.microsoft.com/office/drawing/2017/model3d" xmlns:o="urn:schemas-microsoft-com:office:office" xmlns:oel="http://schemas.microsoft.com/office/2019/extlst" xmlns:r="http://schemas.openxmlformats.org/officeDocument/2006/relationships" xmlns:m="http://schemas.openxmlformats.org/officeDocument/2006/math" xmlns:v="urn:schemas-microsoft-com:vml" xmlns:wp14="http://schemas.microsoft.com/office/word/2010/wordprocessingDrawing" xmlns:wp="http://schemas.openxmlformats.org/drawingml/2006/wordprocessingDrawing" xmlns:w10="urn:schemas-microsoft-com:office:word" xmlns:w="http://schemas.openxmlformats.org/wordprocessingml/2006/main" xmlns:w14="http://schemas.microsoft.com/office/word/2010/wordml" xmlns:w15="http://schemas.microsoft.com/office/word/2012/wordml" xmlns:w16cex="http://schemas.microsoft.com/office/word/2018/wordml/cex" xmlns:w16cid="http://schemas.microsoft.com/office/word/2016/wordml/cid" xmlns:w16="http://schemas.microsoft.com/office/word/2018/wordml" xmlns:w16sdtdh="http://schemas.microsoft.com/office/word/2020/wordml/sdtdatahash" xmlns:w16se="http://schemas.microsoft.com/office/word/2015/wordml/symex" xmlns:wpg="http://schemas.microsoft.com/office/word/2010/wordprocessingGroup" xmlns:wpi="http://schemas.microsoft.com/office/word/2010/wordprocessingInk" xmlns:wne="http://schemas.microsoft.com/office/word/2006/wordml" xmlns:wps="http://schemas.microsoft.com/office/word/2010/wordprocessingShape" mc:Ignorable="w14 w15 w16se w16cid w16 w16cex w16sdtdh wp14">
   <w:body>
     <w:p>
       <w:pPr>
@@ -28,7 +27,27 @@
           <w:i/>
           <w:iCs/>
         </w:rPr>
-        <w:t xml:space="preserve">DOSAR TANKSPED  NR. </w:t>
+        <w:t xml:space="preserve">DOSAR </w:t>
+      </w:r>
+      <w:proofErr w:type="gramStart"/>
+      <w:r>
+        <w:rPr>
+          <w:b/>
+          <w:bCs/>
+          <w:i/>
+          <w:iCs/>
+        </w:rPr>
+        <w:t>TANKSPED  NR</w:t>
+      </w:r>
+      <w:proofErr w:type="gramEnd"/>
+      <w:r>
+        <w:rPr>
+          <w:b/>
+          <w:bCs/>
+          <w:i/>
+          <w:iCs/>
+        </w:rPr>
+        <w:t xml:space="preserve">. </w:t>
       </w:r>
     </w:p>
     <w:p>
@@ -611,17 +630,19 @@
           <w:szCs w:val="28"/>
         </w:rPr>
       </w:pPr>
-      <w:r>
-        <w:rPr>
-          <w:b/>
-          <w:bCs/>
-          <w:i/>
-          <w:iCs/>
-          <w:sz w:val="28"/>
-          <w:szCs w:val="28"/>
-        </w:rPr>
-        <w:t>Cantitate incarcata:</w:t>
-      </w:r>
+      <w:proofErr w:type="spellStart"/>
+      <w:r>
+        <w:rPr>
+          <w:b/>
+          <w:bCs/>
+          <w:i/>
+          <w:iCs/>
+          <w:sz w:val="28"/>
+          <w:szCs w:val="28"/>
+        </w:rPr>
+        <w:t>Cantitate</w:t>
+      </w:r>
+      <w:proofErr w:type="spellEnd"/>
       <w:r>
         <w:rPr>
           <w:b/>
@@ -633,6 +654,41 @@
         </w:rPr>
         <w:t xml:space="preserve"> </w:t>
       </w:r>
+      <w:proofErr w:type="spellStart"/>
+      <w:r>
+        <w:rPr>
+          <w:b/>
+          <w:bCs/>
+          <w:i/>
+          <w:iCs/>
+          <w:sz w:val="28"/>
+          <w:szCs w:val="28"/>
+        </w:rPr>
+        <w:t>incarcata</w:t>
+      </w:r>
+      <w:proofErr w:type="spellEnd"/>
+      <w:r>
+        <w:rPr>
+          <w:b/>
+          <w:bCs/>
+          <w:i/>
+          <w:iCs/>
+          <w:sz w:val="28"/>
+          <w:szCs w:val="28"/>
+        </w:rPr>
+        <w:t>:</w:t>
+      </w:r>
+      <w:r>
+        <w:rPr>
+          <w:b/>
+          <w:bCs/>
+          <w:i/>
+          <w:iCs/>
+          <w:sz w:val="28"/>
+          <w:szCs w:val="28"/>
+        </w:rPr>
+        <w:t xml:space="preserve"> </w:t>
+      </w:r>
     </w:p>
     <w:p>
       <w:pPr>
@@ -712,7 +768,31 @@
           <w:sz w:val="28"/>
           <w:szCs w:val="28"/>
         </w:rPr>
-        <w:t>Factura caraus:</w:t>
+        <w:t xml:space="preserve">Factura </w:t>
+      </w:r>
+      <w:proofErr w:type="spellStart"/>
+      <w:r>
+        <w:rPr>
+          <w:b/>
+          <w:bCs/>
+          <w:i/>
+          <w:iCs/>
+          <w:sz w:val="28"/>
+          <w:szCs w:val="28"/>
+        </w:rPr>
+        <w:t>caraus</w:t>
+      </w:r>
+      <w:proofErr w:type="spellEnd"/>
+      <w:r>
+        <w:rPr>
+          <w:b/>
+          <w:bCs/>
+          <w:i/>
+          <w:iCs/>
+          <w:sz w:val="28"/>
+          <w:szCs w:val="28"/>
+        </w:rPr>
+        <w:t>:</w:t>
       </w:r>
       <w:r>
         <w:rPr>
@@ -757,106 +837,118 @@
           <w:szCs w:val="28"/>
         </w:rPr>
         <w:tab/>
-        <w:tab/>
-        <w:tab/>
-        <w:tab/>
-        <w:tab/>
-        <w:tab/>
-        <w:tab/>
-        <w:tab/>
-      </w:r>
-      <w:r>
-        <w:rPr>
-          <w:b/>
-          <w:bCs/>
-          <w:i/>
-          <w:iCs/>
-          <w:sz w:val="28"/>
-          <w:szCs w:val="28"/>
-        </w:rPr>
-        <w:t>-</w:t>
-      </w:r>
-      <w:r>
-        <w:rPr>
-          <w:b/>
-          <w:bCs/>
-          <w:i/>
-          <w:iCs/>
-          <w:sz w:val="28"/>
-          <w:szCs w:val="28"/>
-        </w:rPr>
-        <w:t>PROFIT…….</w:t>
-      </w:r>
-      <w:r>
-        <w:rPr>
-          <w:b/>
-          <w:bCs/>
-          <w:i/>
-          <w:iCs/>
-          <w:sz w:val="28"/>
-          <w:szCs w:val="28"/>
-        </w:rPr>
-        <w:t>-</w:t>
-      </w:r>
-      <w:r>
-        <w:rPr>
-          <w:b/>
-          <w:bCs/>
-          <w:i/>
-          <w:iCs/>
-          <w:sz w:val="28"/>
-          <w:szCs w:val="28"/>
-        </w:rPr>
-        <w:t>-</w:t>
-      </w:r>
-    </w:p>
-    <w:p>
-      <w:pPr>
-        <w:suppressAutoHyphens/>
+      </w:r>
+      <w:r>
+        <w:rPr>
+          <w:b/>
+          <w:bCs/>
+          <w:i/>
+          <w:iCs/>
+          <w:sz w:val="28"/>
+          <w:szCs w:val="28"/>
+        </w:rPr>
+        <w:tab/>
+      </w:r>
+      <w:r>
+        <w:rPr>
+          <w:b/>
+          <w:bCs/>
+          <w:i/>
+          <w:iCs/>
+          <w:sz w:val="28"/>
+          <w:szCs w:val="28"/>
+        </w:rPr>
+        <w:tab/>
+      </w:r>
+      <w:r>
+        <w:rPr>
+          <w:b/>
+          <w:bCs/>
+          <w:i/>
+          <w:iCs/>
+          <w:sz w:val="28"/>
+          <w:szCs w:val="28"/>
+        </w:rPr>
+        <w:tab/>
+      </w:r>
+      <w:r>
+        <w:rPr>
+          <w:b/>
+          <w:bCs/>
+          <w:i/>
+          <w:iCs/>
+          <w:sz w:val="28"/>
+          <w:szCs w:val="28"/>
+        </w:rPr>
+        <w:tab/>
+      </w:r>
+      <w:r>
+        <w:rPr>
+          <w:b/>
+          <w:bCs/>
+          <w:i/>
+          <w:iCs/>
+          <w:sz w:val="28"/>
+          <w:szCs w:val="28"/>
+        </w:rPr>
+        <w:tab/>
+      </w:r>
+      <w:r>
+        <w:rPr>
+          <w:b/>
+          <w:bCs/>
+          <w:i/>
+          <w:iCs/>
+          <w:sz w:val="28"/>
+          <w:szCs w:val="28"/>
+        </w:rPr>
+        <w:tab/>
+      </w:r>
+      <w:r>
+        <w:rPr>
+          <w:b/>
+          <w:bCs/>
+          <w:i/>
+          <w:iCs/>
+          <w:sz w:val="28"/>
+          <w:szCs w:val="28"/>
+        </w:rPr>
+        <w:tab/>
+      </w:r>
+    </w:p>
+    <w:p>
+      <w:pPr>
         <w:ind w:left="4320" w:firstLine="720"/>
         <w:rPr>
-          <w:rFonts w:ascii="Times New Roman" w:eastAsia="Times New Roman" w:hAnsi="Times New Roman" w:cs="Times New Roman"/>
-          <w:sz w:val="24"/>
-          <w:szCs w:val="24"/>
-          <w:lang w:val="en-GB" w:eastAsia="ar-SA" w:bidi="ar-SA"/>
-        </w:rPr>
-      </w:pPr>
-      <w:r>
-        <w:rPr>
-          <w:rFonts w:ascii="Times New Roman" w:eastAsia="Times New Roman" w:hAnsi="Times New Roman" w:cs="Times New Roman"/>
-          <w:b/>
-          <w:bCs/>
-          <w:sz w:val="24"/>
-          <w:szCs w:val="24"/>
-          <w:lang w:val="en-GB" w:eastAsia="ar-SA" w:bidi="ar-SA"/>
-        </w:rPr>
+          <w:rFonts w:eastAsia="Times New Roman"/>
+          <w:lang w:val="en-GB"/>
+        </w:rPr>
+      </w:pPr>
+      <w:r>
+        <w:rPr>
+          <w:rFonts w:eastAsia="Times New Roman"/>
+          <w:b/>
+          <w:bCs/>
+          <w:lang w:val="en-GB"/>
+        </w:rPr>
+        <w:lastRenderedPageBreak/>
         <w:t>SC TANKSPED SRL</w:t>
       </w:r>
     </w:p>
     <w:p>
       <w:pPr>
         <w:pStyle w:val="Heading3"/>
-        <w:keepNext/>
         <w:numPr>
-          <w:ilvl w:val="2"/>
-          <w:numId w:val="3"/>
+          <w:ilvl w:val="0"/>
+          <w:numId w:val="0"/>
         </w:numPr>
-        <w:tabs>
-          <w:tab w:val="num" w:pos="720"/>
-        </w:tabs>
-        <w:suppressAutoHyphens/>
-        <w:ind w:left="2160" w:firstLine="720"/>
-        <w:rPr>
-          <w:rFonts w:ascii="Times New Roman" w:eastAsia="Times New Roman" w:hAnsi="Times New Roman" w:cs="Times New Roman"/>
-          <w:b/>
-          <w:bCs/>
-          <w:sz w:val="20"/>
-          <w:szCs w:val="24"/>
-          <w:lang w:val="ro-RO" w:eastAsia="ar-SA" w:bidi="ar-SA"/>
-        </w:rPr>
-      </w:pPr>
-      <w:r>
-        <w:pict>
+        <w:ind w:left="2880"/>
+        <w:rPr>
+          <w:sz w:val="20"/>
+        </w:rPr>
+      </w:pPr>
+      <w:r>
+        <w:pict w14:anchorId="6BCED8E4">
           <v:shapetype id="_x0000_t161" coordsize="21600,21600" o:spt="161" adj="4050" path="m,c7200@0,14400@0,21600,m,21600c7200@1,14400@1,21600,21600e">
             <v:formulas>
               <v:f eqn="prod #0 4 3"/>
@@ -871,499 +963,644 @@
             </v:handles>
             <o:lock v:ext="edit" text="t" shapetype="t"/>
           </v:shapetype>
-          <v:shape id="_x0000_s1025" type="#_x0000_t161" style="width:175.5pt;height:74.95pt;margin-top:4.2pt;margin-left:-36pt;mso-wrap-style:none;position:absolute;v-text-anchor:middle;z-index:251658240" adj="5665" filled="t" fillcolor="black" stroked="t" strokeweight="0.74pt">
+          <v:shape id="_x0000_s1026" type="#_x0000_t161" style="position:absolute;left:0;text-align:left;margin-left:-36pt;margin-top:4.2pt;width:175.5pt;height:74.95pt;z-index:1;mso-wrap-style:none;v-text-anchor:middle" adj="5665" fillcolor="black" strokeweight=".74pt">
             <v:stroke joinstyle="miter" endcap="square"/>
-            <v:path textpathok="t"/>
-            <v:textpath style="font-family:Impact;font-size:40pt;v-rotate-letters:f;v-same-letter-heights:f;v-text-kern:t;v-text-reverse:f" trim="f" fitpath="t" xscale="f" string="TANKSPED"/>
+            <v:textpath style="font-family:&quot;Impact&quot;;font-size:40pt;v-text-kern:t" fitpath="t" xscale="f" string="TANKSPED"/>
           </v:shape>
         </w:pict>
       </w:r>
-      <w:hyperlink r:id="rId5" w:history="1">
-        <w:r>
-          <w:rPr>
-            <w:rFonts w:ascii="Times New Roman" w:eastAsia="Times New Roman" w:hAnsi="Times New Roman" w:cs="Times New Roman"/>
-            <w:b/>
-            <w:bCs/>
-            <w:color w:val="auto"/>
-            <w:sz w:val="32"/>
-            <w:szCs w:val="24"/>
-            <w:u w:val="none"/>
-            <w:lang w:val="ro-RO" w:eastAsia="ar-SA" w:bidi="ar-SA"/>
-          </w:rPr>
-          <w:t>®</w:t>
-        </w:r>
-      </w:hyperlink>
-      <w:r>
-        <w:rPr>
-          <w:rFonts w:ascii="Times New Roman" w:eastAsia="Times New Roman" w:hAnsi="Times New Roman" w:cs="Times New Roman"/>
+      <w:r>
+        <w:rPr>
           <w:b w:val="0"/>
-          <w:bCs/>
-          <w:sz w:val="32"/>
-          <w:szCs w:val="24"/>
-          <w:lang w:val="ro-RO" w:eastAsia="ar-SA" w:bidi="ar-SA"/>
-        </w:rPr>
-        <w:tab/>
-        <w:tab/>
-      </w:r>
-      <w:r>
-        <w:rPr>
-          <w:rFonts w:ascii="Times New Roman" w:eastAsia="Times New Roman" w:hAnsi="Times New Roman" w:cs="Times New Roman"/>
-          <w:b/>
-          <w:bCs/>
-          <w:sz w:val="20"/>
-          <w:szCs w:val="24"/>
-          <w:lang w:val="ro-RO" w:eastAsia="ar-SA" w:bidi="ar-SA"/>
-        </w:rPr>
-        <w:t>547365 LIVEZENI , Strada Florilor nr. 4  jud. Mureş</w:t>
-      </w:r>
-      <w:r>
-        <w:rPr>
-          <w:rFonts w:ascii="Times New Roman" w:eastAsia="Times New Roman" w:hAnsi="Times New Roman" w:cs="Times New Roman"/>
-          <w:b/>
-          <w:bCs/>
-          <w:sz w:val="20"/>
-          <w:szCs w:val="24"/>
-          <w:lang w:eastAsia="ar-SA" w:bidi="ar-SA"/>
-        </w:rPr>
+        </w:rPr>
+        <w:tab/>
+      </w:r>
+      <w:r>
+        <w:rPr>
+          <w:b w:val="0"/>
+        </w:rPr>
+        <w:tab/>
+      </w:r>
+      <w:r>
+        <w:rPr>
+          <w:sz w:val="20"/>
+        </w:rPr>
+        <w:t xml:space="preserve">547365 LIVEZENI , Strada Florilor nr. 4  jud. Mureş </w:t>
+      </w:r>
+    </w:p>
+    <w:p>
+      <w:pPr>
+        <w:rPr>
+          <w:rFonts w:eastAsia="Times New Roman"/>
+          <w:sz w:val="20"/>
+          <w:lang w:val="en-GB"/>
+        </w:rPr>
+      </w:pPr>
+      <w:r>
+        <w:rPr>
+          <w:rFonts w:eastAsia="Times New Roman"/>
+          <w:sz w:val="20"/>
+          <w:lang w:val="en-GB"/>
+        </w:rPr>
+        <w:t xml:space="preserve">                                             </w:t>
+      </w:r>
+      <w:r>
+        <w:rPr>
+          <w:rFonts w:eastAsia="Times New Roman"/>
+          <w:sz w:val="20"/>
+          <w:lang w:val="en-GB"/>
+        </w:rPr>
+        <w:tab/>
+      </w:r>
+      <w:r>
+        <w:rPr>
+          <w:rFonts w:eastAsia="Times New Roman"/>
+          <w:sz w:val="20"/>
+          <w:lang w:val="en-GB"/>
+        </w:rPr>
+        <w:tab/>
+      </w:r>
+      <w:r>
+        <w:rPr>
+          <w:rFonts w:eastAsia="Times New Roman"/>
+          <w:b/>
+          <w:bCs/>
+          <w:lang w:val="en-GB"/>
+        </w:rPr>
+        <w:t xml:space="preserve">Tel:  </w:t>
+      </w:r>
+      <w:proofErr w:type="gramStart"/>
+      <w:r>
+        <w:rPr>
+          <w:rFonts w:eastAsia="Times New Roman"/>
+          <w:b/>
+          <w:bCs/>
+          <w:lang w:val="en-GB"/>
+        </w:rPr>
+        <w:t>0265  316643</w:t>
+      </w:r>
+      <w:proofErr w:type="gramEnd"/>
+      <w:r>
+        <w:rPr>
+          <w:rFonts w:eastAsia="Times New Roman"/>
+          <w:b/>
+          <w:bCs/>
+          <w:lang w:val="en-GB"/>
+        </w:rPr>
+        <w:t xml:space="preserve">             Fax: 0265  316643 </w:t>
+      </w:r>
+    </w:p>
+    <w:p>
+      <w:pPr>
+        <w:rPr>
+          <w:rFonts w:eastAsia="Times New Roman"/>
+          <w:sz w:val="20"/>
+          <w:lang w:val="ro-RO"/>
+        </w:rPr>
+      </w:pPr>
+      <w:r>
+        <w:rPr>
+          <w:rFonts w:eastAsia="Times New Roman"/>
+          <w:sz w:val="20"/>
+          <w:lang w:val="en-GB"/>
+        </w:rPr>
+        <w:t xml:space="preserve">                                                    </w:t>
+      </w:r>
+      <w:r>
+        <w:rPr>
+          <w:rFonts w:eastAsia="Times New Roman"/>
+          <w:sz w:val="20"/>
+          <w:lang w:val="en-GB"/>
+        </w:rPr>
+        <w:tab/>
+      </w:r>
+      <w:r>
+        <w:rPr>
+          <w:rFonts w:eastAsia="Times New Roman"/>
+          <w:sz w:val="20"/>
+          <w:lang w:val="en-GB"/>
+        </w:rPr>
+        <w:tab/>
+        <w:t>Cod fiscal: RO 37124873</w:t>
+      </w:r>
+      <w:r>
+        <w:rPr>
+          <w:rFonts w:eastAsia="Times New Roman"/>
+          <w:sz w:val="20"/>
+          <w:lang w:val="en-GB"/>
+        </w:rPr>
+        <w:tab/>
+        <w:t xml:space="preserve">   </w:t>
+      </w:r>
+      <w:r>
+        <w:rPr>
+          <w:rFonts w:eastAsia="Times New Roman"/>
+          <w:sz w:val="20"/>
+          <w:lang w:val="en-GB"/>
+        </w:rPr>
+        <w:tab/>
+        <w:t xml:space="preserve">    Nr. </w:t>
+      </w:r>
+      <w:r>
+        <w:rPr>
+          <w:rFonts w:eastAsia="Times New Roman"/>
+          <w:sz w:val="20"/>
+          <w:lang w:val="ro-RO"/>
+        </w:rPr>
+        <w:t>înreg. ORC J 26/291/2017</w:t>
+      </w:r>
+    </w:p>
+    <w:p>
+      <w:pPr>
+        <w:rPr>
+          <w:rFonts w:eastAsia="Times New Roman"/>
+          <w:sz w:val="20"/>
+          <w:lang w:val="ro-RO"/>
+        </w:rPr>
+      </w:pPr>
+      <w:r>
+        <w:rPr>
+          <w:rFonts w:eastAsia="Times New Roman"/>
+          <w:sz w:val="20"/>
+          <w:lang w:val="ro-RO"/>
+        </w:rPr>
+        <w:tab/>
+      </w:r>
+      <w:r>
+        <w:rPr>
+          <w:rFonts w:eastAsia="Times New Roman"/>
+          <w:sz w:val="20"/>
+          <w:lang w:val="ro-RO"/>
+        </w:rPr>
+        <w:tab/>
+      </w:r>
+      <w:r>
+        <w:rPr>
+          <w:rFonts w:eastAsia="Times New Roman"/>
+          <w:sz w:val="20"/>
+          <w:lang w:val="ro-RO"/>
+        </w:rPr>
+        <w:tab/>
+      </w:r>
+      <w:r>
+        <w:rPr>
+          <w:rFonts w:eastAsia="Times New Roman"/>
+          <w:sz w:val="20"/>
+          <w:lang w:val="ro-RO"/>
+        </w:rPr>
+        <w:tab/>
+        <w:t xml:space="preserve">  </w:t>
+      </w:r>
+      <w:r>
+        <w:rPr>
+          <w:rFonts w:eastAsia="Times New Roman"/>
+          <w:sz w:val="20"/>
+          <w:lang w:val="ro-RO"/>
+        </w:rPr>
+        <w:tab/>
+        <w:t xml:space="preserve"> Unicredit Targu Mures  </w:t>
+      </w:r>
+      <w:r>
+        <w:rPr>
+          <w:rFonts w:eastAsia="Times New Roman"/>
+          <w:lang w:val="en-GB"/>
+        </w:rPr>
+        <w:t xml:space="preserve">RO40 BACX 0000 0014 3103 4001   </w:t>
+      </w:r>
+      <w:proofErr w:type="spellStart"/>
+      <w:r>
+        <w:rPr>
+          <w:rFonts w:eastAsia="Times New Roman"/>
+          <w:lang w:val="en-GB"/>
+        </w:rPr>
+        <w:t>ron</w:t>
+      </w:r>
+      <w:proofErr w:type="spellEnd"/>
+    </w:p>
+    <w:p>
+      <w:pPr>
+        <w:rPr>
+          <w:rFonts w:eastAsia="Times New Roman"/>
+          <w:lang w:val="en-GB"/>
+        </w:rPr>
+      </w:pPr>
+      <w:r>
+        <w:rPr>
+          <w:rFonts w:eastAsia="Times New Roman"/>
+          <w:sz w:val="20"/>
+          <w:lang w:val="ro-RO"/>
+        </w:rPr>
+        <w:tab/>
+      </w:r>
+      <w:r>
+        <w:rPr>
+          <w:rFonts w:eastAsia="Times New Roman"/>
+          <w:sz w:val="20"/>
+          <w:lang w:val="ro-RO"/>
+        </w:rPr>
+        <w:tab/>
+      </w:r>
+      <w:r>
+        <w:rPr>
+          <w:rFonts w:eastAsia="Times New Roman"/>
+          <w:sz w:val="20"/>
+          <w:lang w:val="ro-RO"/>
+        </w:rPr>
+        <w:tab/>
+      </w:r>
+      <w:r>
+        <w:rPr>
+          <w:rFonts w:eastAsia="Times New Roman"/>
+          <w:sz w:val="20"/>
+          <w:lang w:val="ro-RO"/>
+        </w:rPr>
+        <w:tab/>
+        <w:t xml:space="preserve">   </w:t>
+      </w:r>
+      <w:r>
+        <w:rPr>
+          <w:rFonts w:eastAsia="Times New Roman"/>
+          <w:sz w:val="20"/>
+          <w:lang w:val="ro-RO"/>
+        </w:rPr>
+        <w:tab/>
+      </w:r>
+    </w:p>
+    <w:p>
+      <w:pPr>
+        <w:ind w:left="5040"/>
+        <w:rPr>
+          <w:rFonts w:eastAsia="Times New Roman"/>
+          <w:lang w:val="ro-RO"/>
+        </w:rPr>
+      </w:pPr>
+      <w:r>
+        <w:rPr>
+          <w:rFonts w:eastAsia="Times New Roman"/>
+          <w:lang w:val="en-GB"/>
+        </w:rPr>
+        <w:t xml:space="preserve">          RO13 BACX 0000 0014 3103 </w:t>
+      </w:r>
+      <w:proofErr w:type="gramStart"/>
+      <w:r>
+        <w:rPr>
+          <w:rFonts w:eastAsia="Times New Roman"/>
+          <w:lang w:val="en-GB"/>
+        </w:rPr>
+        <w:t xml:space="preserve">4002  </w:t>
+      </w:r>
+      <w:proofErr w:type="spellStart"/>
+      <w:r>
+        <w:rPr>
+          <w:rFonts w:eastAsia="Times New Roman"/>
+          <w:lang w:val="en-GB"/>
+        </w:rPr>
+        <w:t>eur</w:t>
+      </w:r>
+      <w:proofErr w:type="spellEnd"/>
+      <w:proofErr w:type="gramEnd"/>
+    </w:p>
+    <w:p>
+      <w:pPr>
+        <w:rPr>
+          <w:rFonts w:eastAsia="Times New Roman"/>
+          <w:lang w:val="ro-RO"/>
+        </w:rPr>
+      </w:pPr>
+      <w:r>
+        <w:rPr>
+          <w:rFonts w:eastAsia="Times New Roman"/>
+          <w:lang w:val="ro-RO"/>
+        </w:rPr>
+        <w:t>____________________</w:t>
+      </w:r>
+      <w:r>
+        <w:rPr>
+          <w:rFonts w:eastAsia="Times New Roman"/>
+          <w:u w:val="single"/>
+          <w:lang w:val="ro-RO"/>
+        </w:rPr>
+        <w:t xml:space="preserve">                                                   </w:t>
+      </w:r>
+      <w:r>
+        <w:rPr>
+          <w:rFonts w:eastAsia="Times New Roman"/>
+          <w:lang w:val="ro-RO"/>
+        </w:rPr>
+        <w:t>___________________________________</w:t>
+      </w:r>
+    </w:p>
+    <w:p>
+      <w:pPr>
+        <w:rPr>
+          <w:rFonts w:eastAsia="Times New Roman"/>
+          <w:sz w:val="20"/>
+          <w:lang w:val="hu-HU"/>
+        </w:rPr>
+      </w:pPr>
+      <w:r>
+        <w:rPr>
+          <w:rFonts w:eastAsia="Times New Roman"/>
+          <w:lang w:val="ro-RO"/>
+        </w:rPr>
+        <w:tab/>
+      </w:r>
+      <w:r>
+        <w:rPr>
+          <w:rFonts w:eastAsia="Times New Roman"/>
+          <w:lang w:val="ro-RO"/>
+        </w:rPr>
+        <w:tab/>
+      </w:r>
+      <w:r>
+        <w:rPr>
+          <w:rFonts w:eastAsia="Times New Roman"/>
+          <w:lang w:val="ro-RO"/>
+        </w:rPr>
+        <w:tab/>
+      </w:r>
+      <w:r>
+        <w:rPr>
+          <w:rFonts w:eastAsia="Times New Roman"/>
+          <w:lang w:val="ro-RO"/>
+        </w:rPr>
+        <w:tab/>
+      </w:r>
+      <w:r>
+        <w:rPr>
+          <w:rFonts w:eastAsia="Times New Roman"/>
+          <w:lang w:val="ro-RO"/>
+        </w:rPr>
+        <w:tab/>
+      </w:r>
+      <w:r>
+        <w:rPr>
+          <w:rFonts w:eastAsia="Times New Roman"/>
+          <w:sz w:val="20"/>
+          <w:lang w:val="ro-RO"/>
+        </w:rPr>
+        <w:tab/>
+      </w:r>
+      <w:r>
+        <w:rPr>
+          <w:rFonts w:eastAsia="Times New Roman"/>
+          <w:sz w:val="20"/>
+          <w:lang w:val="ro-RO"/>
+        </w:rPr>
+        <w:tab/>
+        <w:t xml:space="preserve">Pers. contact:       </w:t>
+      </w:r>
+      <w:r>
+        <w:rPr>
+          <w:rFonts w:eastAsia="Times New Roman"/>
+          <w:sz w:val="20"/>
+          <w:lang w:val="hu-HU"/>
+        </w:rPr>
+        <w:tab/>
+      </w:r>
+      <w:r>
+        <w:rPr>
+          <w:rFonts w:eastAsia="Times New Roman"/>
+          <w:sz w:val="20"/>
+          <w:lang w:val="hu-HU"/>
+        </w:rPr>
+        <w:t>Man Cristina</w:t>
+      </w:r>
+      <w:r>
+        <w:rPr>
+          <w:rFonts w:eastAsia="Times New Roman"/>
+          <w:sz w:val="20"/>
+          <w:lang w:val="hu-HU"/>
+        </w:rPr>
+        <w:tab/>
+        <w:t>0755 055 559</w:t>
+      </w:r>
+    </w:p>
+    <w:p>
+      <w:pPr>
+        <w:rPr>
+          <w:rFonts w:eastAsia="Times New Roman"/>
+          <w:b/>
+          <w:bCs/>
+          <w:sz w:val="20"/>
+          <w:szCs w:val="20"/>
+          <w:lang w:val="hu-HU"/>
+        </w:rPr>
+      </w:pPr>
+      <w:r>
+        <w:rPr>
+          <w:rFonts w:eastAsia="Times New Roman"/>
+          <w:sz w:val="20"/>
+          <w:lang w:val="hu-HU"/>
+        </w:rPr>
+        <w:tab/>
+      </w:r>
+      <w:r>
+        <w:rPr>
+          <w:rFonts w:eastAsia="Times New Roman"/>
+          <w:sz w:val="20"/>
+          <w:lang w:val="hu-HU"/>
+        </w:rPr>
+        <w:tab/>
+      </w:r>
+      <w:r>
+        <w:rPr>
+          <w:rFonts w:eastAsia="Times New Roman"/>
+          <w:sz w:val="20"/>
+          <w:szCs w:val="20"/>
+          <w:lang w:val="hu-HU"/>
+        </w:rPr>
+        <w:tab/>
+      </w:r>
+      <w:r>
+        <w:rPr>
+          <w:rFonts w:eastAsia="Times New Roman"/>
+          <w:sz w:val="20"/>
+          <w:szCs w:val="20"/>
+          <w:lang w:val="hu-HU"/>
+        </w:rPr>
+        <w:tab/>
+      </w:r>
+      <w:r>
+        <w:rPr>
+          <w:rFonts w:eastAsia="Times New Roman"/>
+          <w:sz w:val="20"/>
+          <w:szCs w:val="20"/>
+          <w:lang w:val="hu-HU"/>
+        </w:rPr>
+        <w:tab/>
+      </w:r>
+      <w:r>
+        <w:rPr>
+          <w:rFonts w:eastAsia="Times New Roman"/>
+          <w:sz w:val="20"/>
+          <w:szCs w:val="20"/>
+          <w:lang w:val="hu-HU"/>
+        </w:rPr>
+        <w:tab/>
+      </w:r>
+      <w:r>
+        <w:rPr>
+          <w:rFonts w:eastAsia="Times New Roman"/>
+          <w:sz w:val="20"/>
+          <w:szCs w:val="20"/>
+          <w:lang w:val="hu-HU"/>
+        </w:rPr>
+        <w:tab/>
+      </w:r>
+      <w:r>
+        <w:rPr>
+          <w:rFonts w:eastAsia="Times New Roman"/>
+          <w:sz w:val="20"/>
+          <w:szCs w:val="20"/>
+          <w:lang w:val="hu-HU"/>
+        </w:rPr>
+        <w:tab/>
+      </w:r>
+      <w:r>
+        <w:rPr>
+          <w:rFonts w:eastAsia="Times New Roman"/>
+          <w:sz w:val="20"/>
+          <w:szCs w:val="20"/>
+          <w:lang w:val="hu-HU"/>
+        </w:rPr>
+        <w:tab/>
+      </w:r>
+      <w:r>
+        <w:rPr>
+          <w:rFonts w:eastAsia="Times New Roman"/>
+          <w:sz w:val="20"/>
+          <w:szCs w:val="20"/>
+          <w:lang w:val="hu-HU"/>
+        </w:rPr>
+        <w:tab/>
+      </w:r>
+      <w:r>
+        <w:rPr>
+          <w:rFonts w:eastAsia="Times New Roman"/>
+          <w:sz w:val="20"/>
+          <w:szCs w:val="20"/>
+          <w:lang w:val="hu-HU"/>
+        </w:rPr>
+        <w:tab/>
+      </w:r>
+      <w:r>
+        <w:rPr>
+          <w:rFonts w:eastAsia="Times New Roman"/>
+          <w:sz w:val="20"/>
+          <w:szCs w:val="20"/>
+          <w:lang w:val="hu-HU"/>
+        </w:rPr>
+        <w:tab/>
         <w:t xml:space="preserve"> </w:t>
       </w:r>
     </w:p>
     <w:p>
       <w:pPr>
-        <w:suppressAutoHyphens/>
-        <w:rPr>
-          <w:rFonts w:ascii="Times New Roman" w:eastAsia="Times New Roman" w:hAnsi="Times New Roman" w:cs="Times New Roman"/>
-          <w:sz w:val="20"/>
-          <w:szCs w:val="24"/>
-          <w:lang w:val="en-GB" w:eastAsia="ar-SA" w:bidi="ar-SA"/>
-        </w:rPr>
-      </w:pPr>
-      <w:r>
-        <w:rPr>
-          <w:rFonts w:ascii="Times New Roman" w:eastAsia="Times New Roman" w:hAnsi="Times New Roman" w:cs="Times New Roman"/>
-          <w:sz w:val="20"/>
-          <w:szCs w:val="24"/>
-          <w:lang w:val="en-GB" w:eastAsia="ar-SA" w:bidi="ar-SA"/>
-        </w:rPr>
-        <w:t xml:space="preserve">                                             </w:t>
-        <w:tab/>
-        <w:tab/>
-      </w:r>
-      <w:r>
-        <w:rPr>
-          <w:rFonts w:ascii="Times New Roman" w:eastAsia="Times New Roman" w:hAnsi="Times New Roman" w:cs="Times New Roman"/>
-          <w:b/>
-          <w:bCs/>
-          <w:sz w:val="24"/>
-          <w:szCs w:val="24"/>
-          <w:lang w:val="en-GB" w:eastAsia="ar-SA" w:bidi="ar-SA"/>
-        </w:rPr>
-        <w:t xml:space="preserve">Tel:  0265  316643             Fax: 0265  316643 </w:t>
-      </w:r>
-    </w:p>
-    <w:p>
-      <w:pPr>
-        <w:suppressAutoHyphens/>
-        <w:rPr>
-          <w:rFonts w:ascii="Times New Roman" w:eastAsia="Times New Roman" w:hAnsi="Times New Roman" w:cs="Times New Roman"/>
-          <w:sz w:val="20"/>
-          <w:szCs w:val="24"/>
-          <w:lang w:val="ro-RO" w:eastAsia="ar-SA" w:bidi="ar-SA"/>
-        </w:rPr>
-      </w:pPr>
-      <w:r>
-        <w:rPr>
-          <w:rFonts w:ascii="Times New Roman" w:eastAsia="Times New Roman" w:hAnsi="Times New Roman" w:cs="Times New Roman"/>
-          <w:sz w:val="20"/>
-          <w:szCs w:val="24"/>
-          <w:lang w:val="en-GB" w:eastAsia="ar-SA" w:bidi="ar-SA"/>
-        </w:rPr>
-        <w:t xml:space="preserve">                                                    </w:t>
-        <w:tab/>
-        <w:tab/>
-        <w:t>Cod fiscal: RO 37124873</w:t>
-        <w:tab/>
-        <w:t xml:space="preserve">   </w:t>
-        <w:tab/>
-        <w:t xml:space="preserve">    Nr. </w:t>
-      </w:r>
-      <w:r>
-        <w:rPr>
-          <w:rFonts w:ascii="Times New Roman" w:eastAsia="Times New Roman" w:hAnsi="Times New Roman" w:cs="Times New Roman"/>
-          <w:sz w:val="20"/>
-          <w:szCs w:val="24"/>
-          <w:lang w:val="ro-RO" w:eastAsia="ar-SA" w:bidi="ar-SA"/>
-        </w:rPr>
-        <w:t>înreg. ORC J 26/</w:t>
-      </w:r>
-      <w:r>
-        <w:rPr>
-          <w:rFonts w:ascii="Times New Roman" w:eastAsia="Times New Roman" w:hAnsi="Times New Roman" w:cs="Times New Roman"/>
-          <w:sz w:val="20"/>
-          <w:szCs w:val="24"/>
-          <w:lang w:val="ro-RO" w:eastAsia="ar-SA" w:bidi="ar-SA"/>
-        </w:rPr>
-        <w:t>291/2017</w:t>
-      </w:r>
-    </w:p>
-    <w:p>
-      <w:pPr>
-        <w:suppressAutoHyphens/>
-        <w:rPr>
-          <w:rFonts w:ascii="Times New Roman" w:eastAsia="Times New Roman" w:hAnsi="Times New Roman" w:cs="Times New Roman"/>
-          <w:sz w:val="20"/>
-          <w:szCs w:val="24"/>
-          <w:lang w:val="ro-RO" w:eastAsia="ar-SA" w:bidi="ar-SA"/>
-        </w:rPr>
-      </w:pPr>
-      <w:r>
-        <w:rPr>
-          <w:rFonts w:ascii="Times New Roman" w:eastAsia="Times New Roman" w:hAnsi="Times New Roman" w:cs="Times New Roman"/>
-          <w:sz w:val="20"/>
-          <w:szCs w:val="24"/>
-          <w:lang w:val="ro-RO" w:eastAsia="ar-SA" w:bidi="ar-SA"/>
-        </w:rPr>
-        <w:tab/>
-        <w:tab/>
-        <w:tab/>
-        <w:tab/>
-        <w:t xml:space="preserve">  </w:t>
-        <w:tab/>
-        <w:t xml:space="preserve"> Unicredit Targu Mures  </w:t>
-      </w:r>
-      <w:r>
-        <w:rPr>
-          <w:rFonts w:ascii="Times New Roman" w:eastAsia="Times New Roman" w:hAnsi="Times New Roman" w:cs="Times New Roman"/>
-          <w:sz w:val="24"/>
-          <w:szCs w:val="24"/>
-          <w:lang w:val="en-GB" w:eastAsia="ar-SA" w:bidi="ar-SA"/>
-        </w:rPr>
-        <w:t>RO40 BACX 0000 0014 3103 4001   ron</w:t>
-      </w:r>
-    </w:p>
-    <w:p>
-      <w:pPr>
-        <w:suppressAutoHyphens/>
-        <w:rPr>
-          <w:rFonts w:ascii="Times New Roman" w:eastAsia="Times New Roman" w:hAnsi="Times New Roman" w:cs="Times New Roman"/>
-          <w:sz w:val="24"/>
-          <w:szCs w:val="24"/>
-          <w:lang w:val="en-GB" w:eastAsia="ar-SA" w:bidi="ar-SA"/>
-        </w:rPr>
-      </w:pPr>
-      <w:r>
-        <w:rPr>
-          <w:rFonts w:ascii="Times New Roman" w:eastAsia="Times New Roman" w:hAnsi="Times New Roman" w:cs="Times New Roman"/>
-          <w:sz w:val="20"/>
-          <w:szCs w:val="24"/>
-          <w:lang w:val="ro-RO" w:eastAsia="ar-SA" w:bidi="ar-SA"/>
-        </w:rPr>
-        <w:tab/>
-        <w:tab/>
-        <w:tab/>
-        <w:tab/>
-        <w:t xml:space="preserve">   </w:t>
-        <w:tab/>
-      </w:r>
-    </w:p>
-    <w:p>
-      <w:pPr>
-        <w:suppressAutoHyphens/>
-        <w:ind w:left="5040"/>
-        <w:rPr>
-          <w:rFonts w:ascii="Times New Roman" w:eastAsia="Times New Roman" w:hAnsi="Times New Roman" w:cs="Times New Roman"/>
-          <w:sz w:val="24"/>
-          <w:szCs w:val="24"/>
-          <w:lang w:val="ro-RO" w:eastAsia="ar-SA" w:bidi="ar-SA"/>
-        </w:rPr>
-      </w:pPr>
-      <w:r>
-        <w:rPr>
-          <w:rFonts w:ascii="Times New Roman" w:eastAsia="Times New Roman" w:hAnsi="Times New Roman" w:cs="Times New Roman"/>
-          <w:sz w:val="24"/>
-          <w:szCs w:val="24"/>
-          <w:lang w:val="en-GB" w:eastAsia="ar-SA" w:bidi="ar-SA"/>
-        </w:rPr>
-        <w:t xml:space="preserve">          RO13 BACX 0000 0014 3103 4002  eur</w:t>
-      </w:r>
-    </w:p>
-    <w:p>
-      <w:pPr>
-        <w:suppressAutoHyphens/>
-        <w:rPr>
-          <w:rFonts w:ascii="Times New Roman" w:eastAsia="Times New Roman" w:hAnsi="Times New Roman" w:cs="Times New Roman"/>
-          <w:sz w:val="24"/>
-          <w:szCs w:val="24"/>
-          <w:lang w:val="ro-RO" w:eastAsia="ar-SA" w:bidi="ar-SA"/>
-        </w:rPr>
-      </w:pPr>
-      <w:r>
-        <w:rPr>
-          <w:rFonts w:ascii="Times New Roman" w:eastAsia="Times New Roman" w:hAnsi="Times New Roman" w:cs="Times New Roman"/>
-          <w:sz w:val="24"/>
-          <w:szCs w:val="24"/>
-          <w:lang w:val="ro-RO" w:eastAsia="ar-SA" w:bidi="ar-SA"/>
-        </w:rPr>
-        <w:t>____________________</w:t>
-      </w:r>
-      <w:r>
-        <w:rPr>
-          <w:rFonts w:ascii="Times New Roman" w:eastAsia="Times New Roman" w:hAnsi="Times New Roman" w:cs="Times New Roman"/>
-          <w:sz w:val="24"/>
-          <w:szCs w:val="24"/>
-          <w:u w:val="single"/>
-          <w:lang w:val="ro-RO" w:eastAsia="ar-SA" w:bidi="ar-SA"/>
-        </w:rPr>
-        <w:t>e</w:t>
-      </w:r>
-      <w:r>
-        <w:rPr>
-          <w:rFonts w:ascii="Times New Roman" w:eastAsia="Times New Roman" w:hAnsi="Times New Roman" w:cs="Times New Roman"/>
-          <w:sz w:val="24"/>
-          <w:szCs w:val="24"/>
-          <w:lang w:val="ro-RO" w:eastAsia="ar-SA" w:bidi="ar-SA"/>
-        </w:rPr>
-        <w:t>________________________________________</w:t>
-      </w:r>
-    </w:p>
-    <w:p>
-      <w:pPr>
-        <w:suppressAutoHyphens/>
-        <w:rPr>
-          <w:rFonts w:ascii="Times New Roman" w:eastAsia="Times New Roman" w:hAnsi="Times New Roman" w:cs="Times New Roman"/>
-          <w:sz w:val="20"/>
-          <w:szCs w:val="24"/>
-          <w:lang w:val="hu-HU" w:eastAsia="ar-SA" w:bidi="ar-SA"/>
-        </w:rPr>
-      </w:pPr>
-      <w:r>
-        <w:rPr>
-          <w:rFonts w:ascii="Times New Roman" w:eastAsia="Times New Roman" w:hAnsi="Times New Roman" w:cs="Times New Roman"/>
-          <w:sz w:val="24"/>
-          <w:szCs w:val="24"/>
-          <w:lang w:val="ro-RO" w:eastAsia="ar-SA" w:bidi="ar-SA"/>
-        </w:rPr>
-        <w:tab/>
-        <w:tab/>
-        <w:tab/>
-        <w:tab/>
-        <w:tab/>
-      </w:r>
-      <w:r>
-        <w:rPr>
-          <w:rFonts w:ascii="Times New Roman" w:eastAsia="Times New Roman" w:hAnsi="Times New Roman" w:cs="Times New Roman"/>
-          <w:sz w:val="20"/>
-          <w:szCs w:val="24"/>
-          <w:lang w:val="ro-RO" w:eastAsia="ar-SA" w:bidi="ar-SA"/>
-        </w:rPr>
-        <w:tab/>
-        <w:tab/>
-        <w:t xml:space="preserve">Pers. contact:       </w:t>
-      </w:r>
-      <w:r>
-        <w:rPr>
-          <w:rFonts w:ascii="Times New Roman" w:eastAsia="Times New Roman" w:hAnsi="Times New Roman" w:cs="Times New Roman"/>
-          <w:sz w:val="20"/>
-          <w:szCs w:val="24"/>
-          <w:lang w:val="hu-HU" w:eastAsia="ar-SA" w:bidi="ar-SA"/>
-        </w:rPr>
-        <w:tab/>
-      </w:r>
-      <w:r>
-        <w:rPr>
-          <w:rFonts w:ascii="Times New Roman" w:eastAsia="Times New Roman" w:hAnsi="Times New Roman" w:cs="Times New Roman"/>
-          <w:sz w:val="20"/>
-          <w:szCs w:val="24"/>
-          <w:lang w:val="hu-HU" w:eastAsia="ar-SA" w:bidi="ar-SA"/>
-        </w:rPr>
-        <w:t>Man Cristina</w:t>
-      </w:r>
-      <w:r>
-        <w:rPr>
-          <w:rFonts w:ascii="Times New Roman" w:eastAsia="Times New Roman" w:hAnsi="Times New Roman" w:cs="Times New Roman"/>
-          <w:sz w:val="20"/>
-          <w:szCs w:val="24"/>
-          <w:lang w:val="hu-HU" w:eastAsia="ar-SA" w:bidi="ar-SA"/>
-        </w:rPr>
-        <w:tab/>
-        <w:t>0755 055 559</w:t>
-      </w:r>
-    </w:p>
-    <w:p>
-      <w:pPr>
-        <w:suppressAutoHyphens/>
-        <w:rPr>
-          <w:rFonts w:ascii="Times New Roman" w:eastAsia="Times New Roman" w:hAnsi="Times New Roman" w:cs="Times New Roman"/>
-          <w:b/>
-          <w:bCs/>
-          <w:sz w:val="20"/>
-          <w:szCs w:val="20"/>
-          <w:lang w:val="hu-HU" w:eastAsia="ar-SA" w:bidi="ar-SA"/>
-        </w:rPr>
-      </w:pPr>
-      <w:r>
-        <w:rPr>
-          <w:rFonts w:ascii="Times New Roman" w:eastAsia="Times New Roman" w:hAnsi="Times New Roman" w:cs="Times New Roman"/>
-          <w:sz w:val="20"/>
-          <w:szCs w:val="24"/>
-          <w:lang w:val="hu-HU" w:eastAsia="ar-SA" w:bidi="ar-SA"/>
-        </w:rPr>
-        <w:tab/>
-        <w:tab/>
-      </w:r>
-      <w:r>
-        <w:rPr>
-          <w:rFonts w:ascii="Times New Roman" w:eastAsia="Times New Roman" w:hAnsi="Times New Roman" w:cs="Times New Roman"/>
-          <w:sz w:val="20"/>
-          <w:szCs w:val="20"/>
-          <w:lang w:val="hu-HU" w:eastAsia="ar-SA" w:bidi="ar-SA"/>
-        </w:rPr>
-        <w:tab/>
-        <w:tab/>
-        <w:tab/>
-        <w:tab/>
-        <w:tab/>
-        <w:tab/>
-        <w:tab/>
-        <w:tab/>
-        <w:tab/>
-        <w:tab/>
-        <w:t xml:space="preserve"> </w:t>
-      </w:r>
-    </w:p>
-    <w:p>
-      <w:pPr>
-        <w:suppressAutoHyphens/>
-        <w:rPr>
-          <w:rFonts w:ascii="Times New Roman" w:eastAsia="Times New Roman" w:hAnsi="Times New Roman" w:cs="Times New Roman"/>
+        <w:rPr>
+          <w:rFonts w:eastAsia="Times New Roman"/>
           <w:b/>
           <w:bCs/>
           <w:color w:val="FF0000"/>
           <w:sz w:val="20"/>
           <w:szCs w:val="20"/>
-          <w:lang w:val="ro-RO" w:eastAsia="ar-SA" w:bidi="ar-SA"/>
-        </w:rPr>
-      </w:pPr>
-      <w:r>
-        <w:rPr>
-          <w:rFonts w:ascii="Times New Roman" w:eastAsia="Times New Roman" w:hAnsi="Times New Roman" w:cs="Times New Roman"/>
-          <w:b/>
-          <w:bCs/>
-          <w:sz w:val="20"/>
-          <w:szCs w:val="20"/>
-          <w:lang w:val="hu-HU" w:eastAsia="ar-SA" w:bidi="ar-SA"/>
+          <w:lang w:val="ro-RO"/>
+        </w:rPr>
+      </w:pPr>
+      <w:r>
+        <w:rPr>
+          <w:rFonts w:eastAsia="Times New Roman"/>
+          <w:b/>
+          <w:bCs/>
+          <w:sz w:val="20"/>
+          <w:szCs w:val="20"/>
+          <w:lang w:val="hu-HU"/>
         </w:rPr>
         <w:t>Contract</w:t>
       </w:r>
       <w:r>
         <w:rPr>
-          <w:rFonts w:ascii="Times New Roman" w:eastAsia="Times New Roman" w:hAnsi="Times New Roman" w:cs="Times New Roman"/>
-          <w:b/>
-          <w:bCs/>
-          <w:sz w:val="20"/>
-          <w:szCs w:val="20"/>
-          <w:lang w:val="ro-RO" w:eastAsia="ar-SA" w:bidi="ar-SA"/>
+          <w:rFonts w:eastAsia="Times New Roman"/>
+          <w:b/>
+          <w:bCs/>
+          <w:sz w:val="20"/>
+          <w:szCs w:val="20"/>
+          <w:lang w:val="ro-RO"/>
         </w:rPr>
         <w:t xml:space="preserve"> de transport nr</w:t>
       </w:r>
       <w:r>
         <w:rPr>
-          <w:rFonts w:ascii="Times New Roman" w:eastAsia="Times New Roman" w:hAnsi="Times New Roman" w:cs="Times New Roman"/>
+          <w:rFonts w:eastAsia="Times New Roman"/>
           <w:b/>
           <w:bCs/>
           <w:color w:val="FF0000"/>
           <w:sz w:val="20"/>
           <w:szCs w:val="20"/>
-          <w:lang w:val="ro-RO" w:eastAsia="ar-SA" w:bidi="ar-SA"/>
+          <w:lang w:val="ro-RO"/>
         </w:rPr>
         <w:t xml:space="preserve">. Tank </w:t>
       </w:r>
     </w:p>
     <w:p>
       <w:pPr>
-        <w:suppressAutoHyphens/>
         <w:ind w:left="5760" w:firstLine="720"/>
         <w:rPr>
-          <w:rFonts w:ascii="Times New Roman" w:eastAsia="Times New Roman" w:hAnsi="Times New Roman" w:cs="Times New Roman"/>
-          <w:sz w:val="20"/>
-          <w:szCs w:val="20"/>
-          <w:lang w:val="ro-RO" w:eastAsia="ar-SA" w:bidi="ar-SA"/>
-        </w:rPr>
-      </w:pPr>
-      <w:r>
-        <w:rPr>
-          <w:rFonts w:ascii="Times New Roman" w:eastAsia="Times New Roman" w:hAnsi="Times New Roman" w:cs="Times New Roman"/>
-          <w:sz w:val="20"/>
-          <w:szCs w:val="20"/>
-          <w:lang w:val="ro-RO" w:eastAsia="ar-SA" w:bidi="ar-SA"/>
+          <w:rFonts w:eastAsia="Times New Roman"/>
+          <w:sz w:val="20"/>
+          <w:szCs w:val="20"/>
+          <w:lang w:val="ro-RO"/>
+        </w:rPr>
+      </w:pPr>
+      <w:r>
+        <w:rPr>
+          <w:rFonts w:eastAsia="Times New Roman"/>
+          <w:sz w:val="20"/>
+          <w:szCs w:val="20"/>
+          <w:lang w:val="ro-RO"/>
         </w:rPr>
         <w:t>(Vă rugăm menţionaţi nr.  pe factură)</w:t>
       </w:r>
     </w:p>
     <w:p>
       <w:pPr>
-        <w:suppressAutoHyphens/>
-        <w:rPr>
-          <w:rFonts w:ascii="Times New Roman" w:eastAsia="Times New Roman" w:hAnsi="Times New Roman" w:cs="Times New Roman"/>
-          <w:sz w:val="20"/>
-          <w:szCs w:val="20"/>
-          <w:lang w:val="ro-RO" w:eastAsia="ar-SA" w:bidi="ar-SA"/>
+        <w:rPr>
+          <w:rFonts w:eastAsia="Times New Roman"/>
+          <w:sz w:val="20"/>
+          <w:szCs w:val="20"/>
+          <w:lang w:val="ro-RO"/>
         </w:rPr>
       </w:pPr>
     </w:p>
     <w:p>
       <w:pPr>
         <w:pStyle w:val="Heading1"/>
-        <w:keepNext/>
-        <w:numPr>
-          <w:ilvl w:val="0"/>
-          <w:numId w:val="3"/>
-        </w:numPr>
-        <w:tabs>
-          <w:tab w:val="num" w:pos="432"/>
-        </w:tabs>
-        <w:suppressAutoHyphens/>
-        <w:ind w:left="1440" w:hanging="432"/>
-        <w:rPr>
-          <w:rFonts w:ascii="Times New Roman" w:eastAsia="Times New Roman" w:hAnsi="Times New Roman" w:cs="Times New Roman"/>
-          <w:b/>
-          <w:bCs/>
-          <w:sz w:val="20"/>
-          <w:szCs w:val="20"/>
-          <w:lang w:val="ro-RO" w:eastAsia="ar-SA" w:bidi="ar-SA"/>
-        </w:rPr>
-      </w:pPr>
-      <w:r>
-        <w:rPr>
-          <w:rFonts w:ascii="Times New Roman" w:eastAsia="Times New Roman" w:hAnsi="Times New Roman" w:cs="Times New Roman"/>
-          <w:b/>
-          <w:bCs/>
-          <w:sz w:val="20"/>
-          <w:szCs w:val="20"/>
-          <w:lang w:val="ro-RO" w:eastAsia="ar-SA" w:bidi="ar-SA"/>
+        <w:ind w:left="1440"/>
+        <w:rPr>
+          <w:sz w:val="20"/>
+          <w:szCs w:val="20"/>
+        </w:rPr>
+      </w:pPr>
+      <w:r>
+        <w:rPr>
+          <w:sz w:val="20"/>
+          <w:szCs w:val="20"/>
         </w:rPr>
         <w:t xml:space="preserve">Catre: </w:t>
       </w:r>
     </w:p>
     <w:tbl>
       <w:tblPr>
-        <w:tblStyle w:val="TableNormal"/>
         <w:tblW w:w="10329" w:type="dxa"/>
         <w:tblInd w:w="-5" w:type="dxa"/>
         <w:tblLayout w:type="fixed"/>
-        <w:tblLook w:val="0000"/>
+        <w:tblLook w:val="0000" w:firstRow="0" w:lastRow="0" w:firstColumn="0" w:lastColumn="0" w:noHBand="0" w:noVBand="0"/>
       </w:tblPr>
       <w:tblGrid>
         <w:gridCol w:w="5328"/>
         <w:gridCol w:w="5001"/>
       </w:tblGrid>
       <w:tr>
-        <w:tblPrEx>
-          <w:tblW w:w="10329" w:type="dxa"/>
-          <w:tblInd w:w="-5" w:type="dxa"/>
-          <w:tblLayout w:type="fixed"/>
-          <w:tblLook w:val="0000"/>
-        </w:tblPrEx>
         <w:tc>
           <w:tcPr>
             <w:tcW w:w="5328" w:type="dxa"/>
@@ -1375,65 +1612,64 @@
           </w:tcPr>
           <w:p>
             <w:pPr>
-              <w:suppressAutoHyphens/>
               <w:rPr>
-                <w:rFonts w:ascii="Times New Roman" w:eastAsia="Times New Roman" w:hAnsi="Times New Roman" w:cs="Times New Roman"/>
+                <w:rFonts w:eastAsia="Times New Roman"/>
                 <w:sz w:val="20"/>
                 <w:szCs w:val="20"/>
-                <w:lang w:val="ro-RO" w:eastAsia="ar-SA" w:bidi="ar-SA"/>
+                <w:lang w:val="ro-RO"/>
               </w:rPr>
             </w:pPr>
             <w:r>
               <w:rPr>
-                <w:rFonts w:ascii="Times New Roman" w:eastAsia="Times New Roman" w:hAnsi="Times New Roman" w:cs="Times New Roman"/>
+                <w:rFonts w:eastAsia="Times New Roman"/>
                 <w:sz w:val="20"/>
                 <w:szCs w:val="20"/>
-                <w:lang w:val="ro-RO" w:eastAsia="ar-SA" w:bidi="ar-SA"/>
+                <w:lang w:val="ro-RO"/>
               </w:rPr>
               <w:t xml:space="preserve">Data de încărcare: </w:t>
             </w:r>
             <w:r>
               <w:rPr>
-                <w:rFonts w:ascii="Times New Roman" w:eastAsia="Times New Roman" w:hAnsi="Times New Roman" w:cs="Times New Roman"/>
+                <w:rFonts w:eastAsia="Times New Roman"/>
                 <w:b/>
                 <w:bCs/>
                 <w:color w:val="FF0000"/>
                 <w:sz w:val="20"/>
                 <w:szCs w:val="20"/>
-                <w:lang w:val="ro-RO" w:eastAsia="ar-SA" w:bidi="ar-SA"/>
+                <w:lang w:val="ro-RO"/>
               </w:rPr>
               <w:t>2</w:t>
             </w:r>
             <w:r>
               <w:rPr>
-                <w:rFonts w:ascii="Times New Roman" w:eastAsia="Times New Roman" w:hAnsi="Times New Roman" w:cs="Times New Roman"/>
+                <w:rFonts w:eastAsia="Times New Roman"/>
                 <w:b/>
                 <w:bCs/>
                 <w:color w:val="FF0000"/>
                 <w:sz w:val="20"/>
                 <w:szCs w:val="20"/>
-                <w:lang w:val="ro-RO" w:eastAsia="ar-SA" w:bidi="ar-SA"/>
+                <w:lang w:val="ro-RO"/>
               </w:rPr>
               <w:t>1</w:t>
             </w:r>
             <w:r>
               <w:rPr>
-                <w:rFonts w:ascii="Times New Roman" w:eastAsia="Times New Roman" w:hAnsi="Times New Roman" w:cs="Times New Roman"/>
+                <w:rFonts w:eastAsia="Times New Roman"/>
                 <w:b/>
                 <w:bCs/>
                 <w:color w:val="FF0000"/>
                 <w:sz w:val="20"/>
                 <w:szCs w:val="20"/>
-                <w:lang w:val="ro-RO" w:eastAsia="ar-SA" w:bidi="ar-SA"/>
+                <w:lang w:val="ro-RO"/>
               </w:rPr>
               <w:t>,11,2023</w:t>
             </w:r>
             <w:r>
               <w:rPr>
-                <w:rFonts w:ascii="Times New Roman" w:eastAsia="Times New Roman" w:hAnsi="Times New Roman" w:cs="Times New Roman"/>
+                <w:rFonts w:eastAsia="Times New Roman"/>
                 <w:sz w:val="20"/>
                 <w:szCs w:val="20"/>
-                <w:lang w:val="ro-RO" w:eastAsia="ar-SA" w:bidi="ar-SA"/>
+                <w:lang w:val="ro-RO"/>
               </w:rPr>
               <w:t xml:space="preserve"> </w:t>
             </w:r>
@@ -1451,80 +1687,72 @@
           </w:tcPr>
           <w:p>
             <w:pPr>
-              <w:suppressAutoHyphens/>
               <w:rPr>
-                <w:rFonts w:ascii="Times New Roman" w:eastAsia="Times New Roman" w:hAnsi="Times New Roman" w:cs="Times New Roman"/>
+                <w:rFonts w:eastAsia="Times New Roman"/>
                 <w:sz w:val="20"/>
                 <w:szCs w:val="20"/>
-                <w:lang w:val="ro-RO" w:eastAsia="ar-SA" w:bidi="ar-SA"/>
+                <w:lang w:val="ro-RO"/>
               </w:rPr>
             </w:pPr>
             <w:r>
               <w:rPr>
-                <w:rFonts w:ascii="Times New Roman" w:eastAsia="Times New Roman" w:hAnsi="Times New Roman" w:cs="Times New Roman"/>
+                <w:rFonts w:eastAsia="Times New Roman"/>
                 <w:sz w:val="20"/>
                 <w:szCs w:val="20"/>
-                <w:lang w:val="ro-RO" w:eastAsia="ar-SA" w:bidi="ar-SA"/>
+                <w:lang w:val="ro-RO"/>
               </w:rPr>
               <w:t xml:space="preserve">Data de descărcare: </w:t>
             </w:r>
             <w:r>
               <w:rPr>
-                <w:rFonts w:ascii="Times New Roman" w:eastAsia="Times New Roman" w:hAnsi="Times New Roman" w:cs="Times New Roman"/>
+                <w:rFonts w:eastAsia="Times New Roman"/>
                 <w:b/>
                 <w:bCs/>
                 <w:color w:val="FF0000"/>
                 <w:sz w:val="20"/>
                 <w:szCs w:val="20"/>
-                <w:lang w:val="ro-RO" w:eastAsia="ar-SA" w:bidi="ar-SA"/>
+                <w:lang w:val="ro-RO"/>
               </w:rPr>
               <w:t>2</w:t>
             </w:r>
             <w:r>
               <w:rPr>
-                <w:rFonts w:ascii="Times New Roman" w:eastAsia="Times New Roman" w:hAnsi="Times New Roman" w:cs="Times New Roman"/>
+                <w:rFonts w:eastAsia="Times New Roman"/>
                 <w:b/>
                 <w:bCs/>
                 <w:color w:val="FF0000"/>
                 <w:sz w:val="20"/>
                 <w:szCs w:val="20"/>
-                <w:lang w:val="ro-RO" w:eastAsia="ar-SA" w:bidi="ar-SA"/>
+                <w:lang w:val="ro-RO"/>
               </w:rPr>
               <w:t>4</w:t>
             </w:r>
             <w:r>
               <w:rPr>
-                <w:rFonts w:ascii="Times New Roman" w:eastAsia="Times New Roman" w:hAnsi="Times New Roman" w:cs="Times New Roman"/>
+                <w:rFonts w:eastAsia="Times New Roman"/>
                 <w:b/>
                 <w:bCs/>
                 <w:color w:val="FF0000"/>
                 <w:sz w:val="20"/>
                 <w:szCs w:val="20"/>
-                <w:lang w:val="ro-RO" w:eastAsia="ar-SA" w:bidi="ar-SA"/>
+                <w:lang w:val="ro-RO"/>
               </w:rPr>
               <w:t>,11,2023</w:t>
             </w:r>
           </w:p>
           <w:p>
             <w:pPr>
-              <w:suppressAutoHyphens/>
               <w:rPr>
-                <w:rFonts w:ascii="Times New Roman" w:eastAsia="Times New Roman" w:hAnsi="Times New Roman" w:cs="Times New Roman"/>
+                <w:rFonts w:eastAsia="Times New Roman"/>
                 <w:sz w:val="20"/>
                 <w:szCs w:val="20"/>
-                <w:lang w:val="ro-RO" w:eastAsia="ar-SA" w:bidi="ar-SA"/>
+                <w:lang w:val="ro-RO"/>
               </w:rPr>
             </w:pPr>
           </w:p>
         </w:tc>
       </w:tr>
       <w:tr>
-        <w:tblPrEx>
-          <w:tblW w:w="10329" w:type="dxa"/>
-          <w:tblInd w:w="-5" w:type="dxa"/>
-          <w:tblLayout w:type="fixed"/>
-          <w:tblLook w:val="0000"/>
-        </w:tblPrEx>
         <w:tc>
           <w:tcPr>
             <w:tcW w:w="5328" w:type="dxa"/>
@@ -1538,27 +1766,55 @@
             <w:pPr>
               <w:suppressAutoHyphens w:val="0"/>
               <w:rPr>
-                <w:rFonts w:ascii="Times New Roman" w:eastAsia="Times New Roman" w:hAnsi="Times New Roman" w:cs="Times New Roman"/>
+                <w:rFonts w:eastAsia="Times New Roman"/>
                 <w:b/>
                 <w:bCs/>
                 <w:color w:val="FF0000"/>
                 <w:sz w:val="20"/>
                 <w:szCs w:val="20"/>
-                <w:lang w:val="en-GB" w:eastAsia="ar-SA" w:bidi="ar-SA"/>
+                <w:lang w:val="en-GB"/>
               </w:rPr>
             </w:pPr>
+            <w:proofErr w:type="spellStart"/>
             <w:r>
               <w:rPr>
-                <w:rFonts w:ascii="Times New Roman" w:eastAsia="Times New Roman" w:hAnsi="Times New Roman" w:cs="Times New Roman"/>
+                <w:rFonts w:eastAsia="Times New Roman"/>
                 <w:b/>
                 <w:bCs/>
                 <w:color w:val="FF0000"/>
                 <w:sz w:val="20"/>
                 <w:szCs w:val="20"/>
-                <w:lang w:val="en-GB" w:eastAsia="ar-SA" w:bidi="ar-SA"/>
+                <w:lang w:val="en-GB"/>
               </w:rPr>
-              <w:t>Adresa de incarcare</w:t>
+              <w:t>Adresa</w:t>
             </w:r>
+            <w:proofErr w:type="spellEnd"/>
+            <w:r>
+              <w:rPr>
+                <w:rFonts w:eastAsia="Times New Roman"/>
+                <w:b/>
+                <w:bCs/>
+                <w:color w:val="FF0000"/>
+                <w:sz w:val="20"/>
+                <w:szCs w:val="20"/>
+                <w:lang w:val="en-GB"/>
+              </w:rPr>
+              <w:t xml:space="preserve"> de </w:t>
+            </w:r>
+            <w:proofErr w:type="spellStart"/>
+            <w:r>
+              <w:rPr>
+                <w:rFonts w:eastAsia="Times New Roman"/>
+                <w:b/>
+                <w:bCs/>
+                <w:color w:val="FF0000"/>
+                <w:sz w:val="20"/>
+                <w:szCs w:val="20"/>
+                <w:lang w:val="en-GB"/>
+              </w:rPr>
+              <w:t>incarcare</w:t>
+            </w:r>
+            <w:proofErr w:type="spellEnd"/>
           </w:p>
         </w:tc>
         <w:tc>
@@ -1573,83 +1829,100 @@
           </w:tcPr>
           <w:p>
             <w:pPr>
-              <w:suppressAutoHyphens/>
               <w:rPr>
-                <w:rFonts w:ascii="Times New Roman" w:eastAsia="Times New Roman" w:hAnsi="Times New Roman" w:cs="Times New Roman"/>
+                <w:rFonts w:eastAsia="Times New Roman"/>
                 <w:b/>
                 <w:bCs/>
                 <w:color w:val="FF0000"/>
                 <w:sz w:val="20"/>
                 <w:szCs w:val="20"/>
-                <w:lang w:val="en-GB" w:eastAsia="ar-SA" w:bidi="ar-SA"/>
+                <w:lang w:val="en-GB"/>
               </w:rPr>
             </w:pPr>
+            <w:proofErr w:type="spellStart"/>
             <w:r>
               <w:rPr>
-                <w:rFonts w:ascii="Times New Roman" w:eastAsia="Times New Roman" w:hAnsi="Times New Roman" w:cs="Times New Roman"/>
+                <w:rFonts w:eastAsia="Times New Roman"/>
                 <w:b/>
                 <w:bCs/>
                 <w:color w:val="FF0000"/>
                 <w:sz w:val="20"/>
                 <w:szCs w:val="20"/>
-                <w:lang w:val="en-GB" w:eastAsia="ar-SA" w:bidi="ar-SA"/>
+                <w:lang w:val="en-GB"/>
               </w:rPr>
-              <w:t>Adresa de descarcare</w:t>
+              <w:t>Adresa</w:t>
             </w:r>
+            <w:proofErr w:type="spellEnd"/>
+            <w:r>
+              <w:rPr>
+                <w:rFonts w:eastAsia="Times New Roman"/>
+                <w:b/>
+                <w:bCs/>
+                <w:color w:val="FF0000"/>
+                <w:sz w:val="20"/>
+                <w:szCs w:val="20"/>
+                <w:lang w:val="en-GB"/>
+              </w:rPr>
+              <w:t xml:space="preserve"> de </w:t>
+            </w:r>
+            <w:proofErr w:type="spellStart"/>
+            <w:r>
+              <w:rPr>
+                <w:rFonts w:eastAsia="Times New Roman"/>
+                <w:b/>
+                <w:bCs/>
+                <w:color w:val="FF0000"/>
+                <w:sz w:val="20"/>
+                <w:szCs w:val="20"/>
+                <w:lang w:val="en-GB"/>
+              </w:rPr>
+              <w:t>descarcare</w:t>
+            </w:r>
+            <w:proofErr w:type="spellEnd"/>
           </w:p>
           <w:p>
             <w:pPr>
-              <w:suppressAutoHyphens/>
               <w:rPr>
-                <w:rFonts w:ascii="Times New Roman" w:eastAsia="Times New Roman" w:hAnsi="Times New Roman" w:cs="Times New Roman"/>
+                <w:rFonts w:eastAsia="Times New Roman"/>
                 <w:sz w:val="20"/>
                 <w:szCs w:val="20"/>
-                <w:lang w:val="en-GB" w:eastAsia="ar-SA" w:bidi="ar-SA"/>
+                <w:lang w:val="en-GB"/>
               </w:rPr>
             </w:pPr>
           </w:p>
           <w:p>
             <w:pPr>
-              <w:suppressAutoHyphens/>
               <w:rPr>
-                <w:rFonts w:ascii="Times New Roman" w:eastAsia="Times New Roman" w:hAnsi="Times New Roman" w:cs="Times New Roman"/>
+                <w:rFonts w:eastAsia="Times New Roman"/>
                 <w:sz w:val="20"/>
                 <w:szCs w:val="20"/>
-                <w:lang w:val="en-GB" w:eastAsia="ar-SA" w:bidi="ar-SA"/>
+                <w:lang w:val="en-GB"/>
               </w:rPr>
             </w:pPr>
           </w:p>
           <w:p>
             <w:pPr>
-              <w:suppressAutoHyphens/>
               <w:rPr>
-                <w:rFonts w:ascii="Times New Roman" w:eastAsia="Times New Roman" w:hAnsi="Times New Roman" w:cs="Times New Roman"/>
+                <w:rFonts w:eastAsia="Times New Roman"/>
                 <w:sz w:val="20"/>
                 <w:szCs w:val="20"/>
-                <w:lang w:val="en-GB" w:eastAsia="ar-SA" w:bidi="ar-SA"/>
+                <w:lang w:val="en-GB"/>
               </w:rPr>
             </w:pPr>
           </w:p>
           <w:p>
             <w:pPr>
-              <w:suppressAutoHyphens/>
               <w:rPr>
-                <w:rFonts w:ascii="Times New Roman" w:eastAsia="Times New Roman" w:hAnsi="Times New Roman" w:cs="Times New Roman"/>
+                <w:rFonts w:eastAsia="Times New Roman"/>
                 <w:sz w:val="20"/>
                 <w:szCs w:val="20"/>
-                <w:lang w:val="en-GB" w:eastAsia="ar-SA" w:bidi="ar-SA"/>
+                <w:lang w:val="en-GB"/>
               </w:rPr>
             </w:pPr>
           </w:p>
         </w:tc>
       </w:tr>
       <w:tr>
-        <w:tblPrEx>
-          <w:tblW w:w="10329" w:type="dxa"/>
-          <w:tblInd w:w="-5" w:type="dxa"/>
-          <w:tblLayout w:type="fixed"/>
-          <w:tblLook w:val="0000"/>
-        </w:tblPrEx>
         <w:tc>
           <w:tcPr>
             <w:tcW w:w="5328" w:type="dxa"/>
@@ -1661,24 +1934,23 @@
           </w:tcPr>
           <w:p>
             <w:pPr>
-              <w:suppressAutoHyphens/>
               <w:rPr>
-                <w:rFonts w:ascii="Times New Roman" w:eastAsia="Times New Roman" w:hAnsi="Times New Roman" w:cs="Times New Roman"/>
+                <w:rFonts w:eastAsia="Times New Roman"/>
                 <w:b/>
                 <w:color w:val="FF0000"/>
                 <w:sz w:val="20"/>
                 <w:szCs w:val="20"/>
-                <w:lang w:val="ro-RO" w:eastAsia="ar-SA" w:bidi="ar-SA"/>
+                <w:lang w:val="ro-RO"/>
               </w:rPr>
             </w:pPr>
             <w:r>
               <w:rPr>
-                <w:rFonts w:ascii="Times New Roman" w:eastAsia="Times New Roman" w:hAnsi="Times New Roman" w:cs="Times New Roman"/>
+                <w:rFonts w:eastAsia="Times New Roman"/>
                 <w:b/>
                 <w:color w:val="FF0000"/>
                 <w:sz w:val="20"/>
                 <w:szCs w:val="20"/>
-                <w:lang w:val="ro-RO" w:eastAsia="ar-SA" w:bidi="ar-SA"/>
+                <w:lang w:val="ro-RO"/>
               </w:rPr>
               <w:t xml:space="preserve">Descriere marfa: </w:t>
             </w:r>
@@ -1696,20 +1968,19 @@
           </w:tcPr>
           <w:p>
             <w:pPr>
-              <w:suppressAutoHyphens/>
               <w:rPr>
-                <w:rFonts w:ascii="Times New Roman" w:eastAsia="Times New Roman" w:hAnsi="Times New Roman" w:cs="Times New Roman"/>
+                <w:rFonts w:eastAsia="Times New Roman"/>
                 <w:sz w:val="20"/>
                 <w:szCs w:val="20"/>
-                <w:lang w:val="en-GB" w:eastAsia="ar-SA" w:bidi="ar-SA"/>
+                <w:lang w:val="en-GB"/>
               </w:rPr>
             </w:pPr>
             <w:r>
               <w:rPr>
-                <w:rFonts w:ascii="Times New Roman" w:eastAsia="Times New Roman" w:hAnsi="Times New Roman" w:cs="Times New Roman"/>
+                <w:rFonts w:eastAsia="Times New Roman"/>
                 <w:sz w:val="20"/>
                 <w:szCs w:val="20"/>
-                <w:lang w:val="ro-RO" w:eastAsia="ar-SA" w:bidi="ar-SA"/>
+                <w:lang w:val="ro-RO"/>
               </w:rPr>
               <w:t>Va rugam respectati termenele de incarcare / descarcare!</w:t>
             </w:r>
@@ -1719,23 +1990,22 @@
     </w:tbl>
     <w:p>
       <w:pPr>
-        <w:suppressAutoHyphens/>
-        <w:rPr>
-          <w:rFonts w:ascii="Times New Roman" w:eastAsia="Times New Roman" w:hAnsi="Times New Roman" w:cs="Times New Roman"/>
-          <w:sz w:val="20"/>
-          <w:szCs w:val="20"/>
-          <w:lang w:val="ro-RO" w:eastAsia="ar-SA" w:bidi="ar-SA"/>
-        </w:rPr>
-      </w:pPr>
-      <w:r>
-        <w:rPr>
-          <w:rFonts w:ascii="Times New Roman" w:eastAsia="Times New Roman" w:hAnsi="Times New Roman" w:cs="Times New Roman"/>
+        <w:rPr>
+          <w:rFonts w:eastAsia="Times New Roman"/>
+          <w:sz w:val="20"/>
+          <w:szCs w:val="20"/>
+          <w:lang w:val="ro-RO"/>
+        </w:rPr>
+      </w:pPr>
+      <w:r>
+        <w:rPr>
+          <w:rFonts w:eastAsia="Times New Roman"/>
           <w:b/>
           <w:bCs/>
           <w:sz w:val="20"/>
           <w:szCs w:val="20"/>
           <w:u w:val="single"/>
-          <w:lang w:val="ro-RO" w:eastAsia="ar-SA" w:bidi="ar-SA"/>
+          <w:lang w:val="ro-RO"/>
         </w:rPr>
         <w:t>Notă:</w:t>
       </w:r>
@@ -1746,36 +2016,22 @@
           <w:ilvl w:val="0"/>
           <w:numId w:val="4"/>
         </w:numPr>
-        <w:tabs>
-          <w:tab w:val="num" w:pos="720"/>
-        </w:tabs>
-        <w:suppressAutoHyphens/>
-        <w:ind w:left="720" w:hanging="360"/>
         <w:jc w:val="both"/>
         <w:rPr>
-          <w:rFonts w:ascii="Times New Roman" w:eastAsia="Times New Roman" w:hAnsi="Times New Roman" w:cs="Times New Roman"/>
-          <w:sz w:val="20"/>
-          <w:szCs w:val="20"/>
-          <w:lang w:val="ro-RO" w:eastAsia="ar-SA" w:bidi="ar-SA"/>
-        </w:rPr>
-      </w:pPr>
-      <w:r>
-        <w:rPr>
-          <w:rFonts w:ascii="Times New Roman" w:eastAsia="Times New Roman" w:hAnsi="Times New Roman" w:cs="Times New Roman"/>
-          <w:sz w:val="20"/>
-          <w:szCs w:val="20"/>
-          <w:lang w:val="ro-RO" w:eastAsia="ar-SA" w:bidi="ar-SA"/>
-        </w:rPr>
-        <w:t>instrucţiunile din comanda de tran</w:t>
-      </w:r>
-      <w:r>
-        <w:rPr>
-          <w:rFonts w:ascii="Times New Roman" w:eastAsia="Times New Roman" w:hAnsi="Times New Roman" w:cs="Times New Roman"/>
-          <w:sz w:val="20"/>
-          <w:szCs w:val="20"/>
-          <w:lang w:val="ro-RO" w:eastAsia="ar-SA" w:bidi="ar-SA"/>
-        </w:rPr>
-        <w:t>sport se completează cu reglementările în vigoare privind executarea transporturilor de mărfuri în trafic internaţional.</w:t>
+          <w:rFonts w:eastAsia="Times New Roman"/>
+          <w:sz w:val="20"/>
+          <w:szCs w:val="20"/>
+          <w:lang w:val="ro-RO"/>
+        </w:rPr>
+      </w:pPr>
+      <w:r>
+        <w:rPr>
+          <w:rFonts w:eastAsia="Times New Roman"/>
+          <w:sz w:val="20"/>
+          <w:szCs w:val="20"/>
+          <w:lang w:val="ro-RO"/>
+        </w:rPr>
+        <w:t>instrucţiunile din comanda de transport se completează cu reglementările în vigoare privind executarea transporturilor de mărfuri în trafic internaţional.</w:t>
       </w:r>
     </w:p>
     <w:p>
@@ -1784,36 +2040,22 @@
           <w:ilvl w:val="0"/>
           <w:numId w:val="4"/>
         </w:numPr>
-        <w:tabs>
-          <w:tab w:val="num" w:pos="720"/>
-        </w:tabs>
-        <w:suppressAutoHyphens/>
-        <w:ind w:left="720" w:hanging="360"/>
         <w:jc w:val="both"/>
         <w:rPr>
-          <w:rFonts w:ascii="Times New Roman" w:eastAsia="Times New Roman" w:hAnsi="Times New Roman" w:cs="Times New Roman"/>
-          <w:sz w:val="20"/>
-          <w:szCs w:val="20"/>
-          <w:lang w:val="ro-RO" w:eastAsia="ar-SA" w:bidi="ar-SA"/>
-        </w:rPr>
-      </w:pPr>
-      <w:r>
-        <w:rPr>
-          <w:rFonts w:ascii="Times New Roman" w:eastAsia="Times New Roman" w:hAnsi="Times New Roman" w:cs="Times New Roman"/>
-          <w:sz w:val="20"/>
-          <w:szCs w:val="20"/>
-          <w:lang w:val="ro-RO" w:eastAsia="ar-SA" w:bidi="ar-SA"/>
-        </w:rPr>
-        <w:t>şoferul este obligat să asiste la încărcare, să verifice nr. de colete şi să facă menţiuni pe CMR dacă se constată ire</w:t>
-      </w:r>
-      <w:r>
-        <w:rPr>
-          <w:rFonts w:ascii="Times New Roman" w:eastAsia="Times New Roman" w:hAnsi="Times New Roman" w:cs="Times New Roman"/>
-          <w:sz w:val="20"/>
-          <w:szCs w:val="20"/>
-          <w:lang w:val="ro-RO" w:eastAsia="ar-SA" w:bidi="ar-SA"/>
-        </w:rPr>
-        <w:t>gularităţi sau avarierea unor ambalaje/mărfuri, survenite înainte şi/sau în cursul încărcării.</w:t>
+          <w:rFonts w:eastAsia="Times New Roman"/>
+          <w:sz w:val="20"/>
+          <w:szCs w:val="20"/>
+          <w:lang w:val="ro-RO"/>
+        </w:rPr>
+      </w:pPr>
+      <w:r>
+        <w:rPr>
+          <w:rFonts w:eastAsia="Times New Roman"/>
+          <w:sz w:val="20"/>
+          <w:szCs w:val="20"/>
+          <w:lang w:val="ro-RO"/>
+        </w:rPr>
+        <w:t>şoferul este obligat să asiste la încărcare, să verifice nr. de colete şi să facă menţiuni pe CMR dacă se constată iregularităţi sau avarierea unor ambalaje/mărfuri, survenite înainte şi/sau în cursul încărcării.</w:t>
       </w:r>
     </w:p>
     <w:p>
@@ -1822,25 +2064,20 @@
           <w:ilvl w:val="0"/>
           <w:numId w:val="4"/>
         </w:numPr>
-        <w:tabs>
-          <w:tab w:val="num" w:pos="720"/>
-        </w:tabs>
-        <w:suppressAutoHyphens/>
-        <w:ind w:left="720" w:hanging="360"/>
         <w:jc w:val="both"/>
         <w:rPr>
-          <w:rFonts w:ascii="Times New Roman" w:eastAsia="Times New Roman" w:hAnsi="Times New Roman" w:cs="Times New Roman"/>
-          <w:sz w:val="20"/>
-          <w:szCs w:val="20"/>
-          <w:lang w:val="ro-RO" w:eastAsia="ar-SA" w:bidi="ar-SA"/>
-        </w:rPr>
-      </w:pPr>
-      <w:r>
-        <w:rPr>
-          <w:rFonts w:ascii="Times New Roman" w:eastAsia="Times New Roman" w:hAnsi="Times New Roman" w:cs="Times New Roman"/>
-          <w:sz w:val="20"/>
-          <w:szCs w:val="20"/>
-          <w:lang w:val="ro-RO" w:eastAsia="ar-SA" w:bidi="ar-SA"/>
+          <w:rFonts w:eastAsia="Times New Roman"/>
+          <w:sz w:val="20"/>
+          <w:szCs w:val="20"/>
+          <w:lang w:val="ro-RO"/>
+        </w:rPr>
+      </w:pPr>
+      <w:r>
+        <w:rPr>
+          <w:rFonts w:eastAsia="Times New Roman"/>
+          <w:sz w:val="20"/>
+          <w:szCs w:val="20"/>
+          <w:lang w:val="ro-RO"/>
         </w:rPr>
         <w:t>societatea noastră nu este răspunzătoare de aranjarea necorespunzătoare a mărfii şi/sau depăşirea greutăţii pe axe.</w:t>
       </w:r>
@@ -1851,53 +2088,39 @@
           <w:ilvl w:val="0"/>
           <w:numId w:val="4"/>
         </w:numPr>
-        <w:tabs>
-          <w:tab w:val="num" w:pos="720"/>
-        </w:tabs>
-        <w:suppressAutoHyphens/>
-        <w:ind w:left="720" w:hanging="360"/>
         <w:jc w:val="both"/>
         <w:rPr>
-          <w:rFonts w:ascii="Times New Roman" w:eastAsia="Times New Roman" w:hAnsi="Times New Roman" w:cs="Times New Roman"/>
-          <w:sz w:val="20"/>
-          <w:szCs w:val="20"/>
-          <w:lang w:val="en-GB" w:eastAsia="ar-SA" w:bidi="ar-SA"/>
-        </w:rPr>
-      </w:pPr>
-      <w:r>
-        <w:rPr>
-          <w:rFonts w:ascii="Times New Roman" w:eastAsia="Times New Roman" w:hAnsi="Times New Roman" w:cs="Times New Roman"/>
-          <w:sz w:val="20"/>
-          <w:szCs w:val="20"/>
-          <w:lang w:val="ro-RO" w:eastAsia="ar-SA" w:bidi="ar-SA"/>
-        </w:rPr>
-        <w:t>orice eveniment care poate întârzia sau împie</w:t>
-      </w:r>
-      <w:r>
-        <w:rPr>
-          <w:rFonts w:ascii="Times New Roman" w:eastAsia="Times New Roman" w:hAnsi="Times New Roman" w:cs="Times New Roman"/>
-          <w:sz w:val="20"/>
-          <w:szCs w:val="20"/>
-          <w:lang w:val="ro-RO" w:eastAsia="ar-SA" w:bidi="ar-SA"/>
-        </w:rPr>
-        <w:t xml:space="preserve">dica efectuarea transportului, va fi comunicat </w:t>
-      </w:r>
-      <w:r>
-        <w:rPr>
-          <w:rFonts w:ascii="Times New Roman" w:eastAsia="Times New Roman" w:hAnsi="Times New Roman" w:cs="Times New Roman"/>
+          <w:rFonts w:eastAsia="Times New Roman"/>
+          <w:sz w:val="20"/>
+          <w:szCs w:val="20"/>
+          <w:lang w:val="en-GB"/>
+        </w:rPr>
+      </w:pPr>
+      <w:r>
+        <w:rPr>
+          <w:rFonts w:eastAsia="Times New Roman"/>
+          <w:sz w:val="20"/>
+          <w:szCs w:val="20"/>
+          <w:lang w:val="ro-RO"/>
+        </w:rPr>
+        <w:t xml:space="preserve">orice eveniment care poate întârzia sau împiedica efectuarea transportului, va fi comunicat </w:t>
+      </w:r>
+      <w:r>
+        <w:rPr>
+          <w:rFonts w:eastAsia="Times New Roman"/>
           <w:sz w:val="20"/>
           <w:szCs w:val="20"/>
           <w:u w:val="single"/>
-          <w:lang w:val="ro-RO" w:eastAsia="ar-SA" w:bidi="ar-SA"/>
+          <w:lang w:val="ro-RO"/>
         </w:rPr>
         <w:t>imediat</w:t>
       </w:r>
       <w:r>
         <w:rPr>
-          <w:rFonts w:ascii="Times New Roman" w:eastAsia="Times New Roman" w:hAnsi="Times New Roman" w:cs="Times New Roman"/>
-          <w:sz w:val="20"/>
-          <w:szCs w:val="20"/>
-          <w:lang w:val="ro-RO" w:eastAsia="ar-SA" w:bidi="ar-SA"/>
+          <w:rFonts w:eastAsia="Times New Roman"/>
+          <w:sz w:val="20"/>
+          <w:szCs w:val="20"/>
+          <w:lang w:val="ro-RO"/>
         </w:rPr>
         <w:t xml:space="preserve"> societăţii noastre. Neprezentarea la incarcare se va penaliza cu toata valoarera transportului.</w:t>
       </w:r>
@@ -1908,27 +2131,173 @@
           <w:ilvl w:val="0"/>
           <w:numId w:val="4"/>
         </w:numPr>
-        <w:tabs>
-          <w:tab w:val="num" w:pos="720"/>
-        </w:tabs>
-        <w:suppressAutoHyphens/>
-        <w:ind w:left="720" w:hanging="360"/>
         <w:jc w:val="both"/>
         <w:rPr>
-          <w:rFonts w:ascii="Times New Roman" w:eastAsia="Times New Roman" w:hAnsi="Times New Roman" w:cs="Times New Roman"/>
-          <w:sz w:val="20"/>
-          <w:szCs w:val="20"/>
-          <w:lang w:val="ro-RO" w:eastAsia="ar-SA" w:bidi="ar-SA"/>
-        </w:rPr>
-      </w:pPr>
-      <w:r>
-        <w:rPr>
-          <w:rFonts w:ascii="Times New Roman" w:eastAsia="Times New Roman" w:hAnsi="Times New Roman" w:cs="Times New Roman"/>
-          <w:sz w:val="20"/>
-          <w:szCs w:val="20"/>
-          <w:lang w:val="en-GB" w:eastAsia="ar-SA" w:bidi="ar-SA"/>
-        </w:rPr>
-        <w:t xml:space="preserve">Nerespectarea termenului de incarcare - livrare se penalizeaza cu jumatate din valoare cursei </w:t>
+          <w:rFonts w:eastAsia="Times New Roman"/>
+          <w:sz w:val="20"/>
+          <w:szCs w:val="20"/>
+          <w:lang w:val="ro-RO"/>
+        </w:rPr>
+      </w:pPr>
+      <w:proofErr w:type="spellStart"/>
+      <w:r>
+        <w:rPr>
+          <w:rFonts w:eastAsia="Times New Roman"/>
+          <w:sz w:val="20"/>
+          <w:szCs w:val="20"/>
+          <w:lang w:val="en-GB"/>
+        </w:rPr>
+        <w:t>Nerespectarea</w:t>
+      </w:r>
+      <w:proofErr w:type="spellEnd"/>
+      <w:r>
+        <w:rPr>
+          <w:rFonts w:eastAsia="Times New Roman"/>
+          <w:sz w:val="20"/>
+          <w:szCs w:val="20"/>
+          <w:lang w:val="en-GB"/>
+        </w:rPr>
+        <w:t xml:space="preserve"> </w:t>
+      </w:r>
+      <w:proofErr w:type="spellStart"/>
+      <w:r>
+        <w:rPr>
+          <w:rFonts w:eastAsia="Times New Roman"/>
+          <w:sz w:val="20"/>
+          <w:szCs w:val="20"/>
+          <w:lang w:val="en-GB"/>
+        </w:rPr>
+        <w:t>termenului</w:t>
+      </w:r>
+      <w:proofErr w:type="spellEnd"/>
+      <w:r>
+        <w:rPr>
+          <w:rFonts w:eastAsia="Times New Roman"/>
+          <w:sz w:val="20"/>
+          <w:szCs w:val="20"/>
+          <w:lang w:val="en-GB"/>
+        </w:rPr>
+        <w:t xml:space="preserve"> de </w:t>
+      </w:r>
+      <w:proofErr w:type="spellStart"/>
+      <w:r>
+        <w:rPr>
+          <w:rFonts w:eastAsia="Times New Roman"/>
+          <w:sz w:val="20"/>
+          <w:szCs w:val="20"/>
+          <w:lang w:val="en-GB"/>
+        </w:rPr>
+        <w:t>incarcare</w:t>
+      </w:r>
+      <w:proofErr w:type="spellEnd"/>
+      <w:r>
+        <w:rPr>
+          <w:rFonts w:eastAsia="Times New Roman"/>
+          <w:sz w:val="20"/>
+          <w:szCs w:val="20"/>
+          <w:lang w:val="en-GB"/>
+        </w:rPr>
+        <w:t xml:space="preserve"> - </w:t>
+      </w:r>
+      <w:proofErr w:type="spellStart"/>
+      <w:r>
+        <w:rPr>
+          <w:rFonts w:eastAsia="Times New Roman"/>
+          <w:sz w:val="20"/>
+          <w:szCs w:val="20"/>
+          <w:lang w:val="en-GB"/>
+        </w:rPr>
+        <w:t>livrare</w:t>
+      </w:r>
+      <w:proofErr w:type="spellEnd"/>
+      <w:r>
+        <w:rPr>
+          <w:rFonts w:eastAsia="Times New Roman"/>
+          <w:sz w:val="20"/>
+          <w:szCs w:val="20"/>
+          <w:lang w:val="en-GB"/>
+        </w:rPr>
+        <w:t xml:space="preserve"> se </w:t>
+      </w:r>
+      <w:proofErr w:type="spellStart"/>
+      <w:r>
+        <w:rPr>
+          <w:rFonts w:eastAsia="Times New Roman"/>
+          <w:sz w:val="20"/>
+          <w:szCs w:val="20"/>
+          <w:lang w:val="en-GB"/>
+        </w:rPr>
+        <w:t>penalizeaza</w:t>
+      </w:r>
+      <w:proofErr w:type="spellEnd"/>
+      <w:r>
+        <w:rPr>
+          <w:rFonts w:eastAsia="Times New Roman"/>
+          <w:sz w:val="20"/>
+          <w:szCs w:val="20"/>
+          <w:lang w:val="en-GB"/>
+        </w:rPr>
+        <w:t xml:space="preserve"> cu </w:t>
+      </w:r>
+      <w:proofErr w:type="spellStart"/>
+      <w:r>
+        <w:rPr>
+          <w:rFonts w:eastAsia="Times New Roman"/>
+          <w:sz w:val="20"/>
+          <w:szCs w:val="20"/>
+          <w:lang w:val="en-GB"/>
+        </w:rPr>
+        <w:t>jumatate</w:t>
+      </w:r>
+      <w:proofErr w:type="spellEnd"/>
+      <w:r>
+        <w:rPr>
+          <w:rFonts w:eastAsia="Times New Roman"/>
+          <w:sz w:val="20"/>
+          <w:szCs w:val="20"/>
+          <w:lang w:val="en-GB"/>
+        </w:rPr>
+        <w:t xml:space="preserve"> din </w:t>
+      </w:r>
+      <w:proofErr w:type="spellStart"/>
+      <w:r>
+        <w:rPr>
+          <w:rFonts w:eastAsia="Times New Roman"/>
+          <w:sz w:val="20"/>
+          <w:szCs w:val="20"/>
+          <w:lang w:val="en-GB"/>
+        </w:rPr>
+        <w:t>valoare</w:t>
+      </w:r>
+      <w:proofErr w:type="spellEnd"/>
+      <w:r>
+        <w:rPr>
+          <w:rFonts w:eastAsia="Times New Roman"/>
+          <w:sz w:val="20"/>
+          <w:szCs w:val="20"/>
+          <w:lang w:val="en-GB"/>
+        </w:rPr>
+        <w:t xml:space="preserve"> </w:t>
+      </w:r>
+      <w:proofErr w:type="spellStart"/>
+      <w:r>
+        <w:rPr>
+          <w:rFonts w:eastAsia="Times New Roman"/>
+          <w:sz w:val="20"/>
+          <w:szCs w:val="20"/>
+          <w:lang w:val="en-GB"/>
+        </w:rPr>
+        <w:t>cursei</w:t>
+      </w:r>
+      <w:proofErr w:type="spellEnd"/>
+      <w:r>
+        <w:rPr>
+          <w:rFonts w:eastAsia="Times New Roman"/>
+          <w:sz w:val="20"/>
+          <w:szCs w:val="20"/>
+          <w:lang w:val="en-GB"/>
+        </w:rPr>
+        <w:t xml:space="preserve"> </w:t>
       </w:r>
     </w:p>
     <w:p>
@@ -1937,25 +2306,20 @@
           <w:ilvl w:val="0"/>
           <w:numId w:val="4"/>
         </w:numPr>
-        <w:tabs>
-          <w:tab w:val="num" w:pos="720"/>
-        </w:tabs>
-        <w:suppressAutoHyphens/>
-        <w:ind w:left="720" w:hanging="360"/>
         <w:jc w:val="both"/>
         <w:rPr>
-          <w:rFonts w:ascii="Times New Roman" w:eastAsia="Times New Roman" w:hAnsi="Times New Roman" w:cs="Times New Roman"/>
-          <w:sz w:val="20"/>
-          <w:szCs w:val="20"/>
-          <w:lang w:val="ro-RO" w:eastAsia="ar-SA" w:bidi="ar-SA"/>
-        </w:rPr>
-      </w:pPr>
-      <w:r>
-        <w:rPr>
-          <w:rFonts w:ascii="Times New Roman" w:eastAsia="Times New Roman" w:hAnsi="Times New Roman" w:cs="Times New Roman"/>
-          <w:sz w:val="20"/>
-          <w:szCs w:val="20"/>
-          <w:lang w:val="ro-RO" w:eastAsia="ar-SA" w:bidi="ar-SA"/>
+          <w:rFonts w:eastAsia="Times New Roman"/>
+          <w:sz w:val="20"/>
+          <w:szCs w:val="20"/>
+          <w:lang w:val="ro-RO"/>
+        </w:rPr>
+      </w:pPr>
+      <w:r>
+        <w:rPr>
+          <w:rFonts w:eastAsia="Times New Roman"/>
+          <w:sz w:val="20"/>
+          <w:szCs w:val="20"/>
+          <w:lang w:val="ro-RO"/>
         </w:rPr>
         <w:t>asigurarea protecţiei clientului, confidenţialitatea şi neutralitatea totală sunt parte integrantă a acestei comenzi, indiferent dacă a fost sau nu acceptată de către Dvs.</w:t>
       </w:r>
@@ -1966,36 +2330,22 @@
           <w:ilvl w:val="0"/>
           <w:numId w:val="4"/>
         </w:numPr>
-        <w:tabs>
-          <w:tab w:val="num" w:pos="720"/>
-        </w:tabs>
-        <w:suppressAutoHyphens/>
-        <w:ind w:left="720" w:hanging="360"/>
         <w:jc w:val="both"/>
         <w:rPr>
-          <w:rFonts w:ascii="Times New Roman" w:eastAsia="Times New Roman" w:hAnsi="Times New Roman" w:cs="Times New Roman"/>
-          <w:sz w:val="20"/>
-          <w:szCs w:val="20"/>
-          <w:lang w:val="ro-RO" w:eastAsia="ar-SA" w:bidi="ar-SA"/>
-        </w:rPr>
-      </w:pPr>
-      <w:r>
-        <w:rPr>
-          <w:rFonts w:ascii="Times New Roman" w:eastAsia="Times New Roman" w:hAnsi="Times New Roman" w:cs="Times New Roman"/>
-          <w:sz w:val="20"/>
-          <w:szCs w:val="20"/>
-          <w:lang w:val="ro-RO" w:eastAsia="ar-SA" w:bidi="ar-SA"/>
-        </w:rPr>
-        <w:t xml:space="preserve">contractarea directă de către Dvs., sau prepuşii Dvs. a clientelei, fără autorizaţia noastră expresă, constituie concurenţă neloială conform Legii 11/1991 şi se sancţionează cu 50.000 EUR </w:t>
-      </w:r>
-      <w:r>
-        <w:rPr>
-          <w:rFonts w:ascii="Times New Roman" w:eastAsia="Times New Roman" w:hAnsi="Times New Roman" w:cs="Times New Roman"/>
-          <w:sz w:val="20"/>
-          <w:szCs w:val="20"/>
-          <w:lang w:val="ro-RO" w:eastAsia="ar-SA" w:bidi="ar-SA"/>
-        </w:rPr>
-        <w:t>+ daune morale şi tot ce decurge conform Codului Civil şi Legea Concurenţei.</w:t>
+          <w:rFonts w:eastAsia="Times New Roman"/>
+          <w:sz w:val="20"/>
+          <w:szCs w:val="20"/>
+          <w:lang w:val="ro-RO"/>
+        </w:rPr>
+      </w:pPr>
+      <w:r>
+        <w:rPr>
+          <w:rFonts w:eastAsia="Times New Roman"/>
+          <w:sz w:val="20"/>
+          <w:szCs w:val="20"/>
+          <w:lang w:val="ro-RO"/>
+        </w:rPr>
+        <w:t>contractarea directă de către Dvs., sau prepuşii Dvs. a clientelei, fără autorizaţia noastră expresă, constituie concurenţă neloială conform Legii 11/1991 şi se sancţionează cu 50.000 EUR + daune morale şi tot ce decurge conform Codului Civil şi Legea Concurenţei.</w:t>
       </w:r>
     </w:p>
     <w:p>
@@ -2004,36 +2354,22 @@
           <w:ilvl w:val="0"/>
           <w:numId w:val="4"/>
         </w:numPr>
-        <w:tabs>
-          <w:tab w:val="num" w:pos="720"/>
-        </w:tabs>
-        <w:suppressAutoHyphens/>
-        <w:ind w:left="720" w:hanging="360"/>
         <w:jc w:val="both"/>
         <w:rPr>
-          <w:rFonts w:ascii="Times New Roman" w:eastAsia="Times New Roman" w:hAnsi="Times New Roman" w:cs="Times New Roman"/>
-          <w:sz w:val="20"/>
-          <w:szCs w:val="20"/>
-          <w:lang w:val="en-GB" w:eastAsia="ar-SA" w:bidi="ar-SA"/>
-        </w:rPr>
-      </w:pPr>
-      <w:r>
-        <w:rPr>
-          <w:rFonts w:ascii="Times New Roman" w:eastAsia="Times New Roman" w:hAnsi="Times New Roman" w:cs="Times New Roman"/>
-          <w:sz w:val="20"/>
-          <w:szCs w:val="20"/>
-          <w:lang w:val="ro-RO" w:eastAsia="ar-SA" w:bidi="ar-SA"/>
-        </w:rPr>
-        <w:t xml:space="preserve">această comandă de transport trebuie efectuată de către Dvs. Transmiterea unui alt transportator o puteţi face numai cu acordul nostru scris.orice litigiu decurgând din executarea prezentei comenzi de transport, nerezolvat pe cale amiabilă, va fi </w:t>
-      </w:r>
-      <w:r>
-        <w:rPr>
-          <w:rFonts w:ascii="Times New Roman" w:eastAsia="Times New Roman" w:hAnsi="Times New Roman" w:cs="Times New Roman"/>
-          <w:sz w:val="20"/>
-          <w:szCs w:val="20"/>
-          <w:lang w:val="ro-RO" w:eastAsia="ar-SA" w:bidi="ar-SA"/>
-        </w:rPr>
-        <w:t>supus spre soluţionare Tribunalului Tg. Mureş</w:t>
+          <w:rFonts w:eastAsia="Times New Roman"/>
+          <w:sz w:val="20"/>
+          <w:szCs w:val="20"/>
+          <w:lang w:val="en-GB"/>
+        </w:rPr>
+      </w:pPr>
+      <w:r>
+        <w:rPr>
+          <w:rFonts w:eastAsia="Times New Roman"/>
+          <w:sz w:val="20"/>
+          <w:szCs w:val="20"/>
+          <w:lang w:val="ro-RO"/>
+        </w:rPr>
+        <w:t>această comandă de transport trebuie efectuată de către Dvs. Transmiterea unui alt transportator o puteţi face numai cu acordul nostru scris.orice litigiu decurgând din executarea prezentei comenzi de transport, nerezolvat pe cale amiabilă, va fi supus spre soluţionare Tribunalului Tg. Mureş</w:t>
       </w:r>
     </w:p>
     <w:p>
@@ -2042,477 +2378,1252 @@
           <w:ilvl w:val="0"/>
           <w:numId w:val="4"/>
         </w:numPr>
-        <w:tabs>
-          <w:tab w:val="num" w:pos="720"/>
-        </w:tabs>
-        <w:suppressAutoHyphens/>
-        <w:ind w:left="720" w:hanging="360"/>
         <w:jc w:val="both"/>
         <w:rPr>
-          <w:rFonts w:ascii="Times New Roman" w:eastAsia="Times New Roman" w:hAnsi="Times New Roman" w:cs="Times New Roman"/>
-          <w:sz w:val="20"/>
-          <w:szCs w:val="20"/>
-          <w:lang w:val="en-GB" w:eastAsia="ar-SA" w:bidi="ar-SA"/>
-        </w:rPr>
-      </w:pPr>
-      <w:r>
-        <w:rPr>
-          <w:rFonts w:ascii="Times New Roman" w:eastAsia="Times New Roman" w:hAnsi="Times New Roman" w:cs="Times New Roman"/>
-          <w:sz w:val="20"/>
-          <w:szCs w:val="20"/>
-          <w:lang w:val="en-GB" w:eastAsia="ar-SA" w:bidi="ar-SA"/>
-        </w:rPr>
-        <w:t>Autocamionul  trebuie  sa  corespunda  din punct de vedere tehnic, estetic  si sa aiba documentele necesare efectuarii  transportului. Este interzisa orice transbordare a marfii, sau orice incarcare suplimentara fara acceptul nostru. Schimbrea camionului se poate face numai cu anuntare  in prealabil si  numai  cu acordul nostru.</w:t>
-      </w:r>
-    </w:p>
-    <w:p>
-      <w:pPr>
-        <w:suppressAutoHyphens/>
+          <w:rFonts w:eastAsia="Times New Roman"/>
+          <w:sz w:val="20"/>
+          <w:szCs w:val="20"/>
+          <w:lang w:val="en-GB"/>
+        </w:rPr>
+      </w:pPr>
+      <w:proofErr w:type="spellStart"/>
+      <w:proofErr w:type="gramStart"/>
+      <w:r>
+        <w:rPr>
+          <w:rFonts w:eastAsia="Times New Roman"/>
+          <w:sz w:val="20"/>
+          <w:szCs w:val="20"/>
+          <w:lang w:val="en-GB"/>
+        </w:rPr>
+        <w:t>Autocamionul</w:t>
+      </w:r>
+      <w:proofErr w:type="spellEnd"/>
+      <w:r>
+        <w:rPr>
+          <w:rFonts w:eastAsia="Times New Roman"/>
+          <w:sz w:val="20"/>
+          <w:szCs w:val="20"/>
+          <w:lang w:val="en-GB"/>
+        </w:rPr>
+        <w:t xml:space="preserve">  </w:t>
+      </w:r>
+      <w:proofErr w:type="spellStart"/>
+      <w:r>
+        <w:rPr>
+          <w:rFonts w:eastAsia="Times New Roman"/>
+          <w:sz w:val="20"/>
+          <w:szCs w:val="20"/>
+          <w:lang w:val="en-GB"/>
+        </w:rPr>
+        <w:t>trebuie</w:t>
+      </w:r>
+      <w:proofErr w:type="spellEnd"/>
+      <w:proofErr w:type="gramEnd"/>
+      <w:r>
+        <w:rPr>
+          <w:rFonts w:eastAsia="Times New Roman"/>
+          <w:sz w:val="20"/>
+          <w:szCs w:val="20"/>
+          <w:lang w:val="en-GB"/>
+        </w:rPr>
+        <w:t xml:space="preserve">  </w:t>
+      </w:r>
+      <w:proofErr w:type="spellStart"/>
+      <w:r>
+        <w:rPr>
+          <w:rFonts w:eastAsia="Times New Roman"/>
+          <w:sz w:val="20"/>
+          <w:szCs w:val="20"/>
+          <w:lang w:val="en-GB"/>
+        </w:rPr>
+        <w:t>sa</w:t>
+      </w:r>
+      <w:proofErr w:type="spellEnd"/>
+      <w:r>
+        <w:rPr>
+          <w:rFonts w:eastAsia="Times New Roman"/>
+          <w:sz w:val="20"/>
+          <w:szCs w:val="20"/>
+          <w:lang w:val="en-GB"/>
+        </w:rPr>
+        <w:t xml:space="preserve">  </w:t>
+      </w:r>
+      <w:proofErr w:type="spellStart"/>
+      <w:r>
+        <w:rPr>
+          <w:rFonts w:eastAsia="Times New Roman"/>
+          <w:sz w:val="20"/>
+          <w:szCs w:val="20"/>
+          <w:lang w:val="en-GB"/>
+        </w:rPr>
+        <w:t>corespunda</w:t>
+      </w:r>
+      <w:proofErr w:type="spellEnd"/>
+      <w:r>
+        <w:rPr>
+          <w:rFonts w:eastAsia="Times New Roman"/>
+          <w:sz w:val="20"/>
+          <w:szCs w:val="20"/>
+          <w:lang w:val="en-GB"/>
+        </w:rPr>
+        <w:t xml:space="preserve">  din </w:t>
+      </w:r>
+      <w:proofErr w:type="spellStart"/>
+      <w:r>
+        <w:rPr>
+          <w:rFonts w:eastAsia="Times New Roman"/>
+          <w:sz w:val="20"/>
+          <w:szCs w:val="20"/>
+          <w:lang w:val="en-GB"/>
+        </w:rPr>
+        <w:t>punct</w:t>
+      </w:r>
+      <w:proofErr w:type="spellEnd"/>
+      <w:r>
+        <w:rPr>
+          <w:rFonts w:eastAsia="Times New Roman"/>
+          <w:sz w:val="20"/>
+          <w:szCs w:val="20"/>
+          <w:lang w:val="en-GB"/>
+        </w:rPr>
+        <w:t xml:space="preserve"> de </w:t>
+      </w:r>
+      <w:proofErr w:type="spellStart"/>
+      <w:r>
+        <w:rPr>
+          <w:rFonts w:eastAsia="Times New Roman"/>
+          <w:sz w:val="20"/>
+          <w:szCs w:val="20"/>
+          <w:lang w:val="en-GB"/>
+        </w:rPr>
+        <w:t>vedere</w:t>
+      </w:r>
+      <w:proofErr w:type="spellEnd"/>
+      <w:r>
+        <w:rPr>
+          <w:rFonts w:eastAsia="Times New Roman"/>
+          <w:sz w:val="20"/>
+          <w:szCs w:val="20"/>
+          <w:lang w:val="en-GB"/>
+        </w:rPr>
+        <w:t xml:space="preserve"> </w:t>
+      </w:r>
+      <w:proofErr w:type="spellStart"/>
+      <w:r>
+        <w:rPr>
+          <w:rFonts w:eastAsia="Times New Roman"/>
+          <w:sz w:val="20"/>
+          <w:szCs w:val="20"/>
+          <w:lang w:val="en-GB"/>
+        </w:rPr>
+        <w:t>tehnic</w:t>
+      </w:r>
+      <w:proofErr w:type="spellEnd"/>
+      <w:r>
+        <w:rPr>
+          <w:rFonts w:eastAsia="Times New Roman"/>
+          <w:sz w:val="20"/>
+          <w:szCs w:val="20"/>
+          <w:lang w:val="en-GB"/>
+        </w:rPr>
+        <w:t xml:space="preserve">, </w:t>
+      </w:r>
+      <w:proofErr w:type="spellStart"/>
+      <w:r>
+        <w:rPr>
+          <w:rFonts w:eastAsia="Times New Roman"/>
+          <w:sz w:val="20"/>
+          <w:szCs w:val="20"/>
+          <w:lang w:val="en-GB"/>
+        </w:rPr>
+        <w:t>estetic</w:t>
+      </w:r>
+      <w:proofErr w:type="spellEnd"/>
+      <w:r>
+        <w:rPr>
+          <w:rFonts w:eastAsia="Times New Roman"/>
+          <w:sz w:val="20"/>
+          <w:szCs w:val="20"/>
+          <w:lang w:val="en-GB"/>
+        </w:rPr>
+        <w:t xml:space="preserve">  </w:t>
+      </w:r>
+      <w:proofErr w:type="spellStart"/>
+      <w:r>
+        <w:rPr>
+          <w:rFonts w:eastAsia="Times New Roman"/>
+          <w:sz w:val="20"/>
+          <w:szCs w:val="20"/>
+          <w:lang w:val="en-GB"/>
+        </w:rPr>
+        <w:t>si</w:t>
+      </w:r>
+      <w:proofErr w:type="spellEnd"/>
+      <w:r>
+        <w:rPr>
+          <w:rFonts w:eastAsia="Times New Roman"/>
+          <w:sz w:val="20"/>
+          <w:szCs w:val="20"/>
+          <w:lang w:val="en-GB"/>
+        </w:rPr>
+        <w:t xml:space="preserve"> </w:t>
+      </w:r>
+      <w:proofErr w:type="spellStart"/>
+      <w:r>
+        <w:rPr>
+          <w:rFonts w:eastAsia="Times New Roman"/>
+          <w:sz w:val="20"/>
+          <w:szCs w:val="20"/>
+          <w:lang w:val="en-GB"/>
+        </w:rPr>
+        <w:t>sa</w:t>
+      </w:r>
+      <w:proofErr w:type="spellEnd"/>
+      <w:r>
+        <w:rPr>
+          <w:rFonts w:eastAsia="Times New Roman"/>
+          <w:sz w:val="20"/>
+          <w:szCs w:val="20"/>
+          <w:lang w:val="en-GB"/>
+        </w:rPr>
+        <w:t xml:space="preserve"> </w:t>
+      </w:r>
+      <w:proofErr w:type="spellStart"/>
+      <w:r>
+        <w:rPr>
+          <w:rFonts w:eastAsia="Times New Roman"/>
+          <w:sz w:val="20"/>
+          <w:szCs w:val="20"/>
+          <w:lang w:val="en-GB"/>
+        </w:rPr>
+        <w:t>aiba</w:t>
+      </w:r>
+      <w:proofErr w:type="spellEnd"/>
+      <w:r>
+        <w:rPr>
+          <w:rFonts w:eastAsia="Times New Roman"/>
+          <w:sz w:val="20"/>
+          <w:szCs w:val="20"/>
+          <w:lang w:val="en-GB"/>
+        </w:rPr>
+        <w:t xml:space="preserve"> </w:t>
+      </w:r>
+      <w:proofErr w:type="spellStart"/>
+      <w:r>
+        <w:rPr>
+          <w:rFonts w:eastAsia="Times New Roman"/>
+          <w:sz w:val="20"/>
+          <w:szCs w:val="20"/>
+          <w:lang w:val="en-GB"/>
+        </w:rPr>
+        <w:t>documentele</w:t>
+      </w:r>
+      <w:proofErr w:type="spellEnd"/>
+      <w:r>
+        <w:rPr>
+          <w:rFonts w:eastAsia="Times New Roman"/>
+          <w:sz w:val="20"/>
+          <w:szCs w:val="20"/>
+          <w:lang w:val="en-GB"/>
+        </w:rPr>
+        <w:t xml:space="preserve"> </w:t>
+      </w:r>
+      <w:proofErr w:type="spellStart"/>
+      <w:r>
+        <w:rPr>
+          <w:rFonts w:eastAsia="Times New Roman"/>
+          <w:sz w:val="20"/>
+          <w:szCs w:val="20"/>
+          <w:lang w:val="en-GB"/>
+        </w:rPr>
+        <w:t>necesare</w:t>
+      </w:r>
+      <w:proofErr w:type="spellEnd"/>
+      <w:r>
+        <w:rPr>
+          <w:rFonts w:eastAsia="Times New Roman"/>
+          <w:sz w:val="20"/>
+          <w:szCs w:val="20"/>
+          <w:lang w:val="en-GB"/>
+        </w:rPr>
+        <w:t xml:space="preserve"> </w:t>
+      </w:r>
+      <w:proofErr w:type="spellStart"/>
+      <w:r>
+        <w:rPr>
+          <w:rFonts w:eastAsia="Times New Roman"/>
+          <w:sz w:val="20"/>
+          <w:szCs w:val="20"/>
+          <w:lang w:val="en-GB"/>
+        </w:rPr>
+        <w:t>efectuarii</w:t>
+      </w:r>
+      <w:proofErr w:type="spellEnd"/>
+      <w:r>
+        <w:rPr>
+          <w:rFonts w:eastAsia="Times New Roman"/>
+          <w:sz w:val="20"/>
+          <w:szCs w:val="20"/>
+          <w:lang w:val="en-GB"/>
+        </w:rPr>
+        <w:t xml:space="preserve">  </w:t>
+      </w:r>
+      <w:proofErr w:type="spellStart"/>
+      <w:r>
+        <w:rPr>
+          <w:rFonts w:eastAsia="Times New Roman"/>
+          <w:sz w:val="20"/>
+          <w:szCs w:val="20"/>
+          <w:lang w:val="en-GB"/>
+        </w:rPr>
+        <w:t>transportului</w:t>
+      </w:r>
+      <w:proofErr w:type="spellEnd"/>
+      <w:r>
+        <w:rPr>
+          <w:rFonts w:eastAsia="Times New Roman"/>
+          <w:sz w:val="20"/>
+          <w:szCs w:val="20"/>
+          <w:lang w:val="en-GB"/>
+        </w:rPr>
+        <w:t xml:space="preserve">. Este </w:t>
+      </w:r>
+      <w:proofErr w:type="spellStart"/>
+      <w:r>
+        <w:rPr>
+          <w:rFonts w:eastAsia="Times New Roman"/>
+          <w:sz w:val="20"/>
+          <w:szCs w:val="20"/>
+          <w:lang w:val="en-GB"/>
+        </w:rPr>
+        <w:t>interzisa</w:t>
+      </w:r>
+      <w:proofErr w:type="spellEnd"/>
+      <w:r>
+        <w:rPr>
+          <w:rFonts w:eastAsia="Times New Roman"/>
+          <w:sz w:val="20"/>
+          <w:szCs w:val="20"/>
+          <w:lang w:val="en-GB"/>
+        </w:rPr>
+        <w:t xml:space="preserve"> </w:t>
+      </w:r>
+      <w:proofErr w:type="spellStart"/>
+      <w:r>
+        <w:rPr>
+          <w:rFonts w:eastAsia="Times New Roman"/>
+          <w:sz w:val="20"/>
+          <w:szCs w:val="20"/>
+          <w:lang w:val="en-GB"/>
+        </w:rPr>
+        <w:t>orice</w:t>
+      </w:r>
+      <w:proofErr w:type="spellEnd"/>
+      <w:r>
+        <w:rPr>
+          <w:rFonts w:eastAsia="Times New Roman"/>
+          <w:sz w:val="20"/>
+          <w:szCs w:val="20"/>
+          <w:lang w:val="en-GB"/>
+        </w:rPr>
+        <w:t xml:space="preserve"> </w:t>
+      </w:r>
+      <w:proofErr w:type="spellStart"/>
+      <w:r>
+        <w:rPr>
+          <w:rFonts w:eastAsia="Times New Roman"/>
+          <w:sz w:val="20"/>
+          <w:szCs w:val="20"/>
+          <w:lang w:val="en-GB"/>
+        </w:rPr>
+        <w:t>transbordare</w:t>
+      </w:r>
+      <w:proofErr w:type="spellEnd"/>
+      <w:r>
+        <w:rPr>
+          <w:rFonts w:eastAsia="Times New Roman"/>
+          <w:sz w:val="20"/>
+          <w:szCs w:val="20"/>
+          <w:lang w:val="en-GB"/>
+        </w:rPr>
+        <w:t xml:space="preserve"> a </w:t>
+      </w:r>
+      <w:proofErr w:type="spellStart"/>
+      <w:r>
+        <w:rPr>
+          <w:rFonts w:eastAsia="Times New Roman"/>
+          <w:sz w:val="20"/>
+          <w:szCs w:val="20"/>
+          <w:lang w:val="en-GB"/>
+        </w:rPr>
+        <w:t>marfii</w:t>
+      </w:r>
+      <w:proofErr w:type="spellEnd"/>
+      <w:r>
+        <w:rPr>
+          <w:rFonts w:eastAsia="Times New Roman"/>
+          <w:sz w:val="20"/>
+          <w:szCs w:val="20"/>
+          <w:lang w:val="en-GB"/>
+        </w:rPr>
+        <w:t xml:space="preserve">, </w:t>
+      </w:r>
+      <w:proofErr w:type="spellStart"/>
+      <w:r>
+        <w:rPr>
+          <w:rFonts w:eastAsia="Times New Roman"/>
+          <w:sz w:val="20"/>
+          <w:szCs w:val="20"/>
+          <w:lang w:val="en-GB"/>
+        </w:rPr>
+        <w:t>sau</w:t>
+      </w:r>
+      <w:proofErr w:type="spellEnd"/>
+      <w:r>
+        <w:rPr>
+          <w:rFonts w:eastAsia="Times New Roman"/>
+          <w:sz w:val="20"/>
+          <w:szCs w:val="20"/>
+          <w:lang w:val="en-GB"/>
+        </w:rPr>
+        <w:t xml:space="preserve"> </w:t>
+      </w:r>
+      <w:proofErr w:type="spellStart"/>
+      <w:r>
+        <w:rPr>
+          <w:rFonts w:eastAsia="Times New Roman"/>
+          <w:sz w:val="20"/>
+          <w:szCs w:val="20"/>
+          <w:lang w:val="en-GB"/>
+        </w:rPr>
+        <w:t>orice</w:t>
+      </w:r>
+      <w:proofErr w:type="spellEnd"/>
+      <w:r>
+        <w:rPr>
+          <w:rFonts w:eastAsia="Times New Roman"/>
+          <w:sz w:val="20"/>
+          <w:szCs w:val="20"/>
+          <w:lang w:val="en-GB"/>
+        </w:rPr>
+        <w:t xml:space="preserve"> </w:t>
+      </w:r>
+      <w:proofErr w:type="spellStart"/>
+      <w:r>
+        <w:rPr>
+          <w:rFonts w:eastAsia="Times New Roman"/>
+          <w:sz w:val="20"/>
+          <w:szCs w:val="20"/>
+          <w:lang w:val="en-GB"/>
+        </w:rPr>
+        <w:t>incarcare</w:t>
+      </w:r>
+      <w:proofErr w:type="spellEnd"/>
+      <w:r>
+        <w:rPr>
+          <w:rFonts w:eastAsia="Times New Roman"/>
+          <w:sz w:val="20"/>
+          <w:szCs w:val="20"/>
+          <w:lang w:val="en-GB"/>
+        </w:rPr>
+        <w:t xml:space="preserve"> </w:t>
+      </w:r>
+      <w:proofErr w:type="spellStart"/>
+      <w:r>
+        <w:rPr>
+          <w:rFonts w:eastAsia="Times New Roman"/>
+          <w:sz w:val="20"/>
+          <w:szCs w:val="20"/>
+          <w:lang w:val="en-GB"/>
+        </w:rPr>
+        <w:t>suplimentara</w:t>
+      </w:r>
+      <w:proofErr w:type="spellEnd"/>
+      <w:r>
+        <w:rPr>
+          <w:rFonts w:eastAsia="Times New Roman"/>
+          <w:sz w:val="20"/>
+          <w:szCs w:val="20"/>
+          <w:lang w:val="en-GB"/>
+        </w:rPr>
+        <w:t xml:space="preserve"> </w:t>
+      </w:r>
+      <w:proofErr w:type="spellStart"/>
+      <w:r>
+        <w:rPr>
+          <w:rFonts w:eastAsia="Times New Roman"/>
+          <w:sz w:val="20"/>
+          <w:szCs w:val="20"/>
+          <w:lang w:val="en-GB"/>
+        </w:rPr>
+        <w:t>fara</w:t>
+      </w:r>
+      <w:proofErr w:type="spellEnd"/>
+      <w:r>
+        <w:rPr>
+          <w:rFonts w:eastAsia="Times New Roman"/>
+          <w:sz w:val="20"/>
+          <w:szCs w:val="20"/>
+          <w:lang w:val="en-GB"/>
+        </w:rPr>
+        <w:t xml:space="preserve"> </w:t>
+      </w:r>
+      <w:proofErr w:type="spellStart"/>
+      <w:r>
+        <w:rPr>
+          <w:rFonts w:eastAsia="Times New Roman"/>
+          <w:sz w:val="20"/>
+          <w:szCs w:val="20"/>
+          <w:lang w:val="en-GB"/>
+        </w:rPr>
+        <w:t>acceptul</w:t>
+      </w:r>
+      <w:proofErr w:type="spellEnd"/>
+      <w:r>
+        <w:rPr>
+          <w:rFonts w:eastAsia="Times New Roman"/>
+          <w:sz w:val="20"/>
+          <w:szCs w:val="20"/>
+          <w:lang w:val="en-GB"/>
+        </w:rPr>
+        <w:t xml:space="preserve"> </w:t>
+      </w:r>
+      <w:proofErr w:type="spellStart"/>
+      <w:r>
+        <w:rPr>
+          <w:rFonts w:eastAsia="Times New Roman"/>
+          <w:sz w:val="20"/>
+          <w:szCs w:val="20"/>
+          <w:lang w:val="en-GB"/>
+        </w:rPr>
+        <w:t>nostru</w:t>
+      </w:r>
+      <w:proofErr w:type="spellEnd"/>
+      <w:r>
+        <w:rPr>
+          <w:rFonts w:eastAsia="Times New Roman"/>
+          <w:sz w:val="20"/>
+          <w:szCs w:val="20"/>
+          <w:lang w:val="en-GB"/>
+        </w:rPr>
+        <w:t xml:space="preserve">. </w:t>
+      </w:r>
+      <w:proofErr w:type="spellStart"/>
+      <w:r>
+        <w:rPr>
+          <w:rFonts w:eastAsia="Times New Roman"/>
+          <w:sz w:val="20"/>
+          <w:szCs w:val="20"/>
+          <w:lang w:val="en-GB"/>
+        </w:rPr>
+        <w:t>Schimbrea</w:t>
+      </w:r>
+      <w:proofErr w:type="spellEnd"/>
+      <w:r>
+        <w:rPr>
+          <w:rFonts w:eastAsia="Times New Roman"/>
+          <w:sz w:val="20"/>
+          <w:szCs w:val="20"/>
+          <w:lang w:val="en-GB"/>
+        </w:rPr>
+        <w:t xml:space="preserve"> </w:t>
+      </w:r>
+      <w:proofErr w:type="spellStart"/>
+      <w:r>
+        <w:rPr>
+          <w:rFonts w:eastAsia="Times New Roman"/>
+          <w:sz w:val="20"/>
+          <w:szCs w:val="20"/>
+          <w:lang w:val="en-GB"/>
+        </w:rPr>
+        <w:t>camionului</w:t>
+      </w:r>
+      <w:proofErr w:type="spellEnd"/>
+      <w:r>
+        <w:rPr>
+          <w:rFonts w:eastAsia="Times New Roman"/>
+          <w:sz w:val="20"/>
+          <w:szCs w:val="20"/>
+          <w:lang w:val="en-GB"/>
+        </w:rPr>
+        <w:t xml:space="preserve"> se </w:t>
+      </w:r>
+      <w:proofErr w:type="spellStart"/>
+      <w:r>
+        <w:rPr>
+          <w:rFonts w:eastAsia="Times New Roman"/>
+          <w:sz w:val="20"/>
+          <w:szCs w:val="20"/>
+          <w:lang w:val="en-GB"/>
+        </w:rPr>
+        <w:t>poate</w:t>
+      </w:r>
+      <w:proofErr w:type="spellEnd"/>
+      <w:r>
+        <w:rPr>
+          <w:rFonts w:eastAsia="Times New Roman"/>
+          <w:sz w:val="20"/>
+          <w:szCs w:val="20"/>
+          <w:lang w:val="en-GB"/>
+        </w:rPr>
+        <w:t xml:space="preserve"> face </w:t>
+      </w:r>
+      <w:proofErr w:type="spellStart"/>
+      <w:r>
+        <w:rPr>
+          <w:rFonts w:eastAsia="Times New Roman"/>
+          <w:sz w:val="20"/>
+          <w:szCs w:val="20"/>
+          <w:lang w:val="en-GB"/>
+        </w:rPr>
+        <w:t>numai</w:t>
+      </w:r>
+      <w:proofErr w:type="spellEnd"/>
+      <w:r>
+        <w:rPr>
+          <w:rFonts w:eastAsia="Times New Roman"/>
+          <w:sz w:val="20"/>
+          <w:szCs w:val="20"/>
+          <w:lang w:val="en-GB"/>
+        </w:rPr>
+        <w:t xml:space="preserve"> cu </w:t>
+      </w:r>
+      <w:proofErr w:type="spellStart"/>
+      <w:proofErr w:type="gramStart"/>
+      <w:r>
+        <w:rPr>
+          <w:rFonts w:eastAsia="Times New Roman"/>
+          <w:sz w:val="20"/>
+          <w:szCs w:val="20"/>
+          <w:lang w:val="en-GB"/>
+        </w:rPr>
+        <w:t>anuntare</w:t>
+      </w:r>
+      <w:proofErr w:type="spellEnd"/>
+      <w:r>
+        <w:rPr>
+          <w:rFonts w:eastAsia="Times New Roman"/>
+          <w:sz w:val="20"/>
+          <w:szCs w:val="20"/>
+          <w:lang w:val="en-GB"/>
+        </w:rPr>
+        <w:t xml:space="preserve">  in</w:t>
+      </w:r>
+      <w:proofErr w:type="gramEnd"/>
+      <w:r>
+        <w:rPr>
+          <w:rFonts w:eastAsia="Times New Roman"/>
+          <w:sz w:val="20"/>
+          <w:szCs w:val="20"/>
+          <w:lang w:val="en-GB"/>
+        </w:rPr>
+        <w:t xml:space="preserve"> </w:t>
+      </w:r>
+      <w:proofErr w:type="spellStart"/>
+      <w:r>
+        <w:rPr>
+          <w:rFonts w:eastAsia="Times New Roman"/>
+          <w:sz w:val="20"/>
+          <w:szCs w:val="20"/>
+          <w:lang w:val="en-GB"/>
+        </w:rPr>
+        <w:t>prealabil</w:t>
+      </w:r>
+      <w:proofErr w:type="spellEnd"/>
+      <w:r>
+        <w:rPr>
+          <w:rFonts w:eastAsia="Times New Roman"/>
+          <w:sz w:val="20"/>
+          <w:szCs w:val="20"/>
+          <w:lang w:val="en-GB"/>
+        </w:rPr>
+        <w:t xml:space="preserve"> </w:t>
+      </w:r>
+      <w:proofErr w:type="spellStart"/>
+      <w:r>
+        <w:rPr>
+          <w:rFonts w:eastAsia="Times New Roman"/>
+          <w:sz w:val="20"/>
+          <w:szCs w:val="20"/>
+          <w:lang w:val="en-GB"/>
+        </w:rPr>
+        <w:t>si</w:t>
+      </w:r>
+      <w:proofErr w:type="spellEnd"/>
+      <w:r>
+        <w:rPr>
+          <w:rFonts w:eastAsia="Times New Roman"/>
+          <w:sz w:val="20"/>
+          <w:szCs w:val="20"/>
+          <w:lang w:val="en-GB"/>
+        </w:rPr>
+        <w:t xml:space="preserve">  </w:t>
+      </w:r>
+      <w:proofErr w:type="spellStart"/>
+      <w:r>
+        <w:rPr>
+          <w:rFonts w:eastAsia="Times New Roman"/>
+          <w:sz w:val="20"/>
+          <w:szCs w:val="20"/>
+          <w:lang w:val="en-GB"/>
+        </w:rPr>
+        <w:t>numai</w:t>
+      </w:r>
+      <w:proofErr w:type="spellEnd"/>
+      <w:r>
+        <w:rPr>
+          <w:rFonts w:eastAsia="Times New Roman"/>
+          <w:sz w:val="20"/>
+          <w:szCs w:val="20"/>
+          <w:lang w:val="en-GB"/>
+        </w:rPr>
+        <w:t xml:space="preserve">  cu </w:t>
+      </w:r>
+      <w:proofErr w:type="spellStart"/>
+      <w:r>
+        <w:rPr>
+          <w:rFonts w:eastAsia="Times New Roman"/>
+          <w:sz w:val="20"/>
+          <w:szCs w:val="20"/>
+          <w:lang w:val="en-GB"/>
+        </w:rPr>
+        <w:t>acordul</w:t>
+      </w:r>
+      <w:proofErr w:type="spellEnd"/>
+      <w:r>
+        <w:rPr>
+          <w:rFonts w:eastAsia="Times New Roman"/>
+          <w:sz w:val="20"/>
+          <w:szCs w:val="20"/>
+          <w:lang w:val="en-GB"/>
+        </w:rPr>
+        <w:t xml:space="preserve"> </w:t>
+      </w:r>
+      <w:proofErr w:type="spellStart"/>
+      <w:r>
+        <w:rPr>
+          <w:rFonts w:eastAsia="Times New Roman"/>
+          <w:sz w:val="20"/>
+          <w:szCs w:val="20"/>
+          <w:lang w:val="en-GB"/>
+        </w:rPr>
+        <w:t>nostru</w:t>
+      </w:r>
+      <w:proofErr w:type="spellEnd"/>
+      <w:r>
+        <w:rPr>
+          <w:rFonts w:eastAsia="Times New Roman"/>
+          <w:sz w:val="20"/>
+          <w:szCs w:val="20"/>
+          <w:lang w:val="en-GB"/>
+        </w:rPr>
+        <w:t>.</w:t>
+      </w:r>
+    </w:p>
+    <w:p>
+      <w:pPr>
         <w:jc w:val="both"/>
         <w:rPr>
-          <w:rFonts w:ascii="Times New Roman" w:eastAsia="Times New Roman" w:hAnsi="Times New Roman" w:cs="Times New Roman"/>
-          <w:b/>
-          <w:bCs/>
-          <w:sz w:val="20"/>
-          <w:szCs w:val="20"/>
-          <w:lang w:val="ro-RO" w:eastAsia="ar-SA" w:bidi="ar-SA"/>
-        </w:rPr>
-      </w:pPr>
-    </w:p>
-    <w:p>
-      <w:pPr>
-        <w:suppressAutoHyphens/>
+          <w:rFonts w:eastAsia="Times New Roman"/>
+          <w:b/>
+          <w:bCs/>
+          <w:sz w:val="20"/>
+          <w:szCs w:val="20"/>
+          <w:lang w:val="ro-RO"/>
+        </w:rPr>
+      </w:pPr>
+    </w:p>
+    <w:p>
+      <w:pPr>
         <w:jc w:val="both"/>
         <w:rPr>
-          <w:rFonts w:ascii="Times New Roman" w:eastAsia="Times New Roman" w:hAnsi="Times New Roman" w:cs="Times New Roman"/>
+          <w:rFonts w:eastAsia="Times New Roman"/>
           <w:color w:val="FF0000"/>
           <w:sz w:val="20"/>
           <w:szCs w:val="20"/>
-          <w:lang w:val="en-GB" w:eastAsia="ar-SA" w:bidi="ar-SA"/>
-        </w:rPr>
-      </w:pPr>
-      <w:r>
-        <w:rPr>
-          <w:rFonts w:ascii="Times New Roman" w:eastAsia="Times New Roman" w:hAnsi="Times New Roman" w:cs="Times New Roman"/>
+          <w:lang w:val="en-GB"/>
+        </w:rPr>
+      </w:pPr>
+      <w:r>
+        <w:rPr>
+          <w:rFonts w:eastAsia="Times New Roman"/>
           <w:b/>
           <w:bCs/>
           <w:color w:val="FF0000"/>
           <w:sz w:val="20"/>
           <w:szCs w:val="20"/>
-          <w:lang w:val="ro-RO" w:eastAsia="ar-SA" w:bidi="ar-SA"/>
+          <w:lang w:val="ro-RO"/>
         </w:rPr>
         <w:t>PREŢ NEGOCIAT</w:t>
       </w:r>
       <w:r>
         <w:rPr>
-          <w:rFonts w:ascii="Times New Roman" w:eastAsia="Times New Roman" w:hAnsi="Times New Roman" w:cs="Times New Roman"/>
-          <w:b/>
-          <w:bCs/>
-          <w:sz w:val="20"/>
-          <w:szCs w:val="20"/>
-          <w:lang w:val="ro-RO" w:eastAsia="ar-SA" w:bidi="ar-SA"/>
+          <w:rFonts w:eastAsia="Times New Roman"/>
+          <w:b/>
+          <w:bCs/>
+          <w:sz w:val="20"/>
+          <w:szCs w:val="20"/>
+          <w:lang w:val="ro-RO"/>
         </w:rPr>
         <w:t>:</w:t>
-        <w:tab/>
-      </w:r>
-    </w:p>
-    <w:p>
-      <w:pPr>
-        <w:suppressAutoHyphens/>
-        <w:ind w:left="360" w:right="0" w:firstLine="0"/>
-        <w:jc w:val="both"/>
-        <w:rPr>
-          <w:rFonts w:ascii="Times New Roman" w:eastAsia="Times New Roman" w:hAnsi="Times New Roman" w:cs="Times New Roman"/>
-          <w:b w:val="0"/>
-          <w:bCs w:val="0"/>
-          <w:sz w:val="20"/>
-          <w:szCs w:val="20"/>
-          <w:u w:val="none"/>
-          <w:lang w:val="ro-RO" w:eastAsia="ar-SA" w:bidi="ar-SA"/>
-        </w:rPr>
-      </w:pPr>
-    </w:p>
-    <w:p>
-      <w:pPr>
-        <w:suppressAutoHyphens/>
-        <w:ind w:left="360" w:right="0" w:firstLine="0"/>
-        <w:jc w:val="both"/>
-        <w:rPr>
-          <w:rFonts w:ascii="Times New Roman" w:eastAsia="Times New Roman" w:hAnsi="Times New Roman" w:cs="Times New Roman"/>
-          <w:b w:val="0"/>
-          <w:bCs/>
-          <w:sz w:val="20"/>
-          <w:szCs w:val="20"/>
-          <w:u w:val="single"/>
-          <w:lang w:val="ro-RO" w:eastAsia="ar-SA" w:bidi="ar-SA"/>
-        </w:rPr>
-      </w:pPr>
-      <w:r>
-        <w:rPr>
-          <w:rFonts w:ascii="Times New Roman" w:eastAsia="Times New Roman" w:hAnsi="Times New Roman" w:cs="Times New Roman"/>
-          <w:b/>
-          <w:bCs/>
-          <w:i/>
-          <w:iCs/>
-          <w:sz w:val="20"/>
-          <w:szCs w:val="20"/>
-          <w:u w:val="none"/>
-          <w:lang w:val="ro-RO" w:eastAsia="ar-SA" w:bidi="ar-SA"/>
-        </w:rPr>
-        <w:t>!!! Factura de transport va fi emisă IN EUR SI LEI in luna prestarii serviciului (</w:t>
-      </w:r>
-      <w:r>
-        <w:rPr>
-          <w:rFonts w:ascii="Times New Roman" w:eastAsia="Times New Roman" w:hAnsi="Times New Roman" w:cs="Times New Roman"/>
-          <w:b/>
-          <w:bCs/>
-          <w:i/>
-          <w:iCs/>
-          <w:sz w:val="20"/>
-          <w:szCs w:val="20"/>
-          <w:u w:val="single"/>
-          <w:lang w:val="ro-RO" w:eastAsia="ar-SA" w:bidi="ar-SA"/>
-        </w:rPr>
-        <w:t>data descarcarii conform CMR</w:t>
-      </w:r>
-      <w:r>
-        <w:rPr>
-          <w:rFonts w:ascii="Times New Roman" w:eastAsia="Times New Roman" w:hAnsi="Times New Roman" w:cs="Times New Roman"/>
-          <w:b/>
-          <w:bCs/>
-          <w:i/>
-          <w:iCs/>
-          <w:sz w:val="20"/>
-          <w:szCs w:val="20"/>
-          <w:u w:val="none"/>
-          <w:lang w:val="ro-RO" w:eastAsia="ar-SA" w:bidi="ar-SA"/>
-        </w:rPr>
-        <w:t xml:space="preserve">)  </w:t>
-      </w:r>
-      <w:r>
-        <w:rPr>
-          <w:rFonts w:ascii="Times New Roman" w:eastAsia="Times New Roman" w:hAnsi="Times New Roman" w:cs="Times New Roman"/>
-          <w:b/>
-          <w:bCs/>
-          <w:i/>
-          <w:iCs/>
-          <w:sz w:val="20"/>
-          <w:szCs w:val="20"/>
-          <w:u w:val="single"/>
-          <w:lang w:val="ro-RO" w:eastAsia="ar-SA" w:bidi="ar-SA"/>
-        </w:rPr>
-        <w:t>la CEL TÂRZIU o săptămână de la descărcare</w:t>
-      </w:r>
-      <w:r>
-        <w:rPr>
-          <w:rFonts w:ascii="Times New Roman" w:eastAsia="Times New Roman" w:hAnsi="Times New Roman" w:cs="Times New Roman"/>
-          <w:b/>
-          <w:bCs/>
-          <w:i/>
-          <w:iCs/>
-          <w:sz w:val="20"/>
-          <w:szCs w:val="20"/>
-          <w:u w:val="none"/>
-          <w:lang w:val="ro-RO" w:eastAsia="ar-SA" w:bidi="ar-SA"/>
+      </w:r>
+      <w:r>
+        <w:rPr>
+          <w:rFonts w:eastAsia="Times New Roman"/>
+          <w:b/>
+          <w:bCs/>
+          <w:sz w:val="20"/>
+          <w:szCs w:val="20"/>
+          <w:lang w:val="ro-RO"/>
         </w:rPr>
         <w:t xml:space="preserve"> </w:t>
       </w:r>
       <w:r>
         <w:rPr>
-          <w:rFonts w:ascii="Times New Roman" w:eastAsia="Times New Roman" w:hAnsi="Times New Roman" w:cs="Times New Roman"/>
-          <w:b/>
-          <w:bCs/>
-          <w:i/>
-          <w:iCs/>
-          <w:sz w:val="20"/>
-          <w:szCs w:val="20"/>
-          <w:u w:val="single"/>
-          <w:lang w:val="ro-RO" w:eastAsia="ar-SA" w:bidi="ar-SA"/>
-        </w:rPr>
-        <w:t>LA CURSUL  BNR DIN ZIUA DESCARCARII</w:t>
-      </w:r>
-      <w:r>
-        <w:rPr>
-          <w:rFonts w:ascii="Times New Roman" w:eastAsia="Times New Roman" w:hAnsi="Times New Roman" w:cs="Times New Roman"/>
-          <w:b/>
-          <w:bCs/>
-          <w:i/>
-          <w:iCs/>
-          <w:sz w:val="20"/>
-          <w:szCs w:val="20"/>
-          <w:u w:val="none"/>
-          <w:lang w:val="ro-RO" w:eastAsia="ar-SA" w:bidi="ar-SA"/>
-        </w:rPr>
-        <w:t xml:space="preserve"> !!! În caz contrar factura se va returna pentru reintocmire!!!</w:t>
-      </w:r>
-    </w:p>
-    <w:p>
-      <w:pPr>
-        <w:suppressAutoHyphens/>
-        <w:ind w:left="0" w:right="0" w:firstLine="0"/>
-        <w:jc w:val="both"/>
-        <w:rPr>
-          <w:rFonts w:ascii="Times New Roman" w:eastAsia="Times New Roman" w:hAnsi="Times New Roman" w:cs="Times New Roman"/>
-          <w:b w:val="0"/>
-          <w:bCs/>
-          <w:sz w:val="20"/>
-          <w:szCs w:val="20"/>
-          <w:u w:val="single"/>
-          <w:lang w:val="ro-RO" w:eastAsia="ar-SA" w:bidi="ar-SA"/>
-        </w:rPr>
-      </w:pPr>
-    </w:p>
-    <w:p>
-      <w:pPr>
-        <w:suppressAutoHyphens/>
-        <w:ind w:left="0" w:right="0" w:firstLine="0"/>
-        <w:jc w:val="both"/>
-        <w:rPr>
-          <w:rFonts w:ascii="Times New Roman" w:eastAsia="Times New Roman" w:hAnsi="Times New Roman" w:cs="Times New Roman"/>
-          <w:b w:val="0"/>
-          <w:bCs w:val="0"/>
-          <w:sz w:val="20"/>
-          <w:szCs w:val="20"/>
-          <w:u w:val="none"/>
-          <w:lang w:val="ro-RO" w:eastAsia="ar-SA" w:bidi="ar-SA"/>
-        </w:rPr>
-      </w:pPr>
-      <w:r>
-        <w:rPr>
-          <w:rFonts w:ascii="Times New Roman" w:eastAsia="Times New Roman" w:hAnsi="Times New Roman" w:cs="Times New Roman"/>
-          <w:b w:val="0"/>
-          <w:bCs/>
-          <w:sz w:val="20"/>
-          <w:szCs w:val="20"/>
-          <w:u w:val="single"/>
-          <w:lang w:val="ro-RO" w:eastAsia="ar-SA" w:bidi="ar-SA"/>
-        </w:rPr>
-        <w:t xml:space="preserve">Cursul BNR este stabilit de catre Banca Nationala a Romaniei in fiecare zi bancara, in jurul orei 14. Acest curs este valabil pentru ziua urmatoare, implicit pentru toate tranzactiile ce urmeaza a fi facute in ziua urmatoare. </w:t>
-        <w:br/>
-      </w:r>
-    </w:p>
-    <w:p>
-      <w:pPr>
-        <w:suppressAutoHyphens/>
-        <w:ind w:left="360" w:right="0" w:firstLine="0"/>
-        <w:jc w:val="both"/>
-        <w:rPr>
-          <w:rFonts w:ascii="Times New Roman" w:eastAsia="Times New Roman" w:hAnsi="Times New Roman" w:cs="Times New Roman"/>
-          <w:b/>
-          <w:bCs/>
-          <w:sz w:val="20"/>
-          <w:szCs w:val="20"/>
-          <w:u w:val="single"/>
-          <w:lang w:val="ro-RO" w:eastAsia="ar-SA" w:bidi="ar-SA"/>
-        </w:rPr>
-      </w:pPr>
-      <w:r>
-        <w:rPr>
-          <w:rFonts w:ascii="Times New Roman" w:eastAsia="Times New Roman" w:hAnsi="Times New Roman" w:cs="Times New Roman"/>
-          <w:b w:val="0"/>
-          <w:bCs w:val="0"/>
-          <w:sz w:val="20"/>
-          <w:szCs w:val="20"/>
-          <w:u w:val="none"/>
-          <w:lang w:val="ro-RO" w:eastAsia="ar-SA" w:bidi="ar-SA"/>
-        </w:rPr>
-        <w:t xml:space="preserve">Plata facturii in </w:t>
-      </w:r>
-      <w:r>
-        <w:rPr>
-          <w:rFonts w:ascii="Times New Roman" w:eastAsia="Times New Roman" w:hAnsi="Times New Roman" w:cs="Times New Roman"/>
+          <w:rFonts w:eastAsia="Times New Roman"/>
           <w:b/>
           <w:bCs/>
           <w:color w:val="FF0000"/>
           <w:sz w:val="20"/>
           <w:szCs w:val="20"/>
-          <w:u w:val="none"/>
-          <w:lang w:val="ro-RO" w:eastAsia="ar-SA" w:bidi="ar-SA"/>
-        </w:rPr>
-        <w:t xml:space="preserve">maxim </w:t>
-      </w:r>
-      <w:r>
-        <w:rPr>
-          <w:rFonts w:ascii="Times New Roman" w:eastAsia="Times New Roman" w:hAnsi="Times New Roman" w:cs="Times New Roman"/>
-          <w:b/>
-          <w:bCs/>
-          <w:color w:val="FF0000"/>
-          <w:sz w:val="20"/>
-          <w:szCs w:val="20"/>
-          <w:u w:val="none"/>
-          <w:lang w:val="ro-RO" w:eastAsia="ar-SA" w:bidi="ar-SA"/>
-        </w:rPr>
-        <w:t>45</w:t>
-      </w:r>
-      <w:r>
-        <w:rPr>
-          <w:rFonts w:ascii="Times New Roman" w:eastAsia="Times New Roman" w:hAnsi="Times New Roman" w:cs="Times New Roman"/>
-          <w:b/>
-          <w:bCs/>
-          <w:color w:val="FF0000"/>
-          <w:sz w:val="20"/>
-          <w:szCs w:val="20"/>
-          <w:u w:val="none"/>
-          <w:lang w:val="ro-RO" w:eastAsia="ar-SA" w:bidi="ar-SA"/>
-        </w:rPr>
-        <w:t xml:space="preserve"> zile</w:t>
-      </w:r>
-      <w:r>
-        <w:rPr>
-          <w:rFonts w:ascii="Times New Roman" w:eastAsia="Times New Roman" w:hAnsi="Times New Roman" w:cs="Times New Roman"/>
-          <w:b w:val="0"/>
-          <w:bCs w:val="0"/>
-          <w:sz w:val="20"/>
-          <w:szCs w:val="20"/>
-          <w:u w:val="none"/>
-          <w:lang w:val="ro-RO" w:eastAsia="ar-SA" w:bidi="ar-SA"/>
-        </w:rPr>
-        <w:t xml:space="preserve"> de </w:t>
-      </w:r>
-      <w:r>
-        <w:rPr>
-          <w:rFonts w:ascii="Times New Roman" w:eastAsia="Times New Roman" w:hAnsi="Times New Roman" w:cs="Times New Roman"/>
-          <w:b w:val="0"/>
-          <w:bCs w:val="0"/>
-          <w:sz w:val="20"/>
-          <w:szCs w:val="20"/>
-          <w:u w:val="none"/>
-          <w:lang w:val="ro-RO" w:eastAsia="ar-SA" w:bidi="ar-SA"/>
-        </w:rPr>
-        <w:t xml:space="preserve">la data primirii documentelor in original, respectiv factura de </w:t>
-      </w:r>
-      <w:r>
-        <w:rPr>
-          <w:rFonts w:ascii="Times New Roman" w:eastAsia="Times New Roman" w:hAnsi="Times New Roman" w:cs="Times New Roman"/>
-          <w:b w:val="0"/>
-          <w:bCs w:val="0"/>
-          <w:sz w:val="20"/>
-          <w:szCs w:val="20"/>
-          <w:u w:val="none"/>
-          <w:lang w:val="ro-RO" w:eastAsia="ar-SA" w:bidi="ar-SA"/>
-        </w:rPr>
-        <w:t xml:space="preserve"> transport insotita de CMR confirmat fara rezerve (2 buc) in original.</w:t>
-      </w:r>
-    </w:p>
-    <w:p>
-      <w:pPr>
-        <w:suppressAutoHyphens/>
+          <w:lang w:val="ro-RO"/>
+        </w:rPr>
+        <w:t>MENTIUNE</w:t>
+      </w:r>
+      <w:r>
+        <w:rPr>
+          <w:rFonts w:eastAsia="Times New Roman"/>
+          <w:b/>
+          <w:bCs/>
+          <w:sz w:val="20"/>
+          <w:szCs w:val="20"/>
+          <w:lang w:val="ro-RO"/>
+        </w:rPr>
+        <w:tab/>
+      </w:r>
+    </w:p>
+    <w:p>
+      <w:pPr>
         <w:ind w:left="360"/>
         <w:jc w:val="both"/>
         <w:rPr>
-          <w:rFonts w:ascii="Times New Roman" w:eastAsia="Times New Roman" w:hAnsi="Times New Roman" w:cs="Times New Roman"/>
-          <w:sz w:val="20"/>
-          <w:szCs w:val="20"/>
-          <w:lang w:val="ro-RO" w:eastAsia="ar-SA" w:bidi="ar-SA"/>
-        </w:rPr>
-      </w:pPr>
-      <w:r>
-        <w:rPr>
-          <w:rFonts w:ascii="Times New Roman" w:eastAsia="Times New Roman" w:hAnsi="Times New Roman" w:cs="Times New Roman"/>
-          <w:sz w:val="20"/>
-          <w:szCs w:val="20"/>
-          <w:lang w:val="ro-RO" w:eastAsia="ar-SA" w:bidi="ar-SA"/>
+          <w:rFonts w:eastAsia="Times New Roman"/>
+          <w:sz w:val="20"/>
+          <w:szCs w:val="20"/>
+          <w:lang w:val="ro-RO"/>
+        </w:rPr>
+      </w:pPr>
+    </w:p>
+    <w:p>
+      <w:pPr>
+        <w:ind w:left="360"/>
+        <w:jc w:val="both"/>
+        <w:rPr>
+          <w:rFonts w:eastAsia="Times New Roman"/>
+          <w:bCs/>
+          <w:sz w:val="20"/>
+          <w:szCs w:val="20"/>
+          <w:u w:val="single"/>
+          <w:lang w:val="ro-RO"/>
+        </w:rPr>
+      </w:pPr>
+      <w:r>
+        <w:rPr>
+          <w:rFonts w:eastAsia="Times New Roman"/>
+          <w:b/>
+          <w:bCs/>
+          <w:i/>
+          <w:iCs/>
+          <w:sz w:val="20"/>
+          <w:szCs w:val="20"/>
+          <w:lang w:val="ro-RO"/>
+        </w:rPr>
+        <w:t>!!! Factura de transport va fi emisă IN EUR SI LEI in luna prestarii serviciului (</w:t>
+      </w:r>
+      <w:r>
+        <w:rPr>
+          <w:rFonts w:eastAsia="Times New Roman"/>
+          <w:b/>
+          <w:bCs/>
+          <w:i/>
+          <w:iCs/>
+          <w:sz w:val="20"/>
+          <w:szCs w:val="20"/>
+          <w:u w:val="single"/>
+          <w:lang w:val="ro-RO"/>
+        </w:rPr>
+        <w:t>data descarcarii conform CMR</w:t>
+      </w:r>
+      <w:r>
+        <w:rPr>
+          <w:rFonts w:eastAsia="Times New Roman"/>
+          <w:b/>
+          <w:bCs/>
+          <w:i/>
+          <w:iCs/>
+          <w:sz w:val="20"/>
+          <w:szCs w:val="20"/>
+          <w:lang w:val="ro-RO"/>
+        </w:rPr>
+        <w:t xml:space="preserve">)  </w:t>
+      </w:r>
+      <w:r>
+        <w:rPr>
+          <w:rFonts w:eastAsia="Times New Roman"/>
+          <w:b/>
+          <w:bCs/>
+          <w:i/>
+          <w:iCs/>
+          <w:sz w:val="20"/>
+          <w:szCs w:val="20"/>
+          <w:u w:val="single"/>
+          <w:lang w:val="ro-RO"/>
+        </w:rPr>
+        <w:t>la CEL TÂRZIU o săptămână de la descărcare</w:t>
+      </w:r>
+      <w:r>
+        <w:rPr>
+          <w:rFonts w:eastAsia="Times New Roman"/>
+          <w:b/>
+          <w:bCs/>
+          <w:i/>
+          <w:iCs/>
+          <w:sz w:val="20"/>
+          <w:szCs w:val="20"/>
+          <w:lang w:val="ro-RO"/>
+        </w:rPr>
+        <w:t xml:space="preserve"> </w:t>
+      </w:r>
+      <w:r>
+        <w:rPr>
+          <w:rFonts w:eastAsia="Times New Roman"/>
+          <w:b/>
+          <w:bCs/>
+          <w:i/>
+          <w:iCs/>
+          <w:sz w:val="20"/>
+          <w:szCs w:val="20"/>
+          <w:u w:val="single"/>
+          <w:lang w:val="ro-RO"/>
+        </w:rPr>
+        <w:t>LA CURSUL  BNR DIN ZIUA DESCARCARII</w:t>
+      </w:r>
+      <w:r>
+        <w:rPr>
+          <w:rFonts w:eastAsia="Times New Roman"/>
+          <w:b/>
+          <w:bCs/>
+          <w:i/>
+          <w:iCs/>
+          <w:sz w:val="20"/>
+          <w:szCs w:val="20"/>
+          <w:lang w:val="ro-RO"/>
+        </w:rPr>
+        <w:t xml:space="preserve"> !!! În caz contrar factura se va returna pentru reintocmire!!!</w:t>
+      </w:r>
+    </w:p>
+    <w:p>
+      <w:pPr>
+        <w:jc w:val="both"/>
+        <w:rPr>
+          <w:rFonts w:eastAsia="Times New Roman"/>
+          <w:bCs/>
+          <w:sz w:val="20"/>
+          <w:szCs w:val="20"/>
+          <w:u w:val="single"/>
+          <w:lang w:val="ro-RO"/>
+        </w:rPr>
+      </w:pPr>
+    </w:p>
+    <w:p>
+      <w:pPr>
+        <w:jc w:val="both"/>
+        <w:rPr>
+          <w:rFonts w:eastAsia="Times New Roman"/>
+          <w:sz w:val="20"/>
+          <w:szCs w:val="20"/>
+          <w:lang w:val="ro-RO"/>
+        </w:rPr>
+      </w:pPr>
+      <w:r>
+        <w:rPr>
+          <w:rFonts w:eastAsia="Times New Roman"/>
+          <w:bCs/>
+          <w:sz w:val="20"/>
+          <w:szCs w:val="20"/>
+          <w:u w:val="single"/>
+          <w:lang w:val="ro-RO"/>
+        </w:rPr>
+        <w:t xml:space="preserve">Cursul BNR este stabilit de catre Banca Nationala a Romaniei in fiecare zi bancara, in jurul orei 14. Acest curs este valabil pentru ziua urmatoare, implicit pentru toate tranzactiile ce urmeaza a fi facute in ziua urmatoare. </w:t>
+      </w:r>
+      <w:r>
+        <w:rPr>
+          <w:rFonts w:eastAsia="Times New Roman"/>
+          <w:bCs/>
+          <w:sz w:val="20"/>
+          <w:szCs w:val="20"/>
+          <w:u w:val="single"/>
+          <w:lang w:val="ro-RO"/>
+        </w:rPr>
+        <w:br/>
+      </w:r>
+    </w:p>
+    <w:p>
+      <w:pPr>
+        <w:ind w:left="360"/>
+        <w:jc w:val="both"/>
+        <w:rPr>
+          <w:rFonts w:eastAsia="Times New Roman"/>
+          <w:b/>
+          <w:bCs/>
+          <w:sz w:val="20"/>
+          <w:szCs w:val="20"/>
+          <w:u w:val="single"/>
+          <w:lang w:val="ro-RO"/>
+        </w:rPr>
+      </w:pPr>
+      <w:r>
+        <w:rPr>
+          <w:rFonts w:eastAsia="Times New Roman"/>
+          <w:sz w:val="20"/>
+          <w:szCs w:val="20"/>
+          <w:lang w:val="ro-RO"/>
+        </w:rPr>
+        <w:t xml:space="preserve">Plata facturii in </w:t>
+      </w:r>
+      <w:r>
+        <w:rPr>
+          <w:rFonts w:eastAsia="Times New Roman"/>
+          <w:b/>
+          <w:bCs/>
+          <w:color w:val="FF0000"/>
+          <w:sz w:val="20"/>
+          <w:szCs w:val="20"/>
+          <w:lang w:val="ro-RO"/>
+        </w:rPr>
+        <w:t xml:space="preserve">maxim </w:t>
+      </w:r>
+      <w:r>
+        <w:rPr>
+          <w:rFonts w:eastAsia="Times New Roman"/>
+          <w:b/>
+          <w:bCs/>
+          <w:color w:val="FF0000"/>
+          <w:sz w:val="20"/>
+          <w:szCs w:val="20"/>
+          <w:lang w:val="ro-RO"/>
+        </w:rPr>
+        <w:t>45</w:t>
+      </w:r>
+      <w:r>
+        <w:rPr>
+          <w:rFonts w:eastAsia="Times New Roman"/>
+          <w:b/>
+          <w:bCs/>
+          <w:color w:val="FF0000"/>
+          <w:sz w:val="20"/>
+          <w:szCs w:val="20"/>
+          <w:lang w:val="ro-RO"/>
+        </w:rPr>
+        <w:t xml:space="preserve"> zile</w:t>
+      </w:r>
+      <w:r>
+        <w:rPr>
+          <w:rFonts w:eastAsia="Times New Roman"/>
+          <w:sz w:val="20"/>
+          <w:szCs w:val="20"/>
+          <w:lang w:val="ro-RO"/>
+        </w:rPr>
+        <w:t xml:space="preserve"> de </w:t>
+      </w:r>
+      <w:r>
+        <w:rPr>
+          <w:rFonts w:eastAsia="Times New Roman"/>
+          <w:sz w:val="20"/>
+          <w:szCs w:val="20"/>
+          <w:lang w:val="ro-RO"/>
+        </w:rPr>
+        <w:t xml:space="preserve">la data primirii documentelor in original, respectiv factura de </w:t>
+      </w:r>
+      <w:r>
+        <w:rPr>
+          <w:rFonts w:eastAsia="Times New Roman"/>
+          <w:sz w:val="20"/>
+          <w:szCs w:val="20"/>
+          <w:lang w:val="ro-RO"/>
+        </w:rPr>
+        <w:t xml:space="preserve"> transport insotita de CMR confirmat fara rezerve (2 buc) in original.</w:t>
+      </w:r>
+    </w:p>
+    <w:p>
+      <w:pPr>
+        <w:ind w:left="360"/>
+        <w:jc w:val="both"/>
+        <w:rPr>
+          <w:rFonts w:eastAsia="Times New Roman"/>
+          <w:sz w:val="20"/>
+          <w:szCs w:val="20"/>
+          <w:lang w:val="ro-RO"/>
+        </w:rPr>
+      </w:pPr>
+      <w:r>
+        <w:rPr>
+          <w:rFonts w:eastAsia="Times New Roman"/>
+          <w:sz w:val="20"/>
+          <w:szCs w:val="20"/>
+          <w:lang w:val="ro-RO"/>
         </w:rPr>
         <w:t xml:space="preserve">Prin semnarea şi ştampilarea prezentei comenzi, transportatorul se angajează să respecte toate cerinţele enumerate mai sus. </w:t>
       </w:r>
     </w:p>
     <w:p>
       <w:pPr>
-        <w:suppressAutoHyphens/>
         <w:ind w:firstLine="720"/>
         <w:jc w:val="both"/>
         <w:rPr>
-          <w:rFonts w:ascii="Times New Roman" w:eastAsia="Times New Roman" w:hAnsi="Times New Roman" w:cs="Times New Roman"/>
-          <w:sz w:val="20"/>
-          <w:szCs w:val="20"/>
-          <w:lang w:val="ro-RO" w:eastAsia="ar-SA" w:bidi="ar-SA"/>
-        </w:rPr>
-      </w:pPr>
-      <w:r>
-        <w:rPr>
-          <w:rFonts w:ascii="Times New Roman" w:eastAsia="Times New Roman" w:hAnsi="Times New Roman" w:cs="Times New Roman"/>
-          <w:sz w:val="20"/>
-          <w:szCs w:val="20"/>
-          <w:lang w:val="ro-RO" w:eastAsia="ar-SA" w:bidi="ar-SA"/>
+          <w:rFonts w:eastAsia="Times New Roman"/>
+          <w:sz w:val="20"/>
+          <w:szCs w:val="20"/>
+          <w:lang w:val="ro-RO"/>
+        </w:rPr>
+      </w:pPr>
+      <w:r>
+        <w:rPr>
+          <w:rFonts w:eastAsia="Times New Roman"/>
+          <w:sz w:val="20"/>
+          <w:szCs w:val="20"/>
+          <w:lang w:val="ro-RO"/>
         </w:rPr>
         <w:t>Cu stimă,</w:t>
-        <w:tab/>
-        <w:tab/>
-        <w:tab/>
-        <w:tab/>
-        <w:tab/>
-        <w:tab/>
-        <w:tab/>
-      </w:r>
-    </w:p>
-    <w:p>
-      <w:pPr>
-        <w:suppressAutoHyphens/>
+      </w:r>
+      <w:r>
+        <w:rPr>
+          <w:rFonts w:eastAsia="Times New Roman"/>
+          <w:sz w:val="20"/>
+          <w:szCs w:val="20"/>
+          <w:lang w:val="ro-RO"/>
+        </w:rPr>
+        <w:tab/>
+      </w:r>
+      <w:r>
+        <w:rPr>
+          <w:rFonts w:eastAsia="Times New Roman"/>
+          <w:sz w:val="20"/>
+          <w:szCs w:val="20"/>
+          <w:lang w:val="ro-RO"/>
+        </w:rPr>
+        <w:tab/>
+      </w:r>
+      <w:r>
+        <w:rPr>
+          <w:rFonts w:eastAsia="Times New Roman"/>
+          <w:sz w:val="20"/>
+          <w:szCs w:val="20"/>
+          <w:lang w:val="ro-RO"/>
+        </w:rPr>
+        <w:tab/>
+      </w:r>
+      <w:r>
+        <w:rPr>
+          <w:rFonts w:eastAsia="Times New Roman"/>
+          <w:sz w:val="20"/>
+          <w:szCs w:val="20"/>
+          <w:lang w:val="ro-RO"/>
+        </w:rPr>
+        <w:tab/>
+      </w:r>
+      <w:r>
+        <w:rPr>
+          <w:rFonts w:eastAsia="Times New Roman"/>
+          <w:sz w:val="20"/>
+          <w:szCs w:val="20"/>
+          <w:lang w:val="ro-RO"/>
+        </w:rPr>
+        <w:tab/>
+      </w:r>
+      <w:r>
+        <w:rPr>
+          <w:rFonts w:eastAsia="Times New Roman"/>
+          <w:sz w:val="20"/>
+          <w:szCs w:val="20"/>
+          <w:lang w:val="ro-RO"/>
+        </w:rPr>
+        <w:tab/>
+      </w:r>
+      <w:r>
+        <w:rPr>
+          <w:rFonts w:eastAsia="Times New Roman"/>
+          <w:sz w:val="20"/>
+          <w:szCs w:val="20"/>
+          <w:lang w:val="ro-RO"/>
+        </w:rPr>
+        <w:tab/>
+      </w:r>
+    </w:p>
+    <w:p>
+      <w:pPr>
         <w:ind w:left="720"/>
         <w:jc w:val="both"/>
         <w:rPr>
-          <w:rFonts w:ascii="Times New Roman" w:eastAsia="Times New Roman" w:hAnsi="Times New Roman" w:cs="Times New Roman"/>
-          <w:sz w:val="20"/>
-          <w:szCs w:val="20"/>
-          <w:lang w:val="ro-RO" w:eastAsia="ar-SA" w:bidi="ar-SA"/>
-        </w:rPr>
-      </w:pPr>
-      <w:r>
-        <w:rPr>
-          <w:rFonts w:ascii="Times New Roman" w:eastAsia="Times New Roman" w:hAnsi="Times New Roman" w:cs="Times New Roman"/>
-          <w:sz w:val="20"/>
-          <w:szCs w:val="20"/>
-          <w:lang w:val="ro-RO" w:eastAsia="ar-SA" w:bidi="ar-SA"/>
+          <w:rFonts w:eastAsia="Times New Roman"/>
+          <w:sz w:val="20"/>
+          <w:szCs w:val="20"/>
+          <w:lang w:val="ro-RO"/>
+        </w:rPr>
+      </w:pPr>
+      <w:r>
+        <w:rPr>
+          <w:rFonts w:eastAsia="Times New Roman"/>
+          <w:sz w:val="20"/>
+          <w:szCs w:val="20"/>
+          <w:lang w:val="ro-RO"/>
         </w:rPr>
         <w:t>SC TANKSPED SRL</w:t>
       </w:r>
     </w:p>
     <w:p>
       <w:pPr>
-        <w:suppressAutoHyphens/>
         <w:ind w:left="720"/>
         <w:jc w:val="both"/>
         <w:rPr>
-          <w:rFonts w:ascii="Times New Roman" w:eastAsia="Times New Roman" w:hAnsi="Times New Roman" w:cs="Times New Roman"/>
-          <w:sz w:val="20"/>
-          <w:szCs w:val="20"/>
-          <w:lang w:val="ro-RO" w:eastAsia="ar-SA" w:bidi="ar-SA"/>
-        </w:rPr>
-      </w:pPr>
-      <w:r>
-        <w:rPr>
-          <w:rFonts w:ascii="Times New Roman" w:eastAsia="Times New Roman" w:hAnsi="Times New Roman" w:cs="Times New Roman"/>
-          <w:sz w:val="20"/>
-          <w:szCs w:val="20"/>
-          <w:lang w:val="ro-RO" w:eastAsia="ar-SA" w:bidi="ar-SA"/>
+          <w:rFonts w:eastAsia="Times New Roman"/>
+          <w:sz w:val="20"/>
+          <w:szCs w:val="20"/>
+          <w:lang w:val="ro-RO"/>
+        </w:rPr>
+      </w:pPr>
+      <w:r>
+        <w:rPr>
+          <w:rFonts w:eastAsia="Times New Roman"/>
+          <w:sz w:val="20"/>
+          <w:szCs w:val="20"/>
+          <w:lang w:val="ro-RO"/>
         </w:rPr>
         <w:t>(valabil fara stampila si semnatura)</w:t>
       </w:r>
     </w:p>
     <w:p>
       <w:pPr>
-        <w:suppressAutoHyphens/>
         <w:ind w:left="720"/>
         <w:jc w:val="both"/>
         <w:rPr>
-          <w:rFonts w:ascii="Times New Roman" w:eastAsia="Times New Roman" w:hAnsi="Times New Roman" w:cs="Times New Roman"/>
-          <w:sz w:val="20"/>
-          <w:szCs w:val="20"/>
-          <w:lang w:val="en-GB" w:eastAsia="ar-SA" w:bidi="ar-SA"/>
-        </w:rPr>
-      </w:pPr>
-      <w:r>
-        <w:rPr>
-          <w:rFonts w:ascii="Times New Roman" w:eastAsia="Times New Roman" w:hAnsi="Times New Roman" w:cs="Times New Roman"/>
-          <w:sz w:val="20"/>
-          <w:szCs w:val="20"/>
-          <w:lang w:val="ro-RO" w:eastAsia="ar-SA" w:bidi="ar-SA"/>
+          <w:rFonts w:eastAsia="Times New Roman"/>
+          <w:sz w:val="20"/>
+          <w:szCs w:val="20"/>
+          <w:lang w:val="en-GB"/>
+        </w:rPr>
+      </w:pPr>
+      <w:r>
+        <w:rPr>
+          <w:rFonts w:eastAsia="Times New Roman"/>
+          <w:sz w:val="20"/>
+          <w:szCs w:val="20"/>
+          <w:lang w:val="ro-RO"/>
         </w:rPr>
         <w:t>Cristina Man</w:t>
       </w:r>
     </w:p>
     <w:sectPr>
-      <w:type w:val="nextPage"/>
       <w:pgSz w:w="12240" w:h="15840"/>
       <w:pgMar w:top="540" w:right="720" w:bottom="450" w:left="1417" w:header="720" w:footer="720" w:gutter="0"/>
       <w:pgNumType w:start="1"/>
@@ -2524,15 +3635,17 @@
 </file>
 
 <file path=word/numbering.xml><?xml version="1.0" encoding="utf-8"?>
-<w:numbering xmlns:ve="http://schemas.openxmlformats.org/markup-compatibility/2006" xmlns:o="urn:schemas-microsoft-com:office:office" xmlns:r="http://schemas.openxmlformats.org/officeDocument/2006/relationships" xmlns:m="http://schemas.openxmlformats.org/officeDocument/2006/math" xmlns:v="urn:schemas-microsoft-com:vml" xmlns:wp="http://schemas.openxmlformats.org/drawingml/2006/wordprocessingDrawing" xmlns:w10="urn:schemas-microsoft-com:office:word" xmlns:w="http://schemas.openxmlformats.org/wordprocessingml/2006/main" xmlns:wne="http://schemas.microsoft.com/office/word/2006/wordml">
-  <w:abstractNum w:abstractNumId="0">
+<w:numbering xmlns:wpc="http://schemas.microsoft.com/office/word/2010/wordprocessingCanvas" xmlns:cx="http://schemas.microsoft.com/office/drawing/2014/chartex" xmlns:cx1="http://schemas.microsoft.com/office/drawing/2015/9/8/chartex" xmlns:cx2="http://schemas.microsoft.com/office/drawing/2015/10/21/chartex" xmlns:cx3="http://schemas.microsoft.com/office/drawing/2016/5/9/chartex" xmlns:cx4="http://schemas.microsoft.com/office/drawing/2016/5/10/chartex" xmlns:cx5="http://schemas.microsoft.com/office/drawing/2016/5/11/chartex" xmlns:cx6="http://schemas.microsoft.com/office/drawing/2016/5/12/chartex" xmlns:cx7="http://schemas.microsoft.com/office/drawing/2016/5/13/chartex" xmlns:cx8="http://schemas.microsoft.com/office/drawing/2016/5/14/chartex" xmlns:mc="http://schemas.openxmlformats.org/markup-compatibility/2006" xmlns:aink="http://schemas.microsoft.com/office/drawing/2016/ink" xmlns:am3d="http://schemas.microsoft.com/office/drawing/2017/model3d" xmlns:o="urn:schemas-microsoft-com:office:office" xmlns:oel="http://schemas.microsoft.com/office/2019/extlst" xmlns:r="http://schemas.openxmlformats.org/officeDocument/2006/relationships" xmlns:m="http://schemas.openxmlformats.org/officeDocument/2006/math" xmlns:v="urn:schemas-microsoft-com:vml" xmlns:wp14="http://schemas.microsoft.com/office/word/2010/wordprocessingDrawing" xmlns:wp="http://schemas.openxmlformats.org/drawingml/2006/wordprocessingDrawing" xmlns:w10="urn:schemas-microsoft-com:office:word" xmlns:w="http://schemas.openxmlformats.org/wordprocessingml/2006/main" xmlns:w14="http://schemas.microsoft.com/office/word/2010/wordml" xmlns:w15="http://schemas.microsoft.com/office/word/2012/wordml" xmlns:w16cex="http://schemas.microsoft.com/office/word/2018/wordml/cex" xmlns:w16cid="http://schemas.microsoft.com/office/word/2016/wordml/cid" xmlns:w16="http://schemas.microsoft.com/office/word/2018/wordml" xmlns:w16sdtdh="http://schemas.microsoft.com/office/word/2020/wordml/sdtdatahash" xmlns:w16se="http://schemas.microsoft.com/office/word/2015/wordml/symex" xmlns:wpg="http://schemas.microsoft.com/office/word/2010/wordprocessingGroup" xmlns:wpi="http://schemas.microsoft.com/office/word/2010/wordprocessingInk" xmlns:wne="http://schemas.microsoft.com/office/word/2006/wordml" xmlns:wps="http://schemas.microsoft.com/office/word/2010/wordprocessingShape" mc:Ignorable="w14 w15 w16se w16cid w16 w16cex w16sdtdh wp14">
+  <w:abstractNum w:abstractNumId="0" w15:restartNumberingAfterBreak="0">
     <w:nsid w:val="00000001"/>
     <w:multiLevelType w:val="multilevel"/>
     <w:tmpl w:val="00000001"/>
     <w:lvl w:ilvl="0">
       <w:start w:val="1"/>
       <w:numFmt w:val="none"/>
+      <w:pStyle w:val="Heading1"/>
       <w:suff w:val="nothing"/>
+      <w:lvlText w:val=""/>
       <w:lvlJc w:val="left"/>
       <w:pPr>
         <w:tabs>
@@ -2545,6 +3658,7 @@
       <w:start w:val="1"/>
       <w:numFmt w:val="none"/>
       <w:suff w:val="nothing"/>
+      <w:lvlText w:val=""/>
       <w:lvlJc w:val="left"/>
       <w:pPr>
         <w:tabs>
@@ -2556,7 +3670,9 @@
     <w:lvl w:ilvl="2">
       <w:start w:val="1"/>
       <w:numFmt w:val="none"/>
+      <w:pStyle w:val="Heading3"/>
       <w:suff w:val="nothing"/>
+      <w:lvlText w:val=""/>
       <w:lvlJc w:val="left"/>
       <w:pPr>
         <w:tabs>
@@ -2569,6 +3685,7 @@
       <w:start w:val="1"/>
       <w:numFmt w:val="none"/>
       <w:suff w:val="nothing"/>
+      <w:lvlText w:val=""/>
       <w:lvlJc w:val="left"/>
       <w:pPr>
         <w:tabs>
@@ -2581,6 +3698,7 @@
       <w:start w:val="1"/>
       <w:numFmt w:val="none"/>
       <w:suff w:val="nothing"/>
+      <w:lvlText w:val=""/>
       <w:lvlJc w:val="left"/>
       <w:pPr>
         <w:tabs>
@@ -2593,6 +3711,7 @@
       <w:start w:val="1"/>
       <w:numFmt w:val="none"/>
       <w:suff w:val="nothing"/>
+      <w:lvlText w:val=""/>
       <w:lvlJc w:val="left"/>
       <w:pPr>
         <w:tabs>
@@ -2605,6 +3724,7 @@
       <w:start w:val="1"/>
       <w:numFmt w:val="none"/>
       <w:suff w:val="nothing"/>
+      <w:lvlText w:val=""/>
       <w:lvlJc w:val="left"/>
       <w:pPr>
         <w:tabs>
@@ -2617,6 +3737,7 @@
       <w:start w:val="1"/>
       <w:numFmt w:val="none"/>
       <w:suff w:val="nothing"/>
+      <w:lvlText w:val=""/>
       <w:lvlJc w:val="left"/>
       <w:pPr>
         <w:tabs>
@@ -2629,6 +3750,7 @@
       <w:start w:val="1"/>
       <w:numFmt w:val="none"/>
       <w:suff w:val="nothing"/>
+      <w:lvlText w:val=""/>
       <w:lvlJc w:val="left"/>
       <w:pPr>
         <w:tabs>
@@ -2638,13 +3760,12 @@
       </w:pPr>
     </w:lvl>
   </w:abstractNum>
-  <w:abstractNum w:abstractNumId="1">
+  <w:abstractNum w:abstractNumId="1" w15:restartNumberingAfterBreak="0">
     <w:nsid w:val="00000002"/>
     <w:multiLevelType w:val="singleLevel"/>
     <w:tmpl w:val="00000002"/>
     <w:name w:val="WW8Num2"/>
     <w:lvl w:ilvl="0">
-      <w:start w:val="0"/>
       <w:numFmt w:val="bullet"/>
       <w:lvlText w:val="-"/>
       <w:lvlJc w:val="left"/>
@@ -2662,12 +3783,11 @@
       </w:rPr>
     </w:lvl>
   </w:abstractNum>
-  <w:abstractNum w:abstractNumId="2">
+  <w:abstractNum w:abstractNumId="2" w15:restartNumberingAfterBreak="0">
     <w:nsid w:val="080E41EE"/>
     <w:multiLevelType w:val="hybridMultilevel"/>
     <w:tmpl w:val="B69CF41E"/>
-    <w:lvl w:ilvl="0">
-      <w:start w:val="0"/>
+    <w:lvl w:ilvl="0" w:tplc="604A75C4">
       <w:numFmt w:val="bullet"/>
       <w:lvlText w:val="-"/>
       <w:lvlJc w:val="left"/>
@@ -2678,7 +3798,7 @@
         <w:rFonts w:ascii="Times New Roman" w:eastAsia="SimSun" w:hAnsi="Times New Roman" w:cs="Times New Roman" w:hint="default"/>
       </w:rPr>
     </w:lvl>
-    <w:lvl w:ilvl="1" w:tentative="1">
+    <w:lvl w:ilvl="1" w:tplc="54802924" w:tentative="1">
       <w:start w:val="1"/>
       <w:numFmt w:val="bullet"/>
       <w:lvlText w:val="o"/>
@@ -2690,7 +3810,7 @@
         <w:rFonts w:ascii="Courier New" w:hAnsi="Courier New" w:cs="Courier New" w:hint="default"/>
       </w:rPr>
     </w:lvl>
-    <w:lvl w:ilvl="2" w:tentative="1">
+    <w:lvl w:ilvl="2" w:tplc="D76CC970" w:tentative="1">
       <w:start w:val="1"/>
       <w:numFmt w:val="bullet"/>
       <w:lvlText w:val=""/>
@@ -2702,7 +3822,7 @@
         <w:rFonts w:ascii="Wingdings" w:hAnsi="Wingdings" w:hint="default"/>
       </w:rPr>
     </w:lvl>
-    <w:lvl w:ilvl="3" w:tentative="1">
+    <w:lvl w:ilvl="3" w:tplc="5C4A047A" w:tentative="1">
       <w:start w:val="1"/>
       <w:numFmt w:val="bullet"/>
       <w:lvlText w:val=""/>
@@ -2714,7 +3834,7 @@
         <w:rFonts w:ascii="Symbol" w:hAnsi="Symbol" w:hint="default"/>
       </w:rPr>
     </w:lvl>
-    <w:lvl w:ilvl="4" w:tentative="1">
+    <w:lvl w:ilvl="4" w:tplc="32D697E6" w:tentative="1">
       <w:start w:val="1"/>
       <w:numFmt w:val="bullet"/>
       <w:lvlText w:val="o"/>
@@ -2726,7 +3846,7 @@
         <w:rFonts w:ascii="Courier New" w:hAnsi="Courier New" w:cs="Courier New" w:hint="default"/>
       </w:rPr>
     </w:lvl>
-    <w:lvl w:ilvl="5" w:tentative="1">
+    <w:lvl w:ilvl="5" w:tplc="BC76AAE0" w:tentative="1">
       <w:start w:val="1"/>
       <w:numFmt w:val="bullet"/>
       <w:lvlText w:val=""/>
@@ -2738,7 +3858,7 @@
         <w:rFonts w:ascii="Wingdings" w:hAnsi="Wingdings" w:hint="default"/>
       </w:rPr>
     </w:lvl>
-    <w:lvl w:ilvl="6" w:tentative="1">
+    <w:lvl w:ilvl="6" w:tplc="D0189F84" w:tentative="1">
       <w:start w:val="1"/>
       <w:numFmt w:val="bullet"/>
       <w:lvlText w:val=""/>
@@ -2750,7 +3870,7 @@
         <w:rFonts w:ascii="Symbol" w:hAnsi="Symbol" w:hint="default"/>
       </w:rPr>
     </w:lvl>
-    <w:lvl w:ilvl="7" w:tentative="1">
+    <w:lvl w:ilvl="7" w:tplc="FB6AADDA" w:tentative="1">
       <w:start w:val="1"/>
       <w:numFmt w:val="bullet"/>
       <w:lvlText w:val="o"/>
@@ -2762,7 +3882,7 @@
         <w:rFonts w:ascii="Courier New" w:hAnsi="Courier New" w:cs="Courier New" w:hint="default"/>
       </w:rPr>
     </w:lvl>
-    <w:lvl w:ilvl="8" w:tentative="1">
+    <w:lvl w:ilvl="8" w:tplc="F40CF05A" w:tentative="1">
       <w:start w:val="1"/>
       <w:numFmt w:val="bullet"/>
       <w:lvlText w:val=""/>
@@ -2775,12 +3895,11 @@
       </w:rPr>
     </w:lvl>
   </w:abstractNum>
-  <w:abstractNum w:abstractNumId="3">
+  <w:abstractNum w:abstractNumId="3" w15:restartNumberingAfterBreak="0">
     <w:nsid w:val="619A157E"/>
     <w:multiLevelType w:val="hybridMultilevel"/>
     <w:tmpl w:val="09D458B0"/>
-    <w:lvl w:ilvl="0">
-      <w:start w:val="0"/>
+    <w:lvl w:ilvl="0" w:tplc="F10A8C76">
       <w:numFmt w:val="bullet"/>
       <w:lvlText w:val="-"/>
       <w:lvlJc w:val="left"/>
@@ -2791,7 +3910,7 @@
         <w:rFonts w:ascii="Times New Roman" w:eastAsia="SimSun" w:hAnsi="Times New Roman" w:cs="Times New Roman" w:hint="default"/>
       </w:rPr>
     </w:lvl>
-    <w:lvl w:ilvl="1" w:tentative="1">
+    <w:lvl w:ilvl="1" w:tplc="0CFC8A38" w:tentative="1">
       <w:start w:val="1"/>
       <w:numFmt w:val="bullet"/>
       <w:lvlText w:val="o"/>
@@ -2803,7 +3922,7 @@
         <w:rFonts w:ascii="Courier New" w:hAnsi="Courier New" w:cs="Courier New" w:hint="default"/>
       </w:rPr>
     </w:lvl>
-    <w:lvl w:ilvl="2" w:tentative="1">
+    <w:lvl w:ilvl="2" w:tplc="08D66CFA" w:tentative="1">
       <w:start w:val="1"/>
       <w:numFmt w:val="bullet"/>
       <w:lvlText w:val=""/>
@@ -2815,7 +3934,7 @@
         <w:rFonts w:ascii="Wingdings" w:hAnsi="Wingdings" w:hint="default"/>
       </w:rPr>
     </w:lvl>
-    <w:lvl w:ilvl="3" w:tentative="1">
+    <w:lvl w:ilvl="3" w:tplc="1F0A1420" w:tentative="1">
       <w:start w:val="1"/>
       <w:numFmt w:val="bullet"/>
       <w:lvlText w:val=""/>
@@ -2827,7 +3946,7 @@
         <w:rFonts w:ascii="Symbol" w:hAnsi="Symbol" w:hint="default"/>
       </w:rPr>
     </w:lvl>
-    <w:lvl w:ilvl="4" w:tentative="1">
+    <w:lvl w:ilvl="4" w:tplc="9484186C" w:tentative="1">
       <w:start w:val="1"/>
       <w:numFmt w:val="bullet"/>
       <w:lvlText w:val="o"/>
@@ -2839,7 +3958,7 @@
         <w:rFonts w:ascii="Courier New" w:hAnsi="Courier New" w:cs="Courier New" w:hint="default"/>
       </w:rPr>
     </w:lvl>
-    <w:lvl w:ilvl="5" w:tentative="1">
+    <w:lvl w:ilvl="5" w:tplc="576C3DEE" w:tentative="1">
       <w:start w:val="1"/>
       <w:numFmt w:val="bullet"/>
       <w:lvlText w:val=""/>
@@ -2851,7 +3970,7 @@
         <w:rFonts w:ascii="Wingdings" w:hAnsi="Wingdings" w:hint="default"/>
       </w:rPr>
     </w:lvl>
-    <w:lvl w:ilvl="6" w:tentative="1">
+    <w:lvl w:ilvl="6" w:tplc="529A2EB8" w:tentative="1">
       <w:start w:val="1"/>
       <w:numFmt w:val="bullet"/>
       <w:lvlText w:val=""/>
@@ -2863,7 +3982,7 @@
         <w:rFonts w:ascii="Symbol" w:hAnsi="Symbol" w:hint="default"/>
       </w:rPr>
     </w:lvl>
-    <w:lvl w:ilvl="7" w:tentative="1">
+    <w:lvl w:ilvl="7" w:tplc="C67C1F38" w:tentative="1">
       <w:start w:val="1"/>
       <w:numFmt w:val="bullet"/>
       <w:lvlText w:val="o"/>
@@ -2875,7 +3994,7 @@
         <w:rFonts w:ascii="Courier New" w:hAnsi="Courier New" w:cs="Courier New" w:hint="default"/>
       </w:rPr>
     </w:lvl>
-    <w:lvl w:ilvl="8" w:tentative="1">
+    <w:lvl w:ilvl="8" w:tplc="FA680DB2" w:tentative="1">
       <w:start w:val="1"/>
       <w:numFmt w:val="bullet"/>
       <w:lvlText w:val=""/>
@@ -2888,61 +4007,191 @@
       </w:rPr>
     </w:lvl>
   </w:abstractNum>
-  <w:num w:numId="1">
+  <w:num w:numId="1" w16cid:durableId="2034528670">
     <w:abstractNumId w:val="3"/>
   </w:num>
-  <w:num w:numId="2">
+  <w:num w:numId="2" w16cid:durableId="879050172">
     <w:abstractNumId w:val="2"/>
   </w:num>
-  <w:num w:numId="3">
+  <w:num w:numId="3" w16cid:durableId="1895773058">
     <w:abstractNumId w:val="0"/>
   </w:num>
-  <w:num w:numId="4">
+  <w:num w:numId="4" w16cid:durableId="2064477962">
     <w:abstractNumId w:val="1"/>
   </w:num>
 </w:numbering>
 </file>
 
 <file path=word/styles.xml><?xml version="1.0" encoding="utf-8"?>
-<w:styles xmlns:r="http://schemas.openxmlformats.org/officeDocument/2006/relationships" xmlns:w="http://schemas.openxmlformats.org/wordprocessingml/2006/main">
+<w:styles xmlns:mc="http://schemas.openxmlformats.org/markup-compatibility/2006" xmlns:r="http://schemas.openxmlformats.org/officeDocument/2006/relationships" xmlns:w="http://schemas.openxmlformats.org/wordprocessingml/2006/main" xmlns:w14="http://schemas.microsoft.com/office/word/2010/wordml" xmlns:w15="http://schemas.microsoft.com/office/word/2012/wordml" xmlns:w16cex="http://schemas.microsoft.com/office/word/2018/wordml/cex" xmlns:w16cid="http://schemas.microsoft.com/office/word/2016/wordml/cid" xmlns:w16="http://schemas.microsoft.com/office/word/2018/wordml" xmlns:w16sdtdh="http://schemas.microsoft.com/office/word/2020/wordml/sdtdatahash" xmlns:w16se="http://schemas.microsoft.com/office/word/2015/wordml/symex" mc:Ignorable="w14 w15 w16se w16cid w16 w16cex w16sdtdh">
   <w:docDefaults>
     <w:rPrDefault>
       <w:rPr>
         <w:rFonts w:ascii="Times New Roman" w:eastAsia="Times New Roman" w:hAnsi="Times New Roman" w:cs="Times New Roman"/>
-        <w:lang w:val="ro-RO" w:eastAsia="ro-RO" w:bidi="ar-SA"/>
+        <w:lang w:val="en-US" w:eastAsia="en-US" w:bidi="ar-SA"/>
       </w:rPr>
     </w:rPrDefault>
     <w:pPrDefault/>
   </w:docDefaults>
-  <w:latentStyles w:defLockedState="0" w:defUIPriority="99" w:defSemiHidden="1" w:defUnhideWhenUsed="1" w:defQFormat="0" w:count="267">
-    <w:lsdException w:name="Normal" w:semiHidden="0" w:uiPriority="0" w:unhideWhenUsed="0" w:qFormat="1"/>
-    <w:lsdException w:name="heading 1" w:semiHidden="0" w:uiPriority="9" w:unhideWhenUsed="0" w:qFormat="1"/>
-    <w:lsdException w:name="heading 2" w:uiPriority="9" w:qFormat="1"/>
-    <w:lsdException w:name="heading 3" w:uiPriority="9" w:qFormat="1"/>
-    <w:lsdException w:name="heading 4" w:uiPriority="9" w:qFormat="1"/>
-    <w:lsdException w:name="heading 5" w:uiPriority="9" w:qFormat="1"/>
-    <w:lsdException w:name="heading 6" w:uiPriority="9" w:qFormat="1"/>
-    <w:lsdException w:name="heading 7" w:uiPriority="9" w:qFormat="1"/>
-    <w:lsdException w:name="heading 8" w:uiPriority="9" w:qFormat="1"/>
-    <w:lsdException w:name="heading 9" w:uiPriority="9" w:qFormat="1"/>
-    <w:lsdException w:name="toc 1" w:uiPriority="39"/>
-    <w:lsdException w:name="toc 2" w:uiPriority="39"/>
-    <w:lsdException w:name="toc 3" w:uiPriority="39"/>
-    <w:lsdException w:name="toc 4" w:uiPriority="39"/>
-    <w:lsdException w:name="toc 5" w:uiPriority="39"/>
-    <w:lsdException w:name="toc 6" w:uiPriority="39"/>
-    <w:lsdException w:name="toc 7" w:uiPriority="39"/>
-    <w:lsdException w:name="toc 8" w:uiPriority="39"/>
-    <w:lsdException w:name="toc 9" w:uiPriority="39"/>
-    <w:lsdException w:name="caption" w:semiHidden="0" w:uiPriority="35" w:unhideWhenUsed="0" w:qFormat="1"/>
-    <w:lsdException w:name="Title" w:semiHidden="0" w:uiPriority="10" w:unhideWhenUsed="0" w:qFormat="1"/>
-    <w:lsdException w:name="Default Paragraph Font" w:uiPriority="1"/>
-    <w:lsdException w:name="Subtitle" w:semiHidden="0" w:uiPriority="11" w:unhideWhenUsed="0" w:qFormat="1"/>
-    <w:lsdException w:name="Strong" w:semiHidden="0" w:uiPriority="22" w:unhideWhenUsed="0" w:qFormat="1"/>
-    <w:lsdException w:name="Emphasis" w:semiHidden="0" w:uiPriority="20" w:unhideWhenUsed="0" w:qFormat="1"/>
-    <w:lsdException w:name="Table Grid" w:semiHidden="0" w:uiPriority="39" w:unhideWhenUsed="0"/>
-    <w:lsdException w:name="Placeholder Text" w:unhideWhenUsed="0"/>
-    <w:lsdException w:name="No Spacing" w:semiHidden="0" w:uiPriority="1" w:unhideWhenUsed="0" w:qFormat="1"/>
+  <w:latentStyles w:defLockedState="0" w:defUIPriority="99" w:defSemiHidden="0" w:defUnhideWhenUsed="0" w:defQFormat="0" w:count="376">
+    <w:lsdException w:name="Normal" w:uiPriority="0" w:qFormat="1"/>
+    <w:lsdException w:name="heading 1" w:uiPriority="9" w:qFormat="1"/>
+    <w:lsdException w:name="heading 2" w:semiHidden="1" w:uiPriority="9" w:unhideWhenUsed="1" w:qFormat="1"/>
+    <w:lsdException w:name="heading 3" w:semiHidden="1" w:uiPriority="9" w:unhideWhenUsed="1" w:qFormat="1"/>
+    <w:lsdException w:name="heading 4" w:semiHidden="1" w:uiPriority="9" w:unhideWhenUsed="1" w:qFormat="1"/>
+    <w:lsdException w:name="heading 5" w:semiHidden="1" w:uiPriority="9" w:unhideWhenUsed="1" w:qFormat="1"/>
+    <w:lsdException w:name="heading 6" w:semiHidden="1" w:uiPriority="9" w:unhideWhenUsed="1" w:qFormat="1"/>
+    <w:lsdException w:name="heading 7" w:semiHidden="1" w:uiPriority="9" w:unhideWhenUsed="1" w:qFormat="1"/>
+    <w:lsdException w:name="heading 8" w:semiHidden="1" w:uiPriority="9" w:unhideWhenUsed="1" w:qFormat="1"/>
+    <w:lsdException w:name="heading 9" w:semiHidden="1" w:uiPriority="9" w:unhideWhenUsed="1" w:qFormat="1"/>
+    <w:lsdException w:name="index 1" w:semiHidden="1" w:unhideWhenUsed="1"/>
+    <w:lsdException w:name="index 2" w:semiHidden="1" w:unhideWhenUsed="1"/>
+    <w:lsdException w:name="index 3" w:semiHidden="1" w:unhideWhenUsed="1"/>
+    <w:lsdException w:name="index 4" w:semiHidden="1" w:unhideWhenUsed="1"/>
+    <w:lsdException w:name="index 5" w:semiHidden="1" w:unhideWhenUsed="1"/>
+    <w:lsdException w:name="index 6" w:semiHidden="1" w:unhideWhenUsed="1"/>
+    <w:lsdException w:name="index 7" w:semiHidden="1" w:unhideWhenUsed="1"/>
+    <w:lsdException w:name="index 8" w:semiHidden="1" w:unhideWhenUsed="1"/>
+    <w:lsdException w:name="index 9" w:semiHidden="1" w:unhideWhenUsed="1"/>
+    <w:lsdException w:name="toc 1" w:semiHidden="1" w:uiPriority="39" w:unhideWhenUsed="1"/>
+    <w:lsdException w:name="toc 2" w:semiHidden="1" w:uiPriority="39" w:unhideWhenUsed="1"/>
+    <w:lsdException w:name="toc 3" w:semiHidden="1" w:uiPriority="39" w:unhideWhenUsed="1"/>
+    <w:lsdException w:name="toc 4" w:semiHidden="1" w:uiPriority="39" w:unhideWhenUsed="1"/>
+    <w:lsdException w:name="toc 5" w:semiHidden="1" w:uiPriority="39" w:unhideWhenUsed="1"/>
+    <w:lsdException w:name="toc 6" w:semiHidden="1" w:uiPriority="39" w:unhideWhenUsed="1"/>
+    <w:lsdException w:name="toc 7" w:semiHidden="1" w:uiPriority="39" w:unhideWhenUsed="1"/>
+    <w:lsdException w:name="toc 8" w:semiHidden="1" w:uiPriority="39" w:unhideWhenUsed="1"/>
+    <w:lsdException w:name="toc 9" w:semiHidden="1" w:uiPriority="39" w:unhideWhenUsed="1"/>
+    <w:lsdException w:name="Normal Indent" w:semiHidden="1" w:unhideWhenUsed="1"/>
+    <w:lsdException w:name="footnote text" w:semiHidden="1" w:unhideWhenUsed="1"/>
+    <w:lsdException w:name="annotation text" w:semiHidden="1" w:unhideWhenUsed="1"/>
+    <w:lsdException w:name="header" w:semiHidden="1" w:unhideWhenUsed="1"/>
+    <w:lsdException w:name="footer" w:semiHidden="1" w:unhideWhenUsed="1"/>
+    <w:lsdException w:name="index heading" w:semiHidden="1" w:unhideWhenUsed="1"/>
+    <w:lsdException w:name="caption" w:uiPriority="35" w:qFormat="1"/>
+    <w:lsdException w:name="table of figures" w:semiHidden="1" w:unhideWhenUsed="1"/>
+    <w:lsdException w:name="envelope address" w:semiHidden="1" w:unhideWhenUsed="1"/>
+    <w:lsdException w:name="envelope return" w:semiHidden="1" w:unhideWhenUsed="1"/>
+    <w:lsdException w:name="footnote reference" w:semiHidden="1" w:unhideWhenUsed="1"/>
+    <w:lsdException w:name="annotation reference" w:semiHidden="1" w:unhideWhenUsed="1"/>
+    <w:lsdException w:name="line number" w:semiHidden="1" w:unhideWhenUsed="1"/>
+    <w:lsdException w:name="page number" w:semiHidden="1" w:unhideWhenUsed="1"/>
+    <w:lsdException w:name="endnote reference" w:semiHidden="1" w:unhideWhenUsed="1"/>
+    <w:lsdException w:name="endnote text" w:semiHidden="1" w:unhideWhenUsed="1"/>
+    <w:lsdException w:name="table of authorities" w:semiHidden="1" w:unhideWhenUsed="1"/>
+    <w:lsdException w:name="macro" w:semiHidden="1" w:unhideWhenUsed="1"/>
+    <w:lsdException w:name="toa heading" w:semiHidden="1" w:unhideWhenUsed="1"/>
+    <w:lsdException w:name="List" w:semiHidden="1" w:unhideWhenUsed="1"/>
+    <w:lsdException w:name="List Bullet" w:semiHidden="1" w:unhideWhenUsed="1"/>
+    <w:lsdException w:name="List Number" w:semiHidden="1" w:unhideWhenUsed="1"/>
+    <w:lsdException w:name="List 2" w:semiHidden="1" w:unhideWhenUsed="1"/>
+    <w:lsdException w:name="List 3" w:semiHidden="1" w:unhideWhenUsed="1"/>
+    <w:lsdException w:name="List 4" w:semiHidden="1" w:unhideWhenUsed="1"/>
+    <w:lsdException w:name="List 5" w:semiHidden="1" w:unhideWhenUsed="1"/>
+    <w:lsdException w:name="List Bullet 2" w:semiHidden="1" w:unhideWhenUsed="1"/>
+    <w:lsdException w:name="List Bullet 3" w:semiHidden="1" w:unhideWhenUsed="1"/>
+    <w:lsdException w:name="List Bullet 4" w:semiHidden="1" w:unhideWhenUsed="1"/>
+    <w:lsdException w:name="List Bullet 5" w:semiHidden="1" w:unhideWhenUsed="1"/>
+    <w:lsdException w:name="List Number 2" w:semiHidden="1" w:unhideWhenUsed="1"/>
+    <w:lsdException w:name="List Number 3" w:semiHidden="1" w:unhideWhenUsed="1"/>
+    <w:lsdException w:name="List Number 4" w:semiHidden="1" w:unhideWhenUsed="1"/>
+    <w:lsdException w:name="List Number 5" w:semiHidden="1" w:unhideWhenUsed="1"/>
+    <w:lsdException w:name="Title" w:uiPriority="10" w:qFormat="1"/>
+    <w:lsdException w:name="Closing" w:semiHidden="1" w:unhideWhenUsed="1"/>
+    <w:lsdException w:name="Signature" w:semiHidden="1" w:unhideWhenUsed="1"/>
+    <w:lsdException w:name="Default Paragraph Font" w:semiHidden="1" w:uiPriority="1" w:unhideWhenUsed="1"/>
+    <w:lsdException w:name="Body Text" w:semiHidden="1" w:unhideWhenUsed="1"/>
+    <w:lsdException w:name="Body Text Indent" w:semiHidden="1" w:unhideWhenUsed="1"/>
+    <w:lsdException w:name="List Continue" w:semiHidden="1" w:unhideWhenUsed="1"/>
+    <w:lsdException w:name="List Continue 2" w:semiHidden="1" w:unhideWhenUsed="1"/>
+    <w:lsdException w:name="List Continue 3" w:semiHidden="1" w:unhideWhenUsed="1"/>
+    <w:lsdException w:name="List Continue 4" w:semiHidden="1" w:unhideWhenUsed="1"/>
+    <w:lsdException w:name="List Continue 5" w:semiHidden="1" w:unhideWhenUsed="1"/>
+    <w:lsdException w:name="Message Header" w:semiHidden="1" w:unhideWhenUsed="1"/>
+    <w:lsdException w:name="Subtitle" w:uiPriority="11" w:qFormat="1"/>
+    <w:lsdException w:name="Salutation" w:semiHidden="1" w:unhideWhenUsed="1"/>
+    <w:lsdException w:name="Date" w:semiHidden="1" w:unhideWhenUsed="1"/>
+    <w:lsdException w:name="Body Text First Indent" w:semiHidden="1" w:unhideWhenUsed="1"/>
+    <w:lsdException w:name="Body Text First Indent 2" w:semiHidden="1" w:unhideWhenUsed="1"/>
+    <w:lsdException w:name="Note Heading" w:semiHidden="1" w:unhideWhenUsed="1"/>
+    <w:lsdException w:name="Body Text 2" w:semiHidden="1" w:unhideWhenUsed="1"/>
+    <w:lsdException w:name="Body Text 3" w:semiHidden="1" w:unhideWhenUsed="1"/>
+    <w:lsdException w:name="Body Text Indent 2" w:semiHidden="1" w:unhideWhenUsed="1"/>
+    <w:lsdException w:name="Body Text Indent 3" w:semiHidden="1" w:unhideWhenUsed="1"/>
+    <w:lsdException w:name="Block Text" w:semiHidden="1" w:unhideWhenUsed="1"/>
+    <w:lsdException w:name="Hyperlink" w:semiHidden="1" w:unhideWhenUsed="1"/>
+    <w:lsdException w:name="FollowedHyperlink" w:semiHidden="1" w:unhideWhenUsed="1"/>
+    <w:lsdException w:name="Strong" w:uiPriority="22" w:qFormat="1"/>
+    <w:lsdException w:name="Emphasis" w:uiPriority="20" w:qFormat="1"/>
+    <w:lsdException w:name="Document Map" w:semiHidden="1" w:unhideWhenUsed="1"/>
+    <w:lsdException w:name="Plain Text" w:semiHidden="1" w:unhideWhenUsed="1"/>
+    <w:lsdException w:name="E-mail Signature" w:semiHidden="1" w:unhideWhenUsed="1"/>
+    <w:lsdException w:name="HTML Top of Form" w:semiHidden="1" w:unhideWhenUsed="1"/>
+    <w:lsdException w:name="HTML Bottom of Form" w:semiHidden="1" w:unhideWhenUsed="1"/>
+    <w:lsdException w:name="Normal (Web)" w:semiHidden="1" w:unhideWhenUsed="1"/>
+    <w:lsdException w:name="HTML Acronym" w:semiHidden="1" w:unhideWhenUsed="1"/>
+    <w:lsdException w:name="HTML Address" w:semiHidden="1" w:unhideWhenUsed="1"/>
+    <w:lsdException w:name="HTML Cite" w:semiHidden="1" w:unhideWhenUsed="1"/>
+    <w:lsdException w:name="HTML Code" w:semiHidden="1" w:unhideWhenUsed="1"/>
+    <w:lsdException w:name="HTML Definition" w:semiHidden="1" w:unhideWhenUsed="1"/>
+    <w:lsdException w:name="HTML Keyboard" w:semiHidden="1" w:unhideWhenUsed="1"/>
+    <w:lsdException w:name="HTML Preformatted" w:semiHidden="1" w:unhideWhenUsed="1"/>
+    <w:lsdException w:name="HTML Sample" w:semiHidden="1" w:unhideWhenUsed="1"/>
+    <w:lsdException w:name="HTML Typewriter" w:semiHidden="1" w:unhideWhenUsed="1"/>
+    <w:lsdException w:name="HTML Variable" w:semiHidden="1" w:unhideWhenUsed="1"/>
+    <w:lsdException w:name="Normal Table" w:semiHidden="1" w:unhideWhenUsed="1"/>
+    <w:lsdException w:name="annotation subject" w:semiHidden="1" w:unhideWhenUsed="1"/>
+    <w:lsdException w:name="No List" w:semiHidden="1" w:unhideWhenUsed="1"/>
+    <w:lsdException w:name="Outline List 1" w:semiHidden="1" w:unhideWhenUsed="1"/>
+    <w:lsdException w:name="Outline List 2" w:semiHidden="1" w:unhideWhenUsed="1"/>
+    <w:lsdException w:name="Outline List 3" w:semiHidden="1" w:unhideWhenUsed="1"/>
+    <w:lsdException w:name="Table Simple 1" w:semiHidden="1" w:unhideWhenUsed="1"/>
+    <w:lsdException w:name="Table Simple 2" w:semiHidden="1" w:unhideWhenUsed="1"/>
+    <w:lsdException w:name="Table Simple 3" w:semiHidden="1" w:unhideWhenUsed="1"/>
+    <w:lsdException w:name="Table Classic 1" w:semiHidden="1" w:unhideWhenUsed="1"/>
+    <w:lsdException w:name="Table Classic 2" w:semiHidden="1" w:unhideWhenUsed="1"/>
+    <w:lsdException w:name="Table Classic 3" w:semiHidden="1" w:unhideWhenUsed="1"/>
+    <w:lsdException w:name="Table Classic 4" w:semiHidden="1" w:unhideWhenUsed="1"/>
+    <w:lsdException w:name="Table Colorful 1" w:semiHidden="1" w:unhideWhenUsed="1"/>
+    <w:lsdException w:name="Table Colorful 2" w:semiHidden="1" w:unhideWhenUsed="1"/>
+    <w:lsdException w:name="Table Colorful 3" w:semiHidden="1" w:unhideWhenUsed="1"/>
+    <w:lsdException w:name="Table Columns 1" w:semiHidden="1" w:unhideWhenUsed="1"/>
+    <w:lsdException w:name="Table Columns 2" w:semiHidden="1" w:unhideWhenUsed="1"/>
+    <w:lsdException w:name="Table Columns 3" w:semiHidden="1" w:unhideWhenUsed="1"/>
+    <w:lsdException w:name="Table Columns 4" w:semiHidden="1" w:unhideWhenUsed="1"/>
+    <w:lsdException w:name="Table Columns 5" w:semiHidden="1" w:unhideWhenUsed="1"/>
+    <w:lsdException w:name="Table Grid 1" w:semiHidden="1" w:unhideWhenUsed="1"/>
+    <w:lsdException w:name="Table Grid 2" w:semiHidden="1" w:unhideWhenUsed="1"/>
+    <w:lsdException w:name="Table Grid 3" w:semiHidden="1" w:unhideWhenUsed="1"/>
+    <w:lsdException w:name="Table Grid 4" w:semiHidden="1" w:unhideWhenUsed="1"/>
+    <w:lsdException w:name="Table Grid 5" w:semiHidden="1" w:unhideWhenUsed="1"/>
+    <w:lsdException w:name="Table Grid 6" w:semiHidden="1" w:unhideWhenUsed="1"/>
+    <w:lsdException w:name="Table Grid 7" w:semiHidden="1" w:unhideWhenUsed="1"/>
+    <w:lsdException w:name="Table Grid 8" w:semiHidden="1" w:unhideWhenUsed="1"/>
+    <w:lsdException w:name="Table List 1" w:semiHidden="1" w:unhideWhenUsed="1"/>
+    <w:lsdException w:name="Table List 2" w:semiHidden="1" w:unhideWhenUsed="1"/>
+    <w:lsdException w:name="Table List 3" w:semiHidden="1" w:unhideWhenUsed="1"/>
+    <w:lsdException w:name="Table List 4" w:semiHidden="1" w:unhideWhenUsed="1"/>
+    <w:lsdException w:name="Table List 5" w:semiHidden="1" w:unhideWhenUsed="1"/>
+    <w:lsdException w:name="Table List 6" w:semiHidden="1" w:unhideWhenUsed="1"/>
+    <w:lsdException w:name="Table List 7" w:semiHidden="1" w:unhideWhenUsed="1"/>
+    <w:lsdException w:name="Table List 8" w:semiHidden="1" w:unhideWhenUsed="1"/>
+    <w:lsdException w:name="Table 3D effects 1" w:semiHidden="1" w:unhideWhenUsed="1"/>
+    <w:lsdException w:name="Table 3D effects 2" w:semiHidden="1" w:unhideWhenUsed="1"/>
+    <w:lsdException w:name="Table 3D effects 3" w:semiHidden="1" w:unhideWhenUsed="1"/>
+    <w:lsdException w:name="Table Contemporary" w:semiHidden="1" w:unhideWhenUsed="1"/>
+    <w:lsdException w:name="Table Elegant" w:semiHidden="1" w:unhideWhenUsed="1"/>
+    <w:lsdException w:name="Table Professional" w:semiHidden="1" w:unhideWhenUsed="1"/>
+    <w:lsdException w:name="Table Subtle 1" w:semiHidden="1" w:unhideWhenUsed="1"/>
+    <w:lsdException w:name="Table Subtle 2" w:semiHidden="1" w:unhideWhenUsed="1"/>
+    <w:lsdException w:name="Table Web 1" w:semiHidden="1" w:unhideWhenUsed="1"/>
+    <w:lsdException w:name="Table Web 2" w:semiHidden="1" w:unhideWhenUsed="1"/>
+    <w:lsdException w:name="Table Web 3" w:semiHidden="1" w:unhideWhenUsed="1"/>
+    <w:lsdException w:name="Balloon Text" w:semiHidden="1" w:unhideWhenUsed="1"/>
+    <w:lsdException w:name="Table Grid" w:uiPriority="39"/>
+    <w:lsdException w:name="Table Theme" w:semiHidden="1" w:unhideWhenUsed="1"/>
+    <w:lsdException w:name="Placeholder Text" w:semiHidden="1"/>
+    <w:lsdException w:name="No Spacing" w:uiPriority="1" w:qFormat="1"/>
     <w:lsdException w:name="Light Shading" w:uiPriority="60"/>
     <w:lsdException w:name="Light List" w:uiPriority="61"/>
     <w:lsdException w:name="Light Grid" w:uiPriority="62"/>
@@ -2963,10 +4212,10 @@
     <w:lsdException w:name="Medium Shading 1 Accent 1" w:uiPriority="63"/>
     <w:lsdException w:name="Medium Shading 2 Accent 1" w:uiPriority="64"/>
     <w:lsdException w:name="Medium List 1 Accent 1" w:uiPriority="65"/>
-    <w:lsdException w:name="Revision" w:unhideWhenUsed="0"/>
-    <w:lsdException w:name="List Paragraph" w:semiHidden="0" w:uiPriority="34" w:unhideWhenUsed="0" w:qFormat="1"/>
-    <w:lsdException w:name="Quote" w:semiHidden="0" w:uiPriority="29" w:unhideWhenUsed="0" w:qFormat="1"/>
-    <w:lsdException w:name="Intense Quote" w:semiHidden="0" w:uiPriority="30" w:unhideWhenUsed="0" w:qFormat="1"/>
+    <w:lsdException w:name="Revision" w:semiHidden="1"/>
+    <w:lsdException w:name="List Paragraph" w:uiPriority="34" w:qFormat="1"/>
+    <w:lsdException w:name="Quote" w:uiPriority="29" w:qFormat="1"/>
+    <w:lsdException w:name="Intense Quote" w:uiPriority="30" w:qFormat="1"/>
     <w:lsdException w:name="Medium List 2 Accent 1" w:uiPriority="66"/>
     <w:lsdException w:name="Medium Grid 1 Accent 1" w:uiPriority="67"/>
     <w:lsdException w:name="Medium Grid 2 Accent 1" w:uiPriority="68"/>
@@ -3045,117 +4294,122 @@
     <w:lsdException w:name="Colorful Shading Accent 6" w:uiPriority="71"/>
     <w:lsdException w:name="Colorful List Accent 6" w:uiPriority="72"/>
     <w:lsdException w:name="Colorful Grid Accent 6" w:uiPriority="73"/>
-    <w:lsdException w:name="Subtle Emphasis" w:semiHidden="0" w:uiPriority="19" w:unhideWhenUsed="0" w:qFormat="1"/>
-    <w:lsdException w:name="Intense Emphasis" w:semiHidden="0" w:uiPriority="21" w:unhideWhenUsed="0" w:qFormat="1"/>
-    <w:lsdException w:name="Subtle Reference" w:semiHidden="0" w:uiPriority="31" w:unhideWhenUsed="0" w:qFormat="1"/>
-    <w:lsdException w:name="Intense Reference" w:semiHidden="0" w:uiPriority="32" w:unhideWhenUsed="0" w:qFormat="1"/>
-    <w:lsdException w:name="Book Title" w:semiHidden="0" w:uiPriority="33" w:unhideWhenUsed="0" w:qFormat="1"/>
-    <w:lsdException w:name="Bibliography" w:uiPriority="37"/>
-    <w:lsdException w:name="TOC Heading" w:uiPriority="39" w:qFormat="1"/>
-    <w:lsdException w:name="Plain Table 1" w:semiHidden="0" w:uiPriority="41" w:unhideWhenUsed="0"/>
-    <w:lsdException w:name="Plain Table 2" w:semiHidden="0" w:uiPriority="42" w:unhideWhenUsed="0"/>
-    <w:lsdException w:name="Plain Table 3" w:semiHidden="0" w:uiPriority="43" w:unhideWhenUsed="0"/>
-    <w:lsdException w:name="Plain Table 4" w:semiHidden="0" w:uiPriority="44" w:unhideWhenUsed="0"/>
-    <w:lsdException w:name="Plain Table 5" w:semiHidden="0" w:uiPriority="45" w:unhideWhenUsed="0"/>
-    <w:lsdException w:name="Grid Table Light" w:semiHidden="0" w:uiPriority="40" w:unhideWhenUsed="0"/>
-    <w:lsdException w:name="Grid Table 1 Light" w:semiHidden="0" w:uiPriority="46" w:unhideWhenUsed="0"/>
-    <w:lsdException w:name="Grid Table 2" w:semiHidden="0" w:uiPriority="47" w:unhideWhenUsed="0"/>
-    <w:lsdException w:name="Grid Table 3" w:semiHidden="0" w:uiPriority="48" w:unhideWhenUsed="0"/>
-    <w:lsdException w:name="Grid Table 4" w:semiHidden="0" w:uiPriority="49" w:unhideWhenUsed="0"/>
-    <w:lsdException w:name="Grid Table 5 Dark" w:semiHidden="0" w:uiPriority="50" w:unhideWhenUsed="0"/>
-    <w:lsdException w:name="Grid Table 6 Colorful" w:semiHidden="0" w:uiPriority="51" w:unhideWhenUsed="0"/>
-    <w:lsdException w:name="Grid Table 7 Colorful" w:semiHidden="0" w:uiPriority="52" w:unhideWhenUsed="0"/>
-    <w:lsdException w:name="Grid Table 1 Light Accent 1" w:semiHidden="0" w:uiPriority="46" w:unhideWhenUsed="0"/>
-    <w:lsdException w:name="Grid Table 2 Accent 1" w:semiHidden="0" w:uiPriority="47" w:unhideWhenUsed="0"/>
-    <w:lsdException w:name="Grid Table 3 Accent 1" w:semiHidden="0" w:uiPriority="48" w:unhideWhenUsed="0"/>
-    <w:lsdException w:name="Grid Table 4 Accent 1" w:semiHidden="0" w:uiPriority="49" w:unhideWhenUsed="0"/>
-    <w:lsdException w:name="Grid Table 5 Dark Accent 1" w:semiHidden="0" w:uiPriority="50" w:unhideWhenUsed="0"/>
-    <w:lsdException w:name="Grid Table 6 Colorful Accent 1" w:semiHidden="0" w:uiPriority="51" w:unhideWhenUsed="0"/>
-    <w:lsdException w:name="Grid Table 7 Colorful Accent 1" w:semiHidden="0" w:uiPriority="52" w:unhideWhenUsed="0"/>
-    <w:lsdException w:name="Grid Table 1 Light Accent 2" w:semiHidden="0" w:uiPriority="46" w:unhideWhenUsed="0"/>
-    <w:lsdException w:name="Grid Table 2 Accent 2" w:semiHidden="0" w:uiPriority="47" w:unhideWhenUsed="0"/>
-    <w:lsdException w:name="Grid Table 3 Accent 2" w:semiHidden="0" w:uiPriority="48" w:unhideWhenUsed="0"/>
-    <w:lsdException w:name="Grid Table 4 Accent 2" w:semiHidden="0" w:uiPriority="49" w:unhideWhenUsed="0"/>
-    <w:lsdException w:name="Grid Table 5 Dark Accent 2" w:semiHidden="0" w:uiPriority="50" w:unhideWhenUsed="0"/>
-    <w:lsdException w:name="Grid Table 6 Colorful Accent 2" w:semiHidden="0" w:uiPriority="51" w:unhideWhenUsed="0"/>
-    <w:lsdException w:name="Grid Table 7 Colorful Accent 2" w:semiHidden="0" w:uiPriority="52" w:unhideWhenUsed="0"/>
-    <w:lsdException w:name="Grid Table 1 Light Accent 3" w:semiHidden="0" w:uiPriority="46" w:unhideWhenUsed="0"/>
-    <w:lsdException w:name="Grid Table 2 Accent 3" w:semiHidden="0" w:uiPriority="47" w:unhideWhenUsed="0"/>
-    <w:lsdException w:name="Grid Table 3 Accent 3" w:semiHidden="0" w:uiPriority="48" w:unhideWhenUsed="0"/>
-    <w:lsdException w:name="Grid Table 4 Accent 3" w:semiHidden="0" w:uiPriority="49" w:unhideWhenUsed="0"/>
-    <w:lsdException w:name="Grid Table 5 Dark Accent 3" w:semiHidden="0" w:uiPriority="50" w:unhideWhenUsed="0"/>
-    <w:lsdException w:name="Grid Table 6 Colorful Accent 3" w:semiHidden="0" w:uiPriority="51" w:unhideWhenUsed="0"/>
-    <w:lsdException w:name="Grid Table 7 Colorful Accent 3" w:semiHidden="0" w:uiPriority="52" w:unhideWhenUsed="0"/>
-    <w:lsdException w:name="Grid Table 1 Light Accent 4" w:semiHidden="0" w:uiPriority="46" w:unhideWhenUsed="0"/>
-    <w:lsdException w:name="Grid Table 2 Accent 4" w:semiHidden="0" w:uiPriority="47" w:unhideWhenUsed="0"/>
-    <w:lsdException w:name="Grid Table 3 Accent 4" w:semiHidden="0" w:uiPriority="48" w:unhideWhenUsed="0"/>
-    <w:lsdException w:name="Grid Table 4 Accent 4" w:semiHidden="0" w:uiPriority="49" w:unhideWhenUsed="0"/>
-    <w:lsdException w:name="Grid Table 5 Dark Accent 4" w:semiHidden="0" w:uiPriority="50" w:unhideWhenUsed="0"/>
-    <w:lsdException w:name="Grid Table 6 Colorful Accent 4" w:semiHidden="0" w:uiPriority="51" w:unhideWhenUsed="0"/>
-    <w:lsdException w:name="Grid Table 7 Colorful Accent 4" w:semiHidden="0" w:uiPriority="52" w:unhideWhenUsed="0"/>
-    <w:lsdException w:name="Grid Table 1 Light Accent 5" w:semiHidden="0" w:uiPriority="46" w:unhideWhenUsed="0"/>
-    <w:lsdException w:name="Grid Table 2 Accent 5" w:semiHidden="0" w:uiPriority="47" w:unhideWhenUsed="0"/>
-    <w:lsdException w:name="Grid Table 3 Accent 5" w:semiHidden="0" w:uiPriority="48" w:unhideWhenUsed="0"/>
-    <w:lsdException w:name="Grid Table 4 Accent 5" w:semiHidden="0" w:uiPriority="49" w:unhideWhenUsed="0"/>
-    <w:lsdException w:name="Grid Table 5 Dark Accent 5" w:semiHidden="0" w:uiPriority="50" w:unhideWhenUsed="0"/>
-    <w:lsdException w:name="Grid Table 6 Colorful Accent 5" w:semiHidden="0" w:uiPriority="51" w:unhideWhenUsed="0"/>
-    <w:lsdException w:name="Grid Table 7 Colorful Accent 5" w:semiHidden="0" w:uiPriority="52" w:unhideWhenUsed="0"/>
-    <w:lsdException w:name="Grid Table 1 Light Accent 6" w:semiHidden="0" w:uiPriority="46" w:unhideWhenUsed="0"/>
-    <w:lsdException w:name="Grid Table 2 Accent 6" w:semiHidden="0" w:uiPriority="47" w:unhideWhenUsed="0"/>
-    <w:lsdException w:name="Grid Table 3 Accent 6" w:semiHidden="0" w:uiPriority="48" w:unhideWhenUsed="0"/>
-    <w:lsdException w:name="Grid Table 4 Accent 6" w:semiHidden="0" w:uiPriority="49" w:unhideWhenUsed="0"/>
-    <w:lsdException w:name="Grid Table 5 Dark Accent 6" w:semiHidden="0" w:uiPriority="50" w:unhideWhenUsed="0"/>
-    <w:lsdException w:name="Grid Table 6 Colorful Accent 6" w:semiHidden="0" w:uiPriority="51" w:unhideWhenUsed="0"/>
-    <w:lsdException w:name="Grid Table 7 Colorful Accent 6" w:semiHidden="0" w:uiPriority="52" w:unhideWhenUsed="0"/>
-    <w:lsdException w:name="List Table 1 Light" w:semiHidden="0" w:uiPriority="46" w:unhideWhenUsed="0"/>
-    <w:lsdException w:name="List Table 2" w:semiHidden="0" w:uiPriority="47" w:unhideWhenUsed="0"/>
-    <w:lsdException w:name="List Table 3" w:semiHidden="0" w:uiPriority="48" w:unhideWhenUsed="0"/>
-    <w:lsdException w:name="List Table 4" w:semiHidden="0" w:uiPriority="49" w:unhideWhenUsed="0"/>
-    <w:lsdException w:name="List Table 5 Dark" w:semiHidden="0" w:uiPriority="50" w:unhideWhenUsed="0"/>
-    <w:lsdException w:name="List Table 6 Colorful" w:semiHidden="0" w:uiPriority="51" w:unhideWhenUsed="0"/>
-    <w:lsdException w:name="List Table 7 Colorful" w:semiHidden="0" w:uiPriority="52" w:unhideWhenUsed="0"/>
-    <w:lsdException w:name="List Table 1 Light Accent 1" w:semiHidden="0" w:uiPriority="46" w:unhideWhenUsed="0"/>
-    <w:lsdException w:name="List Table 2 Accent 1" w:semiHidden="0" w:uiPriority="47" w:unhideWhenUsed="0"/>
-    <w:lsdException w:name="List Table 3 Accent 1" w:semiHidden="0" w:uiPriority="48" w:unhideWhenUsed="0"/>
-    <w:lsdException w:name="List Table 4 Accent 1" w:semiHidden="0" w:uiPriority="49" w:unhideWhenUsed="0"/>
-    <w:lsdException w:name="List Table 5 Dark Accent 1" w:semiHidden="0" w:uiPriority="50" w:unhideWhenUsed="0"/>
-    <w:lsdException w:name="List Table 6 Colorful Accent 1" w:semiHidden="0" w:uiPriority="51" w:unhideWhenUsed="0"/>
-    <w:lsdException w:name="List Table 7 Colorful Accent 1" w:semiHidden="0" w:uiPriority="52" w:unhideWhenUsed="0"/>
-    <w:lsdException w:name="List Table 1 Light Accent 2" w:semiHidden="0" w:uiPriority="46" w:unhideWhenUsed="0"/>
-    <w:lsdException w:name="List Table 2 Accent 2" w:semiHidden="0" w:uiPriority="47" w:unhideWhenUsed="0"/>
-    <w:lsdException w:name="List Table 3 Accent 2" w:semiHidden="0" w:uiPriority="48" w:unhideWhenUsed="0"/>
-    <w:lsdException w:name="List Table 4 Accent 2" w:semiHidden="0" w:uiPriority="49" w:unhideWhenUsed="0"/>
-    <w:lsdException w:name="List Table 5 Dark Accent 2" w:semiHidden="0" w:uiPriority="50" w:unhideWhenUsed="0"/>
-    <w:lsdException w:name="List Table 6 Colorful Accent 2" w:semiHidden="0" w:uiPriority="51" w:unhideWhenUsed="0"/>
-    <w:lsdException w:name="List Table 7 Colorful Accent 2" w:semiHidden="0" w:uiPriority="52" w:unhideWhenUsed="0"/>
-    <w:lsdException w:name="List Table 1 Light Accent 3" w:semiHidden="0" w:uiPriority="46" w:unhideWhenUsed="0"/>
-    <w:lsdException w:name="List Table 2 Accent 3" w:semiHidden="0" w:uiPriority="47" w:unhideWhenUsed="0"/>
-    <w:lsdException w:name="List Table 3 Accent 3" w:semiHidden="0" w:uiPriority="48" w:unhideWhenUsed="0"/>
-    <w:lsdException w:name="List Table 4 Accent 3" w:semiHidden="0" w:uiPriority="49" w:unhideWhenUsed="0"/>
-    <w:lsdException w:name="List Table 5 Dark Accent 3" w:semiHidden="0" w:uiPriority="50" w:unhideWhenUsed="0"/>
-    <w:lsdException w:name="List Table 6 Colorful Accent 3" w:semiHidden="0" w:uiPriority="51" w:unhideWhenUsed="0"/>
-    <w:lsdException w:name="List Table 7 Colorful Accent 3" w:semiHidden="0" w:uiPriority="52" w:unhideWhenUsed="0"/>
-    <w:lsdException w:name="List Table 1 Light Accent 4" w:semiHidden="0" w:uiPriority="46" w:unhideWhenUsed="0"/>
-    <w:lsdException w:name="List Table 2 Accent 4" w:semiHidden="0" w:uiPriority="47" w:unhideWhenUsed="0"/>
-    <w:lsdException w:name="List Table 3 Accent 4" w:semiHidden="0" w:uiPriority="48" w:unhideWhenUsed="0"/>
-    <w:lsdException w:name="List Table 4 Accent 4" w:semiHidden="0" w:uiPriority="49" w:unhideWhenUsed="0"/>
-    <w:lsdException w:name="List Table 5 Dark Accent 4" w:semiHidden="0" w:uiPriority="50" w:unhideWhenUsed="0"/>
-    <w:lsdException w:name="List Table 6 Colorful Accent 4" w:semiHidden="0" w:uiPriority="51" w:unhideWhenUsed="0"/>
-    <w:lsdException w:name="List Table 7 Colorful Accent 4" w:semiHidden="0" w:uiPriority="52" w:unhideWhenUsed="0"/>
-    <w:lsdException w:name="List Table 1 Light Accent 5" w:semiHidden="0" w:uiPriority="46" w:unhideWhenUsed="0"/>
-    <w:lsdException w:name="List Table 2 Accent 5" w:semiHidden="0" w:uiPriority="47" w:unhideWhenUsed="0"/>
-    <w:lsdException w:name="List Table 3 Accent 5" w:semiHidden="0" w:uiPriority="48" w:unhideWhenUsed="0"/>
-    <w:lsdException w:name="List Table 4 Accent 5" w:semiHidden="0" w:uiPriority="49" w:unhideWhenUsed="0"/>
-    <w:lsdException w:name="List Table 5 Dark Accent 5" w:semiHidden="0" w:uiPriority="50" w:unhideWhenUsed="0"/>
-    <w:lsdException w:name="List Table 6 Colorful Accent 5" w:semiHidden="0" w:uiPriority="51" w:unhideWhenUsed="0"/>
-    <w:lsdException w:name="List Table 7 Colorful Accent 5" w:semiHidden="0" w:uiPriority="52" w:unhideWhenUsed="0"/>
-    <w:lsdException w:name="List Table 1 Light Accent 6" w:semiHidden="0" w:uiPriority="46" w:unhideWhenUsed="0"/>
-    <w:lsdException w:name="List Table 2 Accent 6" w:semiHidden="0" w:uiPriority="47" w:unhideWhenUsed="0"/>
-    <w:lsdException w:name="List Table 3 Accent 6" w:semiHidden="0" w:uiPriority="48" w:unhideWhenUsed="0"/>
-    <w:lsdException w:name="List Table 4 Accent 6" w:semiHidden="0" w:uiPriority="49" w:unhideWhenUsed="0"/>
-    <w:lsdException w:name="List Table 5 Dark Accent 6" w:semiHidden="0" w:uiPriority="50" w:unhideWhenUsed="0"/>
-    <w:lsdException w:name="List Table 6 Colorful Accent 6" w:semiHidden="0" w:uiPriority="51" w:unhideWhenUsed="0"/>
-    <w:lsdException w:name="List Table 7 Colorful Accent 6" w:semiHidden="0" w:uiPriority="52" w:unhideWhenUsed="0"/>
+    <w:lsdException w:name="Subtle Emphasis" w:uiPriority="19" w:qFormat="1"/>
+    <w:lsdException w:name="Intense Emphasis" w:uiPriority="21" w:qFormat="1"/>
+    <w:lsdException w:name="Subtle Reference" w:uiPriority="31" w:qFormat="1"/>
+    <w:lsdException w:name="Intense Reference" w:uiPriority="32" w:qFormat="1"/>
+    <w:lsdException w:name="Book Title" w:uiPriority="33" w:qFormat="1"/>
+    <w:lsdException w:name="Bibliography" w:semiHidden="1" w:uiPriority="37" w:unhideWhenUsed="1"/>
+    <w:lsdException w:name="TOC Heading" w:semiHidden="1" w:uiPriority="39" w:unhideWhenUsed="1" w:qFormat="1"/>
+    <w:lsdException w:name="Plain Table 1" w:uiPriority="41"/>
+    <w:lsdException w:name="Plain Table 2" w:uiPriority="42"/>
+    <w:lsdException w:name="Plain Table 3" w:uiPriority="43"/>
+    <w:lsdException w:name="Plain Table 4" w:uiPriority="44"/>
+    <w:lsdException w:name="Plain Table 5" w:uiPriority="45"/>
+    <w:lsdException w:name="Grid Table Light" w:uiPriority="40"/>
+    <w:lsdException w:name="Grid Table 1 Light" w:uiPriority="46"/>
+    <w:lsdException w:name="Grid Table 2" w:uiPriority="47"/>
+    <w:lsdException w:name="Grid Table 3" w:uiPriority="48"/>
+    <w:lsdException w:name="Grid Table 4" w:uiPriority="49"/>
+    <w:lsdException w:name="Grid Table 5 Dark" w:uiPriority="50"/>
+    <w:lsdException w:name="Grid Table 6 Colorful" w:uiPriority="51"/>
+    <w:lsdException w:name="Grid Table 7 Colorful" w:uiPriority="52"/>
+    <w:lsdException w:name="Grid Table 1 Light Accent 1" w:uiPriority="46"/>
+    <w:lsdException w:name="Grid Table 2 Accent 1" w:uiPriority="47"/>
+    <w:lsdException w:name="Grid Table 3 Accent 1" w:uiPriority="48"/>
+    <w:lsdException w:name="Grid Table 4 Accent 1" w:uiPriority="49"/>
+    <w:lsdException w:name="Grid Table 5 Dark Accent 1" w:uiPriority="50"/>
+    <w:lsdException w:name="Grid Table 6 Colorful Accent 1" w:uiPriority="51"/>
+    <w:lsdException w:name="Grid Table 7 Colorful Accent 1" w:uiPriority="52"/>
+    <w:lsdException w:name="Grid Table 1 Light Accent 2" w:uiPriority="46"/>
+    <w:lsdException w:name="Grid Table 2 Accent 2" w:uiPriority="47"/>
+    <w:lsdException w:name="Grid Table 3 Accent 2" w:uiPriority="48"/>
+    <w:lsdException w:name="Grid Table 4 Accent 2" w:uiPriority="49"/>
+    <w:lsdException w:name="Grid Table 5 Dark Accent 2" w:uiPriority="50"/>
+    <w:lsdException w:name="Grid Table 6 Colorful Accent 2" w:uiPriority="51"/>
+    <w:lsdException w:name="Grid Table 7 Colorful Accent 2" w:uiPriority="52"/>
+    <w:lsdException w:name="Grid Table 1 Light Accent 3" w:uiPriority="46"/>
+    <w:lsdException w:name="Grid Table 2 Accent 3" w:uiPriority="47"/>
+    <w:lsdException w:name="Grid Table 3 Accent 3" w:uiPriority="48"/>
+    <w:lsdException w:name="Grid Table 4 Accent 3" w:uiPriority="49"/>
+    <w:lsdException w:name="Grid Table 5 Dark Accent 3" w:uiPriority="50"/>
+    <w:lsdException w:name="Grid Table 6 Colorful Accent 3" w:uiPriority="51"/>
+    <w:lsdException w:name="Grid Table 7 Colorful Accent 3" w:uiPriority="52"/>
+    <w:lsdException w:name="Grid Table 1 Light Accent 4" w:uiPriority="46"/>
+    <w:lsdException w:name="Grid Table 2 Accent 4" w:uiPriority="47"/>
+    <w:lsdException w:name="Grid Table 3 Accent 4" w:uiPriority="48"/>
+    <w:lsdException w:name="Grid Table 4 Accent 4" w:uiPriority="49"/>
+    <w:lsdException w:name="Grid Table 5 Dark Accent 4" w:uiPriority="50"/>
+    <w:lsdException w:name="Grid Table 6 Colorful Accent 4" w:uiPriority="51"/>
+    <w:lsdException w:name="Grid Table 7 Colorful Accent 4" w:uiPriority="52"/>
+    <w:lsdException w:name="Grid Table 1 Light Accent 5" w:uiPriority="46"/>
+    <w:lsdException w:name="Grid Table 2 Accent 5" w:uiPriority="47"/>
+    <w:lsdException w:name="Grid Table 3 Accent 5" w:uiPriority="48"/>
+    <w:lsdException w:name="Grid Table 4 Accent 5" w:uiPriority="49"/>
+    <w:lsdException w:name="Grid Table 5 Dark Accent 5" w:uiPriority="50"/>
+    <w:lsdException w:name="Grid Table 6 Colorful Accent 5" w:uiPriority="51"/>
+    <w:lsdException w:name="Grid Table 7 Colorful Accent 5" w:uiPriority="52"/>
+    <w:lsdException w:name="Grid Table 1 Light Accent 6" w:uiPriority="46"/>
+    <w:lsdException w:name="Grid Table 2 Accent 6" w:uiPriority="47"/>
+    <w:lsdException w:name="Grid Table 3 Accent 6" w:uiPriority="48"/>
+    <w:lsdException w:name="Grid Table 4 Accent 6" w:uiPriority="49"/>
+    <w:lsdException w:name="Grid Table 5 Dark Accent 6" w:uiPriority="50"/>
+    <w:lsdException w:name="Grid Table 6 Colorful Accent 6" w:uiPriority="51"/>
+    <w:lsdException w:name="Grid Table 7 Colorful Accent 6" w:uiPriority="52"/>
+    <w:lsdException w:name="List Table 1 Light" w:uiPriority="46"/>
+    <w:lsdException w:name="List Table 2" w:uiPriority="47"/>
+    <w:lsdException w:name="List Table 3" w:uiPriority="48"/>
+    <w:lsdException w:name="List Table 4" w:uiPriority="49"/>
+    <w:lsdException w:name="List Table 5 Dark" w:uiPriority="50"/>
+    <w:lsdException w:name="List Table 6 Colorful" w:uiPriority="51"/>
+    <w:lsdException w:name="List Table 7 Colorful" w:uiPriority="52"/>
+    <w:lsdException w:name="List Table 1 Light Accent 1" w:uiPriority="46"/>
+    <w:lsdException w:name="List Table 2 Accent 1" w:uiPriority="47"/>
+    <w:lsdException w:name="List Table 3 Accent 1" w:uiPriority="48"/>
+    <w:lsdException w:name="List Table 4 Accent 1" w:uiPriority="49"/>
+    <w:lsdException w:name="List Table 5 Dark Accent 1" w:uiPriority="50"/>
+    <w:lsdException w:name="List Table 6 Colorful Accent 1" w:uiPriority="51"/>
+    <w:lsdException w:name="List Table 7 Colorful Accent 1" w:uiPriority="52"/>
+    <w:lsdException w:name="List Table 1 Light Accent 2" w:uiPriority="46"/>
+    <w:lsdException w:name="List Table 2 Accent 2" w:uiPriority="47"/>
+    <w:lsdException w:name="List Table 3 Accent 2" w:uiPriority="48"/>
+    <w:lsdException w:name="List Table 4 Accent 2" w:uiPriority="49"/>
+    <w:lsdException w:name="List Table 5 Dark Accent 2" w:uiPriority="50"/>
+    <w:lsdException w:name="List Table 6 Colorful Accent 2" w:uiPriority="51"/>
+    <w:lsdException w:name="List Table 7 Colorful Accent 2" w:uiPriority="52"/>
+    <w:lsdException w:name="List Table 1 Light Accent 3" w:uiPriority="46"/>
+    <w:lsdException w:name="List Table 2 Accent 3" w:uiPriority="47"/>
+    <w:lsdException w:name="List Table 3 Accent 3" w:uiPriority="48"/>
+    <w:lsdException w:name="List Table 4 Accent 3" w:uiPriority="49"/>
+    <w:lsdException w:name="List Table 5 Dark Accent 3" w:uiPriority="50"/>
+    <w:lsdException w:name="List Table 6 Colorful Accent 3" w:uiPriority="51"/>
+    <w:lsdException w:name="List Table 7 Colorful Accent 3" w:uiPriority="52"/>
+    <w:lsdException w:name="List Table 1 Light Accent 4" w:uiPriority="46"/>
+    <w:lsdException w:name="List Table 2 Accent 4" w:uiPriority="47"/>
+    <w:lsdException w:name="List Table 3 Accent 4" w:uiPriority="48"/>
+    <w:lsdException w:name="List Table 4 Accent 4" w:uiPriority="49"/>
+    <w:lsdException w:name="List Table 5 Dark Accent 4" w:uiPriority="50"/>
+    <w:lsdException w:name="List Table 6 Colorful Accent 4" w:uiPriority="51"/>
+    <w:lsdException w:name="List Table 7 Colorful Accent 4" w:uiPriority="52"/>
+    <w:lsdException w:name="List Table 1 Light Accent 5" w:uiPriority="46"/>
+    <w:lsdException w:name="List Table 2 Accent 5" w:uiPriority="47"/>
+    <w:lsdException w:name="List Table 3 Accent 5" w:uiPriority="48"/>
+    <w:lsdException w:name="List Table 4 Accent 5" w:uiPriority="49"/>
+    <w:lsdException w:name="List Table 5 Dark Accent 5" w:uiPriority="50"/>
+    <w:lsdException w:name="List Table 6 Colorful Accent 5" w:uiPriority="51"/>
+    <w:lsdException w:name="List Table 7 Colorful Accent 5" w:uiPriority="52"/>
+    <w:lsdException w:name="List Table 1 Light Accent 6" w:uiPriority="46"/>
+    <w:lsdException w:name="List Table 2 Accent 6" w:uiPriority="47"/>
+    <w:lsdException w:name="List Table 3 Accent 6" w:uiPriority="48"/>
+    <w:lsdException w:name="List Table 4 Accent 6" w:uiPriority="49"/>
+    <w:lsdException w:name="List Table 5 Dark Accent 6" w:uiPriority="50"/>
+    <w:lsdException w:name="List Table 6 Colorful Accent 6" w:uiPriority="51"/>
+    <w:lsdException w:name="List Table 7 Colorful Accent 6" w:uiPriority="52"/>
+    <w:lsdException w:name="Mention" w:semiHidden="1" w:unhideWhenUsed="1"/>
+    <w:lsdException w:name="Smart Hyperlink" w:semiHidden="1" w:unhideWhenUsed="1"/>
+    <w:lsdException w:name="Hashtag" w:semiHidden="1" w:unhideWhenUsed="1"/>
+    <w:lsdException w:name="Unresolved Mention" w:semiHidden="1" w:unhideWhenUsed="1"/>
+    <w:lsdException w:name="Smart Link" w:semiHidden="1" w:unhideWhenUsed="1"/>
   </w:latentStyles>
   <w:style w:type="paragraph" w:default="1" w:styleId="Normal">
     <w:name w:val="Normal"/>
@@ -3167,7 +4421,7 @@
       <w:rFonts w:eastAsia="SimSun"/>
       <w:sz w:val="24"/>
       <w:szCs w:val="24"/>
-      <w:lang w:val="en-US" w:eastAsia="ar-SA" w:bidi="ar-SA"/>
+      <w:lang w:eastAsia="ar-SA"/>
     </w:rPr>
   </w:style>
   <w:style w:type="paragraph" w:styleId="Heading1">
@@ -3259,7 +4513,7 @@
     <w:name w:val="Body Text"/>
     <w:basedOn w:val="Normal"/>
     <w:pPr>
-      <w:spacing w:before="0" w:after="120"/>
+      <w:spacing w:after="120"/>
     </w:pPr>
   </w:style>
   <w:style w:type="paragraph" w:styleId="List">
@@ -3281,8 +4535,6 @@
       <w:rFonts w:cs="Arial"/>
       <w:i/>
       <w:iCs/>
-      <w:sz w:val="24"/>
-      <w:szCs w:val="24"/>
     </w:rPr>
   </w:style>
   <w:style w:type="paragraph" w:customStyle="1" w:styleId="Index">
@@ -3298,7 +4550,7 @@
   <w:style w:type="paragraph" w:styleId="BalloonText">
     <w:name w:val="Balloon Text"/>
     <w:basedOn w:val="Normal"/>
-    <w:link w:val="TextnBalonCaracter"/>
+    <w:link w:val="BalloonTextChar"/>
     <w:uiPriority w:val="99"/>
     <w:semiHidden/>
     <w:unhideWhenUsed/>
@@ -3309,8 +4561,8 @@
       <w:szCs w:val="18"/>
     </w:rPr>
   </w:style>
-  <w:style w:type="character" w:customStyle="1" w:styleId="TextnBalonCaracter">
-    <w:name w:val="Text în Balon Caracter"/>
+  <w:style w:type="character" w:customStyle="1" w:styleId="BalloonTextChar">
+    <w:name w:val="Balloon Text Char"/>
     <w:link w:val="BalloonText"/>
     <w:uiPriority w:val="99"/>
     <w:semiHidden/>

--- a/EmailCompleteApp/EmailCompleteApp/doc/comanda.docx
+++ b/EmailCompleteApp/EmailCompleteApp/doc/comanda.docx
@@ -22,17 +22,37 @@
           <w:i/>
           <w:iCs/>
         </w:rPr>
-        <w:t xml:space="preserve">DOSAR TANKSPED  </w:t>
-      </w:r>
-      <w:proofErr w:type="spellStart"/>
-      <w:r>
-        <w:rPr>
-          <w:b/>
-          <w:bCs/>
-          <w:i/>
-          <w:iCs/>
-        </w:rPr>
-        <w:t>NR.</w:t>
+        <w:t xml:space="preserve">DOSAR </w:t>
+      </w:r>
+      <w:proofErr w:type="gramStart"/>
+      <w:r>
+        <w:rPr>
+          <w:b/>
+          <w:bCs/>
+          <w:i/>
+          <w:iCs/>
+        </w:rPr>
+        <w:t xml:space="preserve">TANKSPED  </w:t>
+      </w:r>
+      <w:proofErr w:type="spellStart"/>
+      <w:r>
+        <w:rPr>
+          <w:b/>
+          <w:bCs/>
+          <w:i/>
+          <w:iCs/>
+        </w:rPr>
+        <w:t>NR</w:t>
+      </w:r>
+      <w:proofErr w:type="gramEnd"/>
+      <w:r>
+        <w:rPr>
+          <w:b/>
+          <w:bCs/>
+          <w:i/>
+          <w:iCs/>
+        </w:rPr>
+        <w:t>.</w:t>
       </w:r>
       <w:r>
         <w:t>NumarComanda</w:t>
@@ -95,22 +115,17 @@
         <w:t>CLIENT:</w:t>
       </w:r>
       <w:r>
+        <w:rPr>
+          <w:lang w:val="en-US"/>
+        </w:rPr>
         <w:t xml:space="preserve"> </w:t>
       </w:r>
       <w:proofErr w:type="spellStart"/>
       <w:r>
         <w:rPr>
-          <w:sz w:val="28"/>
-          <w:szCs w:val="28"/>
-        </w:rPr>
-        <w:t>Client</w:t>
-      </w:r>
-      <w:r>
-        <w:rPr>
-          <w:sz w:val="28"/>
-          <w:szCs w:val="28"/>
-        </w:rPr>
-        <w:t>Nume</w:t>
+          <w:lang w:val="en-US"/>
+        </w:rPr>
+        <w:t>ClientNume</w:t>
       </w:r>
       <w:proofErr w:type="spellEnd"/>
     </w:p>
@@ -159,10 +174,6 @@
     <w:p>
       <w:pPr>
         <w:rPr>
-          <w:b/>
-          <w:bCs/>
-          <w:i/>
-          <w:iCs/>
           <w:sz w:val="28"/>
           <w:szCs w:val="28"/>
         </w:rPr>
@@ -178,6 +189,63 @@
         </w:rPr>
         <w:t>RUTA:</w:t>
       </w:r>
+      <w:r>
+        <w:rPr>
+          <w:b/>
+          <w:bCs/>
+          <w:i/>
+          <w:iCs/>
+          <w:sz w:val="28"/>
+          <w:szCs w:val="28"/>
+        </w:rPr>
+        <w:t xml:space="preserve"> </w:t>
+      </w:r>
+      <w:proofErr w:type="spellStart"/>
+      <w:proofErr w:type="gramStart"/>
+      <w:r>
+        <w:rPr>
+          <w:sz w:val="28"/>
+          <w:szCs w:val="28"/>
+          <w:lang w:val="en-US"/>
+        </w:rPr>
+        <w:t>AddresaIncarcareCity</w:t>
+      </w:r>
+      <w:proofErr w:type="spellEnd"/>
+      <w:r>
+        <w:rPr>
+          <w:sz w:val="28"/>
+          <w:szCs w:val="28"/>
+          <w:lang w:val="en-US"/>
+        </w:rPr>
+        <w:t xml:space="preserve">  -</w:t>
+      </w:r>
+      <w:proofErr w:type="gramEnd"/>
+      <w:r>
+        <w:rPr>
+          <w:sz w:val="28"/>
+          <w:szCs w:val="28"/>
+          <w:lang w:val="en-US"/>
+        </w:rPr>
+        <w:t xml:space="preserve"> </w:t>
+      </w:r>
+      <w:r>
+        <w:rPr>
+          <w:sz w:val="28"/>
+          <w:szCs w:val="28"/>
+          <w:lang w:val="en-US"/>
+        </w:rPr>
+        <w:t>_</w:t>
+      </w:r>
+      <w:proofErr w:type="spellStart"/>
+      <w:r>
+        <w:rPr>
+          <w:sz w:val="28"/>
+          <w:szCs w:val="28"/>
+          <w:lang w:val="en-US"/>
+        </w:rPr>
+        <w:t>AddresaDescarcareCity</w:t>
+      </w:r>
+      <w:proofErr w:type="spellEnd"/>
     </w:p>
     <w:p>
       <w:pPr>
@@ -239,6 +307,26 @@
         </w:rPr>
         <w:t>DATA:</w:t>
       </w:r>
+      <w:r>
+        <w:rPr>
+          <w:b/>
+          <w:bCs/>
+          <w:i/>
+          <w:iCs/>
+          <w:sz w:val="28"/>
+          <w:szCs w:val="28"/>
+        </w:rPr>
+        <w:t xml:space="preserve"> </w:t>
+      </w:r>
+      <w:proofErr w:type="spellStart"/>
+      <w:r>
+        <w:rPr>
+          <w:sz w:val="28"/>
+          <w:szCs w:val="28"/>
+        </w:rPr>
+        <w:t>DataAzi</w:t>
+      </w:r>
+      <w:proofErr w:type="spellEnd"/>
     </w:p>
     <w:p>
       <w:pPr>
@@ -300,22 +388,18 @@
           <w:sz w:val="28"/>
           <w:szCs w:val="28"/>
         </w:rPr>
-        <w:t xml:space="preserve">NUMAR INMATRICULARE: </w:t>
-      </w:r>
-      <w:proofErr w:type="spellStart"/>
-      <w:r>
-        <w:rPr>
-          <w:sz w:val="28"/>
-          <w:szCs w:val="28"/>
-        </w:rPr>
-        <w:t>NumarInmatricular</w:t>
-      </w:r>
-      <w:r>
-        <w:rPr>
-          <w:sz w:val="28"/>
-          <w:szCs w:val="28"/>
-        </w:rPr>
-        <w:t>e</w:t>
+        <w:t>NUMAR INMATRICULARE:</w:t>
+      </w:r>
+      <w:r>
+        <w:t xml:space="preserve"> </w:t>
+      </w:r>
+      <w:proofErr w:type="spellStart"/>
+      <w:r>
+        <w:rPr>
+          <w:sz w:val="28"/>
+          <w:szCs w:val="28"/>
+        </w:rPr>
+        <w:t>NumarInmatriculare</w:t>
       </w:r>
       <w:proofErr w:type="spellEnd"/>
     </w:p>
@@ -367,10 +451,6 @@
           <w:tab w:val="left" w:pos="5540"/>
         </w:tabs>
         <w:rPr>
-          <w:b/>
-          <w:bCs/>
-          <w:i/>
-          <w:iCs/>
           <w:sz w:val="28"/>
           <w:szCs w:val="28"/>
         </w:rPr>
@@ -389,21 +469,16 @@
       <w:r>
         <w:t xml:space="preserve"> </w:t>
       </w:r>
-      <w:proofErr w:type="spellStart"/>
-      <w:r>
-        <w:rPr>
-          <w:sz w:val="28"/>
-          <w:szCs w:val="28"/>
-        </w:rPr>
-        <w:t>Transportator</w:t>
-      </w:r>
-      <w:r>
-        <w:rPr>
-          <w:sz w:val="28"/>
-          <w:szCs w:val="28"/>
-        </w:rPr>
-        <w:t>Nume</w:t>
-      </w:r>
+      <w:bookmarkStart w:id="0" w:name="_Hlk213178826"/>
+      <w:proofErr w:type="spellStart"/>
+      <w:r>
+        <w:rPr>
+          <w:sz w:val="28"/>
+          <w:szCs w:val="28"/>
+        </w:rPr>
+        <w:t>TransportatorNume</w:t>
+      </w:r>
+      <w:bookmarkEnd w:id="0"/>
       <w:proofErr w:type="spellEnd"/>
     </w:p>
     <w:p>
@@ -472,22 +547,23 @@
         <w:t>PRET:</w:t>
       </w:r>
       <w:r>
-        <w:rPr>
-          <w:b/>
-          <w:bCs/>
-          <w:i/>
-          <w:iCs/>
-          <w:sz w:val="28"/>
-          <w:szCs w:val="28"/>
-        </w:rPr>
         <w:t xml:space="preserve"> </w:t>
       </w:r>
-      <w:r>
-        <w:rPr>
-          <w:sz w:val="28"/>
-          <w:szCs w:val="28"/>
-        </w:rPr>
-        <w:t xml:space="preserve">Tarif </w:t>
+      <w:proofErr w:type="spellStart"/>
+      <w:r>
+        <w:rPr>
+          <w:sz w:val="28"/>
+          <w:szCs w:val="28"/>
+        </w:rPr>
+        <w:t>ClientTarif</w:t>
+      </w:r>
+      <w:proofErr w:type="spellEnd"/>
+      <w:r>
+        <w:rPr>
+          <w:sz w:val="28"/>
+          <w:szCs w:val="28"/>
+        </w:rPr>
+        <w:t xml:space="preserve"> </w:t>
       </w:r>
       <w:proofErr w:type="spellStart"/>
       <w:r>
@@ -496,28 +572,48 @@
           <w:szCs w:val="28"/>
           <w:lang w:val="en-US"/>
         </w:rPr>
-        <w:t>Moneda</w:t>
-      </w:r>
-      <w:proofErr w:type="spellEnd"/>
-      <w:r>
-        <w:rPr>
-          <w:b/>
-          <w:bCs/>
-          <w:i/>
-          <w:iCs/>
+        <w:t>ClientMoneda</w:t>
+      </w:r>
+      <w:proofErr w:type="spellEnd"/>
+      <w:r>
+        <w:rPr>
           <w:sz w:val="28"/>
           <w:szCs w:val="28"/>
           <w:lang w:val="en-US"/>
         </w:rPr>
-        <w:t xml:space="preserve"> / </w:t>
-      </w:r>
-      <w:proofErr w:type="spellStart"/>
-      <w:r>
-        <w:rPr>
+        <w:t xml:space="preserve"> </w:t>
+      </w:r>
+      <w:r>
+        <w:rPr>
+          <w:b/>
+          <w:bCs/>
+          <w:i/>
+          <w:iCs/>
           <w:sz w:val="28"/>
           <w:szCs w:val="28"/>
           <w:lang w:val="en-US"/>
         </w:rPr>
+        <w:t>/</w:t>
+      </w:r>
+      <w:r>
+        <w:rPr>
+          <w:b/>
+          <w:bCs/>
+          <w:i/>
+          <w:iCs/>
+          <w:sz w:val="28"/>
+          <w:szCs w:val="28"/>
+          <w:lang w:val="en-US"/>
+        </w:rPr>
+        <w:t xml:space="preserve"> </w:t>
+      </w:r>
+      <w:proofErr w:type="spellStart"/>
+      <w:r>
+        <w:rPr>
+          <w:sz w:val="28"/>
+          <w:szCs w:val="28"/>
+          <w:lang w:val="en-US"/>
+        </w:rPr>
         <w:t>TransportatorTarif</w:t>
       </w:r>
       <w:proofErr w:type="spellEnd"/>
@@ -640,14 +736,6 @@
         <w:t>:</w:t>
       </w:r>
       <w:r>
-        <w:rPr>
-          <w:b/>
-          <w:bCs/>
-          <w:i/>
-          <w:iCs/>
-          <w:sz w:val="28"/>
-          <w:szCs w:val="28"/>
-        </w:rPr>
         <w:t xml:space="preserve"> </w:t>
       </w:r>
       <w:proofErr w:type="spellStart"/>
@@ -656,14 +744,7 @@
           <w:sz w:val="28"/>
           <w:szCs w:val="28"/>
         </w:rPr>
-        <w:t>Cantitate</w:t>
-      </w:r>
-      <w:r>
-        <w:rPr>
-          <w:sz w:val="28"/>
-          <w:szCs w:val="28"/>
-        </w:rPr>
-        <w:t>Comanda</w:t>
+        <w:t>CantitateComanda</w:t>
       </w:r>
       <w:proofErr w:type="spellEnd"/>
     </w:p>
@@ -1124,7 +1205,23 @@
           <w:b/>
           <w:bCs/>
         </w:rPr>
-        <w:t xml:space="preserve">Tel:  0265  316643 </w:t>
+        <w:t xml:space="preserve">Tel:  </w:t>
+      </w:r>
+      <w:proofErr w:type="gramStart"/>
+      <w:r>
+        <w:rPr>
+          <w:b/>
+          <w:bCs/>
+        </w:rPr>
+        <w:t>0265  316643</w:t>
+      </w:r>
+      <w:proofErr w:type="gramEnd"/>
+      <w:r>
+        <w:rPr>
+          <w:b/>
+          <w:bCs/>
+        </w:rPr>
+        <w:t xml:space="preserve"> </w:t>
       </w:r>
       <w:r>
         <w:rPr>
@@ -1554,7 +1651,7 @@
           <w:sz w:val="20"/>
           <w:lang w:val="ro-RO"/>
         </w:rPr>
-        <w:t xml:space="preserve">                   </w:t>
+        <w:t xml:space="preserve">              </w:t>
       </w:r>
       <w:r>
         <w:rPr>
@@ -1741,7 +1838,7 @@
           <w:sz w:val="20"/>
           <w:szCs w:val="20"/>
         </w:rPr>
-        <w:t>Transportator</w:t>
+        <w:t>TransportatorNume</w:t>
       </w:r>
     </w:p>
     <w:p>
@@ -2162,18 +2259,17 @@
                 <w:szCs w:val="20"/>
                 <w:lang w:val="ro-RO"/>
               </w:rPr>
-              <w:t xml:space="preserve"> / </w:t>
+              <w:t xml:space="preserve"> /</w:t>
             </w:r>
-            <w:proofErr w:type="spellStart"/>
             <w:r>
               <w:rPr>
                 <w:rFonts w:ascii="Arial" w:hAnsi="Arial" w:cs="Arial"/>
                 <w:bCs/>
                 <w:sz w:val="20"/>
                 <w:szCs w:val="20"/>
-                <w:lang w:val="en-US"/>
-              </w:rPr>
-              <w:t>Cantitate</w:t>
+                <w:lang w:val="ro-RO"/>
+              </w:rPr>
+              <w:t xml:space="preserve"> </w:t>
             </w:r>
             <w:r>
               <w:rPr>
@@ -2181,11 +2277,10 @@
                 <w:bCs/>
                 <w:sz w:val="20"/>
                 <w:szCs w:val="20"/>
-                <w:lang w:val="en-US"/>
-              </w:rPr>
-              <w:t>Comanda</w:t>
+                <w:lang w:val="ro-RO"/>
+              </w:rPr>
+              <w:t>CantitateComanda</w:t>
             </w:r>
-            <w:proofErr w:type="spellEnd"/>
           </w:p>
         </w:tc>
         <w:tc>
@@ -2323,14 +2418,21 @@
             <w:pPr>
               <w:rPr>
                 <w:rFonts w:ascii="Arial" w:hAnsi="Arial" w:cs="Arial"/>
-                <w:b/>
-                <w:bCs/>
                 <w:color w:val="FF0000"/>
                 <w:sz w:val="20"/>
                 <w:szCs w:val="20"/>
                 <w:lang w:val="ro-RO"/>
               </w:rPr>
             </w:pPr>
+            <w:r>
+              <w:rPr>
+                <w:rFonts w:ascii="Arial" w:hAnsi="Arial" w:cs="Arial"/>
+                <w:sz w:val="20"/>
+                <w:szCs w:val="20"/>
+                <w:lang w:val="ro-RO"/>
+              </w:rPr>
+              <w:t>Comments</w:t>
+            </w:r>
           </w:p>
         </w:tc>
       </w:tr>
@@ -2682,6 +2784,7 @@
         </w:rPr>
       </w:pPr>
       <w:proofErr w:type="spellStart"/>
+      <w:proofErr w:type="gramStart"/>
       <w:r>
         <w:rPr>
           <w:sz w:val="20"/>
@@ -2706,6 +2809,7 @@
         <w:t>trebuie</w:t>
       </w:r>
       <w:proofErr w:type="spellEnd"/>
+      <w:proofErr w:type="gramEnd"/>
       <w:r>
         <w:rPr>
           <w:sz w:val="20"/>
@@ -3176,6 +3280,7 @@
         <w:t xml:space="preserve"> cu </w:t>
       </w:r>
       <w:proofErr w:type="spellStart"/>
+      <w:proofErr w:type="gramStart"/>
       <w:r>
         <w:rPr>
           <w:sz w:val="20"/>
@@ -3189,7 +3294,15 @@
           <w:sz w:val="20"/>
           <w:szCs w:val="20"/>
         </w:rPr>
-        <w:t xml:space="preserve">  in </w:t>
+        <w:t xml:space="preserve">  in</w:t>
+      </w:r>
+      <w:proofErr w:type="gramEnd"/>
+      <w:r>
+        <w:rPr>
+          <w:sz w:val="20"/>
+          <w:szCs w:val="20"/>
+        </w:rPr>
+        <w:t xml:space="preserve"> </w:t>
       </w:r>
       <w:proofErr w:type="spellStart"/>
       <w:r>
@@ -3290,8 +3403,6 @@
         <w:ind w:left="360"/>
         <w:jc w:val="both"/>
         <w:rPr>
-          <w:b/>
-          <w:bCs/>
           <w:sz w:val="20"/>
           <w:szCs w:val="20"/>
           <w:lang w:val="ro-RO"/>
@@ -3323,7 +3434,7 @@
           <w:szCs w:val="20"/>
           <w:lang w:val="ro-RO"/>
         </w:rPr>
-        <w:t>Tarif</w:t>
+        <w:t>ClientTarif</w:t>
       </w:r>
       <w:r>
         <w:rPr>
@@ -3351,7 +3462,7 @@
           <w:szCs w:val="20"/>
           <w:lang w:val="ro-RO"/>
         </w:rPr>
-        <w:t>Moneda</w:t>
+        <w:t>ClientMoneda</w:t>
       </w:r>
       <w:r>
         <w:rPr>
@@ -3371,25 +3482,25 @@
           <w:szCs w:val="20"/>
           <w:lang w:val="ro-RO"/>
         </w:rPr>
+        <w:t>+</w:t>
+      </w:r>
+      <w:r>
+        <w:rPr>
+          <w:b/>
+          <w:bCs/>
+          <w:sz w:val="20"/>
+          <w:szCs w:val="20"/>
+          <w:lang w:val="ro-RO"/>
+        </w:rPr>
         <w:t xml:space="preserve"> </w:t>
       </w:r>
       <w:r>
         <w:rPr>
-          <w:b/>
-          <w:bCs/>
-          <w:sz w:val="20"/>
-          <w:szCs w:val="20"/>
-          <w:lang w:val="ro-RO"/>
-        </w:rPr>
-        <w:t xml:space="preserve">+ </w:t>
-      </w:r>
-      <w:r>
-        <w:rPr>
-          <w:sz w:val="20"/>
-          <w:szCs w:val="20"/>
-          <w:lang w:val="ro-RO"/>
-        </w:rPr>
-        <w:t>Tip</w:t>
+          <w:sz w:val="20"/>
+          <w:szCs w:val="20"/>
+          <w:lang w:val="ro-RO"/>
+        </w:rPr>
+        <w:t xml:space="preserve">ClientTip </w:t>
       </w:r>
     </w:p>
     <w:p>
@@ -3397,8 +3508,6 @@
         <w:ind w:left="360"/>
         <w:jc w:val="both"/>
         <w:rPr>
-          <w:b/>
-          <w:bCs/>
           <w:sz w:val="20"/>
           <w:szCs w:val="20"/>
           <w:lang w:val="ro-RO"/>

--- a/EmailCompleteApp/EmailCompleteApp/doc/comanda.docx
+++ b/EmailCompleteApp/EmailCompleteApp/doc/comanda.docx
@@ -1,6 +1,6 @@
 
 <file path=word/document.xml><?xml version="1.0" encoding="utf-8"?>
-<w:document xmlns:wpc="http://schemas.microsoft.com/office/word/2010/wordprocessingCanvas" xmlns:cx="http://schemas.microsoft.com/office/drawing/2014/chartex" xmlns:cx1="http://schemas.microsoft.com/office/drawing/2015/9/8/chartex" xmlns:cx2="http://schemas.microsoft.com/office/drawing/2015/10/21/chartex" xmlns:cx3="http://schemas.microsoft.com/office/drawing/2016/5/9/chartex" xmlns:cx4="http://schemas.microsoft.com/office/drawing/2016/5/10/chartex" xmlns:cx5="http://schemas.microsoft.com/office/drawing/2016/5/11/chartex" xmlns:cx6="http://schemas.microsoft.com/office/drawing/2016/5/12/chartex" xmlns:cx7="http://schemas.microsoft.com/office/drawing/2016/5/13/chartex" xmlns:cx8="http://schemas.microsoft.com/office/drawing/2016/5/14/chartex" xmlns:mc="http://schemas.openxmlformats.org/markup-compatibility/2006" xmlns:aink="http://schemas.microsoft.com/office/drawing/2016/ink" xmlns:am3d="http://schemas.microsoft.com/office/drawing/2017/model3d" xmlns:o="urn:schemas-microsoft-com:office:office" xmlns:oel="http://schemas.microsoft.com/office/2019/extlst" xmlns:r="http://schemas.openxmlformats.org/officeDocument/2006/relationships" xmlns:m="http://schemas.openxmlformats.org/officeDocument/2006/math" xmlns:v="urn:schemas-microsoft-com:vml" xmlns:wp14="http://schemas.microsoft.com/office/word/2010/wordprocessingDrawing" xmlns:wp="http://schemas.openxmlformats.org/drawingml/2006/wordprocessingDrawing" xmlns:w10="urn:schemas-microsoft-com:office:word" xmlns:w="http://schemas.openxmlformats.org/wordprocessingml/2006/main" xmlns:w14="http://schemas.microsoft.com/office/word/2010/wordml" xmlns:w15="http://schemas.microsoft.com/office/word/2012/wordml" xmlns:w16cex="http://schemas.microsoft.com/office/word/2018/wordml/cex" xmlns:w16cid="http://schemas.microsoft.com/office/word/2016/wordml/cid" xmlns:w16="http://schemas.microsoft.com/office/word/2018/wordml" xmlns:w16sdtdh="http://schemas.microsoft.com/office/word/2020/wordml/sdtdatahash" xmlns:w16se="http://schemas.microsoft.com/office/word/2015/wordml/symex" xmlns:wpg="http://schemas.microsoft.com/office/word/2010/wordprocessingGroup" xmlns:wpi="http://schemas.microsoft.com/office/word/2010/wordprocessingInk" xmlns:wne="http://schemas.microsoft.com/office/word/2006/wordml" xmlns:wps="http://schemas.microsoft.com/office/word/2010/wordprocessingShape" mc:Ignorable="w14 w15 w16se w16cid w16 w16cex w16sdtdh wp14">
+<w:document xmlns:wpc="http://schemas.microsoft.com/office/word/2010/wordprocessingCanvas" xmlns:cx="http://schemas.microsoft.com/office/drawing/2014/chartex" xmlns:cx1="http://schemas.microsoft.com/office/drawing/2015/9/8/chartex" xmlns:cx2="http://schemas.microsoft.com/office/drawing/2015/10/21/chartex" xmlns:cx3="http://schemas.microsoft.com/office/drawing/2016/5/9/chartex" xmlns:cx4="http://schemas.microsoft.com/office/drawing/2016/5/10/chartex" xmlns:cx5="http://schemas.microsoft.com/office/drawing/2016/5/11/chartex" xmlns:cx6="http://schemas.microsoft.com/office/drawing/2016/5/12/chartex" xmlns:cx7="http://schemas.microsoft.com/office/drawing/2016/5/13/chartex" xmlns:cx8="http://schemas.microsoft.com/office/drawing/2016/5/14/chartex" xmlns:mc="http://schemas.openxmlformats.org/markup-compatibility/2006" xmlns:aink="http://schemas.microsoft.com/office/drawing/2016/ink" xmlns:am3d="http://schemas.microsoft.com/office/drawing/2017/model3d" xmlns:o="urn:schemas-microsoft-com:office:office" xmlns:oel="http://schemas.microsoft.com/office/2019/extlst" xmlns:r="http://schemas.openxmlformats.org/officeDocument/2006/relationships" xmlns:m="http://schemas.openxmlformats.org/officeDocument/2006/math" xmlns:v="urn:schemas-microsoft-com:vml" xmlns:wp14="http://schemas.microsoft.com/office/word/2010/wordprocessingDrawing" xmlns:wp="http://schemas.openxmlformats.org/drawingml/2006/wordprocessingDrawing" xmlns:w10="urn:schemas-microsoft-com:office:word" xmlns:w="http://schemas.openxmlformats.org/wordprocessingml/2006/main" xmlns:w14="http://schemas.microsoft.com/office/word/2010/wordml" xmlns:w15="http://schemas.microsoft.com/office/word/2012/wordml" xmlns:w16cex="http://schemas.microsoft.com/office/word/2018/wordml/cex" xmlns:w16cid="http://schemas.microsoft.com/office/word/2016/wordml/cid" xmlns:w16="http://schemas.microsoft.com/office/word/2018/wordml" xmlns:w16sdtdh="http://schemas.microsoft.com/office/word/2020/wordml/sdtdatahash" xmlns:w16se="http://schemas.microsoft.com/office/word/2015/wordml/symex" xmlns:wpg="http://schemas.microsoft.com/office/word/2010/wordprocessingGroup" xmlns:wpi="http://schemas.microsoft.com/office/word/2010/wordprocessingInk" xmlns:wne="http://schemas.microsoft.com/office/word/2006/wordml" xmlns:wps="http://schemas.microsoft.com/office/word/2010/wordprocessingShape" xmlns:a="http://schemas.openxmlformats.org/drawingml/2006/main" xmlns:a14="http://schemas.microsoft.com/office/drawing/2010/main" mc:Ignorable="w14 w15 w16se w16cid w16 w16cex w16sdtdh wp14">
   <w:body>
     <w:p>
       <w:pPr>
@@ -17,47 +17,48 @@
       </w:pPr>
       <w:r>
         <w:rPr>
-          <w:b/>
-          <w:bCs/>
-          <w:i/>
-          <w:iCs/>
+          <w:b w:val="1"/>
+          <w:bCs w:val="1"/>
+          <w:i w:val="1"/>
+          <w:iCs w:val="1"/>
         </w:rPr>
         <w:t xml:space="preserve">DOSAR </w:t>
       </w:r>
-      <w:proofErr w:type="gramStart"/>
-      <w:r>
-        <w:rPr>
-          <w:b/>
-          <w:bCs/>
-          <w:i/>
-          <w:iCs/>
+      <w:r>
+        <w:rPr>
+          <w:b w:val="1"/>
+          <w:bCs w:val="1"/>
+          <w:i w:val="1"/>
+          <w:iCs w:val="1"/>
         </w:rPr>
         <w:t xml:space="preserve">TANKSPED  </w:t>
       </w:r>
-      <w:proofErr w:type="spellStart"/>
-      <w:r>
-        <w:rPr>
-          <w:b/>
-          <w:bCs/>
-          <w:i/>
-          <w:iCs/>
+      <w:r>
+        <w:rPr>
+          <w:b w:val="1"/>
+          <w:bCs w:val="1"/>
+          <w:i w:val="1"/>
+          <w:iCs w:val="1"/>
         </w:rPr>
         <w:t>NR</w:t>
       </w:r>
-      <w:proofErr w:type="gramEnd"/>
-      <w:r>
-        <w:rPr>
-          <w:b/>
-          <w:bCs/>
-          <w:i/>
-          <w:iCs/>
+      <w:r>
+        <w:rPr>
+          <w:b w:val="1"/>
+          <w:bCs w:val="1"/>
+          <w:i w:val="1"/>
+          <w:iCs w:val="1"/>
         </w:rPr>
         <w:t>.</w:t>
       </w:r>
       <w:r>
+        <w:rPr/>
         <w:t>NumarComanda</w:t>
       </w:r>
-      <w:proofErr w:type="spellEnd"/>
+      <w:r>
+        <w:rPr/>
+        <w:t>/DataAzi</w:t>
+      </w:r>
     </w:p>
     <w:p>
       <w:pPr>
@@ -95,20 +96,20 @@
           <w:tab w:val="left" w:pos="2175"/>
         </w:tabs>
         <w:rPr>
-          <w:b/>
-          <w:bCs/>
-          <w:i/>
-          <w:iCs/>
-          <w:sz w:val="28"/>
-          <w:szCs w:val="28"/>
-        </w:rPr>
-      </w:pPr>
-      <w:r>
-        <w:rPr>
-          <w:b/>
-          <w:bCs/>
-          <w:i/>
-          <w:iCs/>
+          <w:b w:val="1"/>
+          <w:bCs w:val="1"/>
+          <w:i w:val="1"/>
+          <w:iCs w:val="1"/>
+          <w:sz w:val="28"/>
+          <w:szCs w:val="28"/>
+        </w:rPr>
+      </w:pPr>
+      <w:r>
+        <w:rPr>
+          <w:b w:val="1"/>
+          <w:bCs w:val="1"/>
+          <w:i w:val="1"/>
+          <w:iCs w:val="1"/>
           <w:sz w:val="28"/>
           <w:szCs w:val="28"/>
         </w:rPr>
@@ -120,14 +121,14 @@
         </w:rPr>
         <w:t xml:space="preserve"> </w:t>
       </w:r>
-      <w:proofErr w:type="spellStart"/>
-      <w:r>
-        <w:rPr>
+      <w:r>
+        <w:rPr>
+          <w:sz w:val="28"/>
+          <w:szCs w:val="28"/>
           <w:lang w:val="en-US"/>
         </w:rPr>
         <w:t>ClientNume</w:t>
       </w:r>
-      <w:proofErr w:type="spellEnd"/>
     </w:p>
     <w:p>
       <w:pPr>
@@ -173,12 +174,93 @@
     </w:p>
     <w:p>
       <w:pPr>
-        <w:rPr>
-          <w:sz w:val="28"/>
-          <w:szCs w:val="28"/>
-        </w:rPr>
-      </w:pPr>
-      <w:r>
+        <w:pStyle w:val="Normal"/>
+        <w:rPr>
+          <w:rFonts w:ascii="Arial" w:hAnsi="Arial" w:cs="Arial"/>
+          <w:sz w:val="20"/>
+          <w:szCs w:val="20"/>
+          <w:lang w:val="en-US"/>
+        </w:rPr>
+      </w:pPr>
+      <w:r>
+        <w:rPr>
+          <w:b w:val="1"/>
+          <w:bCs w:val="1"/>
+          <w:i w:val="1"/>
+          <w:iCs w:val="1"/>
+          <w:sz w:val="28"/>
+          <w:szCs w:val="28"/>
+        </w:rPr>
+        <w:t>RUTA:</w:t>
+      </w:r>
+      <w:r>
+        <w:rPr>
+          <w:b w:val="1"/>
+          <w:bCs w:val="1"/>
+          <w:i w:val="1"/>
+          <w:iCs w:val="1"/>
+          <w:sz w:val="28"/>
+          <w:szCs w:val="28"/>
+        </w:rPr>
+        <w:t xml:space="preserve"> </w:t>
+      </w:r>
+      <w:r>
+        <w:rPr>
+          <w:rFonts w:ascii="Times New Roman" w:hAnsi="Times New Roman" w:eastAsia="Times New Roman" w:cs="Times New Roman"/>
+          <w:sz w:val="28"/>
+          <w:szCs w:val="28"/>
+          <w:lang w:val="en-US"/>
+        </w:rPr>
+        <w:t>LocatieIncarcareCountryCode-</w:t>
+      </w:r>
+      <w:r>
+        <w:rPr>
+          <w:rFonts w:ascii="Times New Roman" w:hAnsi="Times New Roman" w:eastAsia="Times New Roman" w:cs="Times New Roman"/>
+          <w:sz w:val="28"/>
+          <w:szCs w:val="28"/>
+          <w:lang w:val="en-US"/>
+        </w:rPr>
+        <w:t>LocatieIncarcareCity</w:t>
+      </w:r>
+      <w:r>
+        <w:rPr>
+          <w:rFonts w:ascii="Times New Roman" w:hAnsi="Times New Roman" w:eastAsia="Times New Roman" w:cs="Times New Roman"/>
+          <w:sz w:val="28"/>
+          <w:szCs w:val="28"/>
+          <w:lang w:val="en-US"/>
+        </w:rPr>
+        <w:t xml:space="preserve">  -</w:t>
+      </w:r>
+      <w:r>
+        <w:rPr>
+          <w:rFonts w:ascii="Times New Roman" w:hAnsi="Times New Roman" w:eastAsia="Times New Roman" w:cs="Times New Roman"/>
+          <w:sz w:val="28"/>
+          <w:szCs w:val="28"/>
+          <w:lang w:val="en-US"/>
+        </w:rPr>
+        <w:t xml:space="preserve"> </w:t>
+      </w:r>
+      <w:r>
+        <w:rPr>
+          <w:rFonts w:ascii="Times New Roman" w:hAnsi="Times New Roman" w:eastAsia="Times New Roman" w:cs="Times New Roman"/>
+          <w:sz w:val="28"/>
+          <w:szCs w:val="28"/>
+          <w:lang w:val="en-US"/>
+        </w:rPr>
+        <w:t>LocatieDescarcareCountryCode-</w:t>
+      </w:r>
+      <w:r>
+        <w:rPr>
+          <w:rFonts w:ascii="Times New Roman" w:hAnsi="Times New Roman" w:eastAsia="Times New Roman" w:cs="Times New Roman"/>
+          <w:sz w:val="28"/>
+          <w:szCs w:val="28"/>
+          <w:lang w:val="en-US"/>
+        </w:rPr>
+        <w:t>LocatieDescarcareCity</w:t>
+      </w:r>
+    </w:p>
+    <w:p>
+      <w:pPr>
         <w:rPr>
           <w:b/>
           <w:bCs/>
@@ -186,10 +268,12 @@
           <w:iCs/>
           <w:sz w:val="28"/>
           <w:szCs w:val="28"/>
-        </w:rPr>
-        <w:t>RUTA:</w:t>
-      </w:r>
-      <w:r>
+          <w:lang w:val="ro-RO"/>
+        </w:rPr>
+      </w:pPr>
+    </w:p>
+    <w:p>
+      <w:pPr>
         <w:rPr>
           <w:b/>
           <w:bCs/>
@@ -197,55 +281,9 @@
           <w:iCs/>
           <w:sz w:val="28"/>
           <w:szCs w:val="28"/>
-        </w:rPr>
-        <w:t xml:space="preserve"> </w:t>
-      </w:r>
-      <w:proofErr w:type="spellStart"/>
-      <w:proofErr w:type="gramStart"/>
-      <w:r>
-        <w:rPr>
-          <w:sz w:val="28"/>
-          <w:szCs w:val="28"/>
-          <w:lang w:val="en-US"/>
-        </w:rPr>
-        <w:t>AddresaIncarcareCity</w:t>
-      </w:r>
-      <w:proofErr w:type="spellEnd"/>
-      <w:r>
-        <w:rPr>
-          <w:sz w:val="28"/>
-          <w:szCs w:val="28"/>
-          <w:lang w:val="en-US"/>
-        </w:rPr>
-        <w:t xml:space="preserve">  -</w:t>
-      </w:r>
-      <w:proofErr w:type="gramEnd"/>
-      <w:r>
-        <w:rPr>
-          <w:sz w:val="28"/>
-          <w:szCs w:val="28"/>
-          <w:lang w:val="en-US"/>
-        </w:rPr>
-        <w:t xml:space="preserve"> </w:t>
-      </w:r>
-      <w:r>
-        <w:rPr>
-          <w:sz w:val="28"/>
-          <w:szCs w:val="28"/>
-          <w:lang w:val="en-US"/>
-        </w:rPr>
-        <w:t>_</w:t>
-      </w:r>
-      <w:proofErr w:type="spellStart"/>
-      <w:r>
-        <w:rPr>
-          <w:sz w:val="28"/>
-          <w:szCs w:val="28"/>
-          <w:lang w:val="en-US"/>
-        </w:rPr>
-        <w:t>AddresaDescarcareCity</w:t>
-      </w:r>
-      <w:proofErr w:type="spellEnd"/>
+          <w:lang w:val="ro-RO"/>
+        </w:rPr>
+      </w:pPr>
     </w:p>
     <w:p>
       <w:pPr>
@@ -256,52 +294,27 @@
           <w:iCs/>
           <w:sz w:val="28"/>
           <w:szCs w:val="28"/>
-          <w:lang w:val="ro-RO"/>
-        </w:rPr>
-      </w:pPr>
-    </w:p>
-    <w:p>
-      <w:pPr>
-        <w:rPr>
-          <w:b/>
-          <w:bCs/>
-          <w:i/>
-          <w:iCs/>
-          <w:sz w:val="28"/>
-          <w:szCs w:val="28"/>
-          <w:lang w:val="ro-RO"/>
-        </w:rPr>
-      </w:pPr>
-    </w:p>
-    <w:p>
-      <w:pPr>
-        <w:rPr>
-          <w:b/>
-          <w:bCs/>
-          <w:i/>
-          <w:iCs/>
-          <w:sz w:val="28"/>
-          <w:szCs w:val="28"/>
-        </w:rPr>
-      </w:pPr>
-    </w:p>
-    <w:p>
-      <w:pPr>
-        <w:rPr>
-          <w:b/>
-          <w:bCs/>
-          <w:i/>
-          <w:iCs/>
-          <w:sz w:val="28"/>
-          <w:szCs w:val="28"/>
-        </w:rPr>
-      </w:pPr>
-      <w:r>
-        <w:rPr>
-          <w:b/>
-          <w:bCs/>
-          <w:i/>
-          <w:iCs/>
+        </w:rPr>
+      </w:pPr>
+    </w:p>
+    <w:p>
+      <w:pPr>
+        <w:pStyle w:val="Normal"/>
+        <w:rPr>
+          <w:rFonts w:ascii="Times New Roman" w:hAnsi="Times New Roman" w:eastAsia="Times New Roman" w:cs="Times New Roman"/>
+          <w:b w:val="0"/>
+          <w:bCs w:val="0"/>
+          <w:sz w:val="28"/>
+          <w:szCs w:val="28"/>
+          <w:lang w:val="en-US"/>
+        </w:rPr>
+      </w:pPr>
+      <w:r>
+        <w:rPr>
+          <w:b w:val="1"/>
+          <w:bCs w:val="1"/>
+          <w:i w:val="1"/>
+          <w:iCs w:val="1"/>
           <w:sz w:val="28"/>
           <w:szCs w:val="28"/>
         </w:rPr>
@@ -309,24 +322,48 @@
       </w:r>
       <w:r>
         <w:rPr>
-          <w:b/>
-          <w:bCs/>
-          <w:i/>
-          <w:iCs/>
+          <w:b w:val="1"/>
+          <w:bCs w:val="1"/>
+          <w:i w:val="1"/>
+          <w:iCs w:val="1"/>
           <w:sz w:val="28"/>
           <w:szCs w:val="28"/>
         </w:rPr>
         <w:t xml:space="preserve"> </w:t>
       </w:r>
-      <w:proofErr w:type="spellStart"/>
-      <w:r>
-        <w:rPr>
-          <w:sz w:val="28"/>
-          <w:szCs w:val="28"/>
-        </w:rPr>
-        <w:t>DataAzi</w:t>
-      </w:r>
-      <w:proofErr w:type="spellEnd"/>
+      <w:r>
+        <w:rPr>
+          <w:rFonts w:ascii="Times New Roman" w:hAnsi="Times New Roman" w:eastAsia="Times New Roman" w:cs="Times New Roman"/>
+          <w:b w:val="0"/>
+          <w:bCs w:val="0"/>
+          <w:sz w:val="28"/>
+          <w:szCs w:val="28"/>
+          <w:lang w:val="ro-RO"/>
+        </w:rPr>
+        <w:t>DataIncarcare</w:t>
+      </w:r>
+      <w:r>
+        <w:rPr>
+          <w:rFonts w:ascii="Times New Roman" w:hAnsi="Times New Roman" w:eastAsia="Times New Roman" w:cs="Times New Roman"/>
+          <w:b w:val="0"/>
+          <w:bCs w:val="0"/>
+          <w:sz w:val="28"/>
+          <w:szCs w:val="28"/>
+          <w:lang w:val="ro-RO"/>
+        </w:rPr>
+        <w:t xml:space="preserve"> – </w:t>
+      </w:r>
+      <w:r>
+        <w:rPr>
+          <w:rFonts w:ascii="Times New Roman" w:hAnsi="Times New Roman" w:eastAsia="Times New Roman" w:cs="Times New Roman"/>
+          <w:b w:val="0"/>
+          <w:bCs w:val="0"/>
+          <w:sz w:val="28"/>
+          <w:szCs w:val="28"/>
+          <w:lang w:val="ro-RO"/>
+        </w:rPr>
+        <w:t>DataDescarcare</w:t>
+      </w:r>
     </w:p>
     <w:p>
       <w:pPr>
@@ -469,7 +506,7 @@
       <w:r>
         <w:t xml:space="preserve"> </w:t>
       </w:r>
-      <w:bookmarkStart w:id="0" w:name="_Hlk213178826"/>
+      <w:bookmarkStart w:name="_Hlk213178826" w:id="0"/>
       <w:proofErr w:type="spellStart"/>
       <w:r>
         <w:rPr>
@@ -677,6 +714,53 @@
       </w:pPr>
     </w:p>
     <w:p>
+      <w:pPr/>
+      <w:r>
+        <w:rPr>
+          <w:b w:val="1"/>
+          <w:bCs w:val="1"/>
+          <w:i w:val="1"/>
+          <w:iCs w:val="1"/>
+          <w:sz w:val="28"/>
+          <w:szCs w:val="28"/>
+        </w:rPr>
+        <w:t>Cantitate</w:t>
+      </w:r>
+      <w:r>
+        <w:rPr>
+          <w:b w:val="1"/>
+          <w:bCs w:val="1"/>
+          <w:i w:val="1"/>
+          <w:iCs w:val="1"/>
+          <w:sz w:val="28"/>
+          <w:szCs w:val="28"/>
+        </w:rPr>
+        <w:t xml:space="preserve"> </w:t>
+      </w:r>
+      <w:r>
+        <w:rPr>
+          <w:b w:val="1"/>
+          <w:bCs w:val="1"/>
+          <w:i w:val="1"/>
+          <w:iCs w:val="1"/>
+          <w:sz w:val="28"/>
+          <w:szCs w:val="28"/>
+        </w:rPr>
+        <w:t>incarcata</w:t>
+      </w:r>
+      <w:r>
+        <w:rPr>
+          <w:b w:val="1"/>
+          <w:bCs w:val="1"/>
+          <w:i w:val="1"/>
+          <w:iCs w:val="1"/>
+          <w:sz w:val="28"/>
+          <w:szCs w:val="28"/>
+        </w:rPr>
+        <w:t>:</w:t>
+      </w:r>
+    </w:p>
+    <w:p>
       <w:pPr>
         <w:rPr>
           <w:b/>
@@ -687,8 +771,9 @@
           <w:szCs w:val="28"/>
         </w:rPr>
       </w:pPr>
-      <w:proofErr w:type="spellStart"/>
-      <w:r>
+    </w:p>
+    <w:p>
+      <w:pPr>
         <w:rPr>
           <w:b/>
           <w:bCs/>
@@ -697,9 +782,7 @@
           <w:sz w:val="28"/>
           <w:szCs w:val="28"/>
         </w:rPr>
-        <w:t>Cantitate</w:t>
-      </w:r>
-      <w:proofErr w:type="spellEnd"/>
+      </w:pPr>
       <w:r>
         <w:rPr>
           <w:b/>
@@ -709,10 +792,11 @@
           <w:sz w:val="28"/>
           <w:szCs w:val="28"/>
         </w:rPr>
-        <w:t xml:space="preserve"> </w:t>
-      </w:r>
-      <w:proofErr w:type="spellStart"/>
-      <w:r>
+        <w:t>Factura client:</w:t>
+      </w:r>
+    </w:p>
+    <w:p>
+      <w:pPr>
         <w:rPr>
           <w:b/>
           <w:bCs/>
@@ -721,10 +805,10 @@
           <w:sz w:val="28"/>
           <w:szCs w:val="28"/>
         </w:rPr>
-        <w:t>incarcata</w:t>
-      </w:r>
-      <w:proofErr w:type="spellEnd"/>
-      <w:r>
+      </w:pPr>
+    </w:p>
+    <w:p>
+      <w:pPr>
         <w:rPr>
           <w:b/>
           <w:bCs/>
@@ -733,23 +817,8 @@
           <w:sz w:val="28"/>
           <w:szCs w:val="28"/>
         </w:rPr>
-        <w:t>:</w:t>
-      </w:r>
-      <w:r>
-        <w:t xml:space="preserve"> </w:t>
-      </w:r>
-      <w:proofErr w:type="spellStart"/>
-      <w:r>
-        <w:rPr>
-          <w:sz w:val="28"/>
-          <w:szCs w:val="28"/>
-        </w:rPr>
-        <w:t>CantitateComanda</w:t>
-      </w:r>
-      <w:proofErr w:type="spellEnd"/>
-    </w:p>
-    <w:p>
-      <w:pPr>
+      </w:pPr>
+      <w:r>
         <w:rPr>
           <w:b/>
           <w:bCs/>
@@ -758,10 +827,10 @@
           <w:sz w:val="28"/>
           <w:szCs w:val="28"/>
         </w:rPr>
-      </w:pPr>
-    </w:p>
-    <w:p>
-      <w:pPr>
+        <w:t xml:space="preserve">Factura </w:t>
+      </w:r>
+      <w:proofErr w:type="spellStart"/>
+      <w:r>
         <w:rPr>
           <w:b/>
           <w:bCs/>
@@ -770,7 +839,9 @@
           <w:sz w:val="28"/>
           <w:szCs w:val="28"/>
         </w:rPr>
-      </w:pPr>
+        <w:t>caraus</w:t>
+      </w:r>
+      <w:proofErr w:type="spellEnd"/>
       <w:r>
         <w:rPr>
           <w:b/>
@@ -780,65 +851,6 @@
           <w:sz w:val="28"/>
           <w:szCs w:val="28"/>
         </w:rPr>
-        <w:t>Factura client:</w:t>
-      </w:r>
-    </w:p>
-    <w:p>
-      <w:pPr>
-        <w:rPr>
-          <w:b/>
-          <w:bCs/>
-          <w:i/>
-          <w:iCs/>
-          <w:sz w:val="28"/>
-          <w:szCs w:val="28"/>
-        </w:rPr>
-      </w:pPr>
-    </w:p>
-    <w:p>
-      <w:pPr>
-        <w:rPr>
-          <w:b/>
-          <w:bCs/>
-          <w:i/>
-          <w:iCs/>
-          <w:sz w:val="28"/>
-          <w:szCs w:val="28"/>
-        </w:rPr>
-      </w:pPr>
-      <w:r>
-        <w:rPr>
-          <w:b/>
-          <w:bCs/>
-          <w:i/>
-          <w:iCs/>
-          <w:sz w:val="28"/>
-          <w:szCs w:val="28"/>
-        </w:rPr>
-        <w:t xml:space="preserve">Factura </w:t>
-      </w:r>
-      <w:proofErr w:type="spellStart"/>
-      <w:r>
-        <w:rPr>
-          <w:b/>
-          <w:bCs/>
-          <w:i/>
-          <w:iCs/>
-          <w:sz w:val="28"/>
-          <w:szCs w:val="28"/>
-        </w:rPr>
-        <w:t>caraus</w:t>
-      </w:r>
-      <w:proofErr w:type="spellEnd"/>
-      <w:r>
-        <w:rPr>
-          <w:b/>
-          <w:bCs/>
-          <w:i/>
-          <w:iCs/>
-          <w:sz w:val="28"/>
-          <w:szCs w:val="28"/>
-        </w:rPr>
         <w:t>:</w:t>
       </w:r>
     </w:p>
@@ -864,7 +876,6 @@
           <w:noProof/>
           <w:sz w:val="20"/>
         </w:rPr>
-        <w:lastRenderedPageBreak/>
         <mc:AlternateContent>
           <mc:Choice Requires="wps">
             <w:drawing>
@@ -964,12 +975,12 @@
             </w:drawing>
           </mc:Choice>
           <mc:Fallback>
-            <w:pict>
-              <v:shapetype w14:anchorId="1825A102" id="_x0000_t202" coordsize="21600,21600" o:spt="202" path="m,l,21600r21600,l21600,xe">
+            <w:pict w14:anchorId="37D87F65">
+              <v:shapetype id="_x0000_t202" coordsize="21600,21600" o:spt="202" path="m,l,21600r21600,l21600,xe" w14:anchorId="1825A102">
                 <v:stroke joinstyle="miter"/>
                 <v:path gradientshapeok="t" o:connecttype="rect"/>
               </v:shapetype>
-              <v:shape id="WordArt 3" o:spid="_x0000_s1026" type="#_x0000_t202" style="position:absolute;left:0;text-align:left;margin-left:-15pt;margin-top:-12.6pt;width:175.5pt;height:74.95pt;z-index:251657728;visibility:visible;mso-wrap-style:square;mso-width-percent:0;mso-height-percent:0;mso-wrap-distance-left:9pt;mso-wrap-distance-top:0;mso-wrap-distance-right:9pt;mso-wrap-distance-bottom:0;mso-position-horizontal:absolute;mso-position-horizontal-relative:text;mso-position-vertical:absolute;mso-position-vertical-relative:text;mso-width-percent:0;mso-height-percent:0;mso-width-relative:page;mso-height-relative:page;v-text-anchor:top" o:gfxdata="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" filled="f" stroked="f">
+              <v:shape id="WordArt 3" style="position:absolute;left:0;text-align:left;margin-left:-15pt;margin-top:-12.6pt;width:175.5pt;height:74.95pt;z-index:251657728;visibility:visible;mso-wrap-style:square;mso-width-percent:0;mso-height-percent:0;mso-wrap-distance-left:9pt;mso-wrap-distance-top:0;mso-wrap-distance-right:9pt;mso-wrap-distance-bottom:0;mso-position-horizontal:absolute;mso-position-horizontal-relative:text;mso-position-vertical:absolute;mso-position-vertical-relative:text;mso-width-percent:0;mso-height-percent:0;mso-width-relative:page;mso-height-relative:page;v-text-anchor:top" o:spid="_x0000_s1026" filled="f" stroked="f" type="#_x0000_t202" o:gfxdata="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">
                 <o:lock v:ext="edit" shapetype="t"/>
                 <v:textbox style="mso-fit-shape-to-text:t">
                   <w:txbxContent>
@@ -1255,6 +1266,11 @@
           <w:sz w:val="20"/>
         </w:rPr>
         <w:tab/>
+      </w:r>
+      <w:r>
+        <w:rPr>
+          <w:sz w:val="20"/>
+        </w:rPr>
         <w:t>Cod fiscal</w:t>
       </w:r>
       <w:r>
@@ -1268,6 +1284,11 @@
           <w:sz w:val="20"/>
         </w:rPr>
         <w:tab/>
+      </w:r>
+      <w:r>
+        <w:rPr>
+          <w:sz w:val="20"/>
+        </w:rPr>
         <w:t xml:space="preserve">   </w:t>
       </w:r>
       <w:r>
@@ -1275,6 +1296,11 @@
           <w:sz w:val="20"/>
         </w:rPr>
         <w:tab/>
+      </w:r>
+      <w:r>
+        <w:rPr>
+          <w:sz w:val="20"/>
+        </w:rPr>
         <w:t xml:space="preserve">    Nr. </w:t>
       </w:r>
       <w:r>
@@ -1327,6 +1353,12 @@
           <w:lang w:val="ro-RO"/>
         </w:rPr>
         <w:tab/>
+      </w:r>
+      <w:r>
+        <w:rPr>
+          <w:sz w:val="20"/>
+          <w:lang w:val="ro-RO"/>
+        </w:rPr>
         <w:t xml:space="preserve">  </w:t>
       </w:r>
       <w:r>
@@ -1863,12 +1895,12 @@
       <w:tblPr>
         <w:tblW w:w="0" w:type="auto"/>
         <w:tblBorders>
-          <w:top w:val="single" w:sz="4" w:space="0" w:color="auto"/>
-          <w:left w:val="single" w:sz="4" w:space="0" w:color="auto"/>
-          <w:bottom w:val="single" w:sz="4" w:space="0" w:color="auto"/>
-          <w:right w:val="single" w:sz="4" w:space="0" w:color="auto"/>
-          <w:insideH w:val="single" w:sz="4" w:space="0" w:color="auto"/>
-          <w:insideV w:val="single" w:sz="4" w:space="0" w:color="auto"/>
+          <w:top w:val="single" w:color="auto" w:sz="4" w:space="0"/>
+          <w:left w:val="single" w:color="auto" w:sz="4" w:space="0"/>
+          <w:bottom w:val="single" w:color="auto" w:sz="4" w:space="0"/>
+          <w:right w:val="single" w:color="auto" w:sz="4" w:space="0"/>
+          <w:insideH w:val="single" w:color="auto" w:sz="4" w:space="0"/>
+          <w:insideV w:val="single" w:color="auto" w:sz="4" w:space="0"/>
         </w:tblBorders>
         <w:tblLook w:val="0000" w:firstRow="0" w:lastRow="0" w:firstColumn="0" w:lastColumn="0" w:noHBand="0" w:noVBand="0"/>
       </w:tblPr>
@@ -1880,6 +1912,7 @@
         <w:tc>
           <w:tcPr>
             <w:tcW w:w="5328" w:type="dxa"/>
+            <w:tcMar/>
           </w:tcPr>
           <w:p>
             <w:pPr>
@@ -1963,6 +1996,7 @@
         <w:tc>
           <w:tcPr>
             <w:tcW w:w="4991" w:type="dxa"/>
+            <w:tcMar/>
           </w:tcPr>
           <w:p>
             <w:pPr>
@@ -2009,6 +2043,7 @@
         <w:tc>
           <w:tcPr>
             <w:tcW w:w="5328" w:type="dxa"/>
+            <w:tcMar/>
           </w:tcPr>
           <w:p>
             <w:pPr>
@@ -2019,15 +2054,114 @@
                 <w:lang w:val="ro-RO"/>
               </w:rPr>
             </w:pPr>
+            <w:r>
+              <w:rPr>
+                <w:rFonts w:ascii="Arial" w:hAnsi="Arial" w:cs="Arial"/>
+                <w:sz w:val="20"/>
+                <w:szCs w:val="20"/>
+                <w:lang w:val="ro-RO"/>
+              </w:rPr>
+              <w:t>LocatieIncarcareName</w:t>
+            </w:r>
+            <w:r>
+              <w:rPr>
+                <w:rFonts w:ascii="Arial" w:hAnsi="Arial" w:cs="Arial"/>
+                <w:sz w:val="20"/>
+                <w:szCs w:val="20"/>
+                <w:lang w:val="ro-RO"/>
+              </w:rPr>
+              <w:t xml:space="preserve"> </w:t>
+            </w:r>
+          </w:p>
+          <w:p>
+            <w:pPr>
+              <w:rPr>
+                <w:rFonts w:ascii="Arial" w:hAnsi="Arial" w:cs="Arial"/>
+                <w:sz w:val="20"/>
+                <w:szCs w:val="20"/>
+                <w:lang w:val="ro-RO"/>
+              </w:rPr>
+            </w:pPr>
+            <w:r>
+              <w:rPr>
+                <w:rFonts w:ascii="Arial" w:hAnsi="Arial" w:cs="Arial"/>
+                <w:sz w:val="20"/>
+                <w:szCs w:val="20"/>
+                <w:lang w:val="ro-RO"/>
+              </w:rPr>
+              <w:t>LocatieIncarcareAddress</w:t>
+            </w:r>
+          </w:p>
+          <w:p>
+            <w:pPr>
+              <w:rPr>
+                <w:rFonts w:ascii="Arial" w:hAnsi="Arial" w:cs="Arial"/>
+                <w:sz w:val="20"/>
+                <w:szCs w:val="20"/>
+                <w:lang w:val="en-US"/>
+              </w:rPr>
+            </w:pPr>
+            <w:r>
+              <w:rPr>
+                <w:rFonts w:ascii="Arial" w:hAnsi="Arial" w:cs="Arial"/>
+                <w:sz w:val="20"/>
+                <w:szCs w:val="20"/>
+                <w:lang w:val="en-US"/>
+              </w:rPr>
+              <w:t>LocatieIncarcareCountryCode</w:t>
+            </w:r>
+            <w:r>
+              <w:rPr>
+                <w:rFonts w:ascii="Arial" w:hAnsi="Arial" w:cs="Arial"/>
+                <w:sz w:val="20"/>
+                <w:szCs w:val="20"/>
+                <w:lang w:val="en-US"/>
+              </w:rPr>
+              <w:t xml:space="preserve"> – </w:t>
+            </w:r>
+            <w:r>
+              <w:rPr>
+                <w:rFonts w:ascii="Arial" w:hAnsi="Arial" w:cs="Arial"/>
+                <w:sz w:val="20"/>
+                <w:szCs w:val="20"/>
+                <w:lang w:val="en-US"/>
+              </w:rPr>
+              <w:t>LocatieIncarcarePostalCode</w:t>
+            </w:r>
+            <w:r>
+              <w:rPr>
+                <w:rFonts w:ascii="Arial" w:hAnsi="Arial" w:cs="Arial"/>
+                <w:sz w:val="20"/>
+                <w:szCs w:val="20"/>
+                <w:lang w:val="en-US"/>
+              </w:rPr>
+              <w:t xml:space="preserve"> LocatieIncarcareCity</w:t>
+            </w:r>
+          </w:p>
+        </w:tc>
+        <w:tc>
+          <w:tcPr>
+            <w:tcW w:w="4991" w:type="dxa"/>
+            <w:tcMar/>
+          </w:tcPr>
+          <w:p>
+            <w:pPr>
+              <w:rPr>
+                <w:rFonts w:ascii="Arial" w:hAnsi="Arial" w:cs="Arial"/>
+                <w:sz w:val="20"/>
+                <w:szCs w:val="20"/>
+                <w:lang w:val="ro-RO"/>
+              </w:rPr>
+            </w:pPr>
             <w:proofErr w:type="spellStart"/>
             <w:r>
               <w:rPr>
                 <w:rFonts w:ascii="Arial" w:hAnsi="Arial" w:cs="Arial"/>
                 <w:sz w:val="20"/>
                 <w:szCs w:val="20"/>
-                <w:lang w:val="en-US"/>
-              </w:rPr>
-              <w:t>AddresaIncarcareName</w:t>
+                <w:lang w:val="ro-RO"/>
+              </w:rPr>
+              <w:t xml:space="preserve">LocatieDescarcareName </w:t>
             </w:r>
             <w:proofErr w:type="spellEnd"/>
           </w:p>
@@ -2047,18 +2181,18 @@
                 <w:szCs w:val="20"/>
                 <w:lang w:val="ro-RO"/>
               </w:rPr>
-              <w:t>AdresaIncarcare</w:t>
+              <w:t>LocatieDescarcareAddress</w:t>
             </w:r>
           </w:p>
           <w:p>
             <w:pPr>
               <w:rPr>
-                <w:sz w:val="20"/>
-                <w:szCs w:val="20"/>
-                <w:lang w:val="ro-RO"/>
+                <w:rFonts w:ascii="Arial" w:hAnsi="Arial" w:cs="Arial"/>
+                <w:sz w:val="20"/>
+                <w:szCs w:val="20"/>
+                <w:lang w:val="en-US"/>
               </w:rPr>
             </w:pPr>
-            <w:proofErr w:type="spellStart"/>
             <w:r>
               <w:rPr>
                 <w:rFonts w:ascii="Arial" w:hAnsi="Arial" w:cs="Arial"/>
@@ -2066,25 +2200,17 @@
                 <w:szCs w:val="20"/>
                 <w:lang w:val="en-US"/>
               </w:rPr>
-              <w:t>AddresaIncarcareCity</w:t>
+              <w:t>LocatieDescarcareCountryCode</w:t>
             </w:r>
-            <w:proofErr w:type="spellEnd"/>
-          </w:p>
-        </w:tc>
-        <w:tc>
-          <w:tcPr>
-            <w:tcW w:w="4991" w:type="dxa"/>
-          </w:tcPr>
-          <w:p>
-            <w:pPr>
+            <w:r>
               <w:rPr>
                 <w:rFonts w:ascii="Arial" w:hAnsi="Arial" w:cs="Arial"/>
                 <w:sz w:val="20"/>
                 <w:szCs w:val="20"/>
                 <w:lang w:val="en-US"/>
               </w:rPr>
-            </w:pPr>
-            <w:proofErr w:type="spellStart"/>
+              <w:t xml:space="preserve"> – </w:t>
+            </w:r>
             <w:r>
               <w:rPr>
                 <w:rFonts w:ascii="Arial" w:hAnsi="Arial" w:cs="Arial"/>
@@ -2092,9 +2218,26 @@
                 <w:szCs w:val="20"/>
                 <w:lang w:val="en-US"/>
               </w:rPr>
-              <w:t>AddresaDescarcareName</w:t>
+              <w:t>LocatieDescarcarePostalCode</w:t>
             </w:r>
-            <w:proofErr w:type="spellEnd"/>
+            <w:r>
+              <w:rPr>
+                <w:rFonts w:ascii="Arial" w:hAnsi="Arial" w:cs="Arial"/>
+                <w:sz w:val="20"/>
+                <w:szCs w:val="20"/>
+                <w:lang w:val="en-US"/>
+              </w:rPr>
+              <w:t xml:space="preserve"> </w:t>
+            </w:r>
+            <w:r>
+              <w:rPr>
+                <w:rFonts w:ascii="Arial" w:hAnsi="Arial" w:cs="Arial"/>
+                <w:sz w:val="20"/>
+                <w:szCs w:val="20"/>
+                <w:lang w:val="en-US"/>
+              </w:rPr>
+              <w:t>LocatieDescarcareCity</w:t>
+            </w:r>
           </w:p>
           <w:p>
             <w:pPr>
@@ -2105,55 +2248,6 @@
                 <w:lang w:val="en-US"/>
               </w:rPr>
             </w:pPr>
-            <w:proofErr w:type="spellStart"/>
-            <w:r>
-              <w:rPr>
-                <w:rFonts w:ascii="Arial" w:hAnsi="Arial" w:cs="Arial"/>
-                <w:sz w:val="20"/>
-                <w:szCs w:val="20"/>
-                <w:lang w:val="en-US"/>
-              </w:rPr>
-              <w:t>Adres</w:t>
-            </w:r>
-            <w:r>
-              <w:rPr>
-                <w:rFonts w:ascii="Arial" w:hAnsi="Arial" w:cs="Arial"/>
-                <w:sz w:val="20"/>
-                <w:szCs w:val="20"/>
-                <w:lang w:val="en-US"/>
-              </w:rPr>
-              <w:t>a</w:t>
-            </w:r>
-            <w:r>
-              <w:rPr>
-                <w:rFonts w:ascii="Arial" w:hAnsi="Arial" w:cs="Arial"/>
-                <w:sz w:val="20"/>
-                <w:szCs w:val="20"/>
-                <w:lang w:val="en-US"/>
-              </w:rPr>
-              <w:t>Descarcare</w:t>
-            </w:r>
-            <w:proofErr w:type="spellEnd"/>
-          </w:p>
-          <w:p>
-            <w:pPr>
-              <w:rPr>
-                <w:rFonts w:ascii="Arial" w:hAnsi="Arial" w:cs="Arial"/>
-                <w:sz w:val="20"/>
-                <w:szCs w:val="20"/>
-              </w:rPr>
-            </w:pPr>
-            <w:proofErr w:type="spellStart"/>
-            <w:r>
-              <w:rPr>
-                <w:rFonts w:ascii="Arial" w:hAnsi="Arial" w:cs="Arial"/>
-                <w:sz w:val="20"/>
-                <w:szCs w:val="20"/>
-                <w:lang w:val="en-US"/>
-              </w:rPr>
-              <w:t>AddresaDescarcareCity</w:t>
-            </w:r>
-            <w:proofErr w:type="spellEnd"/>
           </w:p>
         </w:tc>
       </w:tr>
@@ -2161,6 +2255,7 @@
         <w:tc>
           <w:tcPr>
             <w:tcW w:w="5328" w:type="dxa"/>
+            <w:tcMar/>
           </w:tcPr>
           <w:p>
             <w:pPr>
@@ -2185,7 +2280,6 @@
             <w:pPr>
               <w:rPr>
                 <w:rFonts w:ascii="Arial" w:hAnsi="Arial" w:cs="Arial"/>
-                <w:b/>
                 <w:sz w:val="20"/>
                 <w:szCs w:val="20"/>
                 <w:lang w:val="ro-RO"/>
@@ -2203,14 +2297,14 @@
             <w:r>
               <w:rPr>
                 <w:rFonts w:ascii="Arial" w:hAnsi="Arial" w:cs="Arial"/>
-                <w:b/>
+                <w:b w:val="1"/>
+                <w:bCs w:val="1"/>
                 <w:sz w:val="20"/>
                 <w:szCs w:val="20"/>
                 <w:lang w:val="ro-RO"/>
               </w:rPr>
               <w:t xml:space="preserve"> – </w:t>
             </w:r>
-            <w:proofErr w:type="spellStart"/>
             <w:r>
               <w:rPr>
                 <w:rFonts w:ascii="Arial" w:hAnsi="Arial" w:cs="Arial"/>
@@ -2220,11 +2314,29 @@
               </w:rPr>
               <w:t>TipADR</w:t>
             </w:r>
-            <w:proofErr w:type="spellEnd"/>
             <w:r>
               <w:rPr>
                 <w:rFonts w:ascii="Arial" w:hAnsi="Arial" w:cs="Arial"/>
-                <w:b/>
+                <w:sz w:val="20"/>
+                <w:szCs w:val="20"/>
+                <w:lang w:val="en-US"/>
+              </w:rPr>
+              <w:t xml:space="preserve"> </w:t>
+            </w:r>
+            <w:r>
+              <w:rPr>
+                <w:rFonts w:ascii="Arial" w:hAnsi="Arial" w:cs="Arial"/>
+                <w:sz w:val="20"/>
+                <w:szCs w:val="20"/>
+                <w:lang w:val="en-US"/>
+              </w:rPr>
+              <w:t>Clasa</w:t>
+            </w:r>
+            <w:r>
+              <w:rPr>
+                <w:rFonts w:ascii="Arial" w:hAnsi="Arial" w:cs="Arial"/>
+                <w:b w:val="1"/>
+                <w:bCs w:val="1"/>
                 <w:sz w:val="20"/>
                 <w:szCs w:val="20"/>
                 <w:lang w:val="ro-RO"/>
@@ -2234,7 +2346,8 @@
             <w:r>
               <w:rPr>
                 <w:rFonts w:ascii="Arial" w:hAnsi="Arial" w:cs="Arial"/>
-                <w:b/>
+                <w:b w:val="1"/>
+                <w:bCs w:val="1"/>
                 <w:sz w:val="20"/>
                 <w:szCs w:val="20"/>
                 <w:lang w:val="ro-RO"/>
@@ -2244,7 +2357,8 @@
             <w:r>
               <w:rPr>
                 <w:rFonts w:ascii="Arial" w:hAnsi="Arial" w:cs="Arial"/>
-                <w:bCs/>
+                <w:b w:val="0"/>
+                <w:bCs w:val="0"/>
                 <w:sz w:val="20"/>
                 <w:szCs w:val="20"/>
                 <w:lang w:val="ro-RO"/>
@@ -2254,17 +2368,8 @@
             <w:r>
               <w:rPr>
                 <w:rFonts w:ascii="Arial" w:hAnsi="Arial" w:cs="Arial"/>
-                <w:bCs/>
-                <w:sz w:val="20"/>
-                <w:szCs w:val="20"/>
-                <w:lang w:val="ro-RO"/>
-              </w:rPr>
-              <w:t xml:space="preserve"> /</w:t>
-            </w:r>
-            <w:r>
-              <w:rPr>
-                <w:rFonts w:ascii="Arial" w:hAnsi="Arial" w:cs="Arial"/>
-                <w:bCs/>
+                <w:b w:val="1"/>
+                <w:bCs w:val="1"/>
                 <w:sz w:val="20"/>
                 <w:szCs w:val="20"/>
                 <w:lang w:val="ro-RO"/>
@@ -2274,18 +2379,86 @@
             <w:r>
               <w:rPr>
                 <w:rFonts w:ascii="Arial" w:hAnsi="Arial" w:cs="Arial"/>
-                <w:bCs/>
+                <w:b w:val="0"/>
+                <w:bCs w:val="0"/>
+                <w:sz w:val="20"/>
+                <w:szCs w:val="20"/>
+                <w:lang w:val="ro-RO"/>
+              </w:rPr>
+              <w:t>UserUnInput</w:t>
+            </w:r>
+            <w:r>
+              <w:rPr>
+                <w:rFonts w:ascii="Arial" w:hAnsi="Arial" w:cs="Arial"/>
+                <w:sz w:val="20"/>
+                <w:szCs w:val="20"/>
+                <w:lang w:val="ro-RO"/>
+              </w:rPr>
+              <w:t xml:space="preserve"> </w:t>
+            </w:r>
+            <w:r>
+              <w:rPr>
+                <w:rFonts w:ascii="Arial" w:hAnsi="Arial" w:cs="Arial"/>
+                <w:sz w:val="20"/>
+                <w:szCs w:val="20"/>
+                <w:lang w:val="ro-RO"/>
+              </w:rPr>
+              <w:t>/</w:t>
+            </w:r>
+            <w:r>
+              <w:rPr>
+                <w:rFonts w:ascii="Arial" w:hAnsi="Arial" w:cs="Arial"/>
+                <w:sz w:val="20"/>
+                <w:szCs w:val="20"/>
+                <w:lang w:val="ro-RO"/>
+              </w:rPr>
+              <w:t xml:space="preserve"> </w:t>
+            </w:r>
+            <w:r>
+              <w:rPr>
+                <w:rFonts w:ascii="Arial" w:hAnsi="Arial" w:cs="Arial"/>
                 <w:sz w:val="20"/>
                 <w:szCs w:val="20"/>
                 <w:lang w:val="ro-RO"/>
               </w:rPr>
               <w:t>CantitateComanda</w:t>
             </w:r>
+          </w:p>
+          <w:p>
+            <w:pPr>
+              <w:rPr>
+                <w:rFonts w:ascii="Arial" w:hAnsi="Arial" w:cs="Arial"/>
+                <w:color w:val="FF0000"/>
+                <w:sz w:val="20"/>
+                <w:szCs w:val="20"/>
+                <w:lang w:val="ro-RO"/>
+              </w:rPr>
+            </w:pPr>
+            <w:r>
+              <w:rPr>
+                <w:rFonts w:ascii="Arial" w:hAnsi="Arial" w:cs="Arial"/>
+                <w:sz w:val="20"/>
+                <w:szCs w:val="20"/>
+                <w:lang w:val="ro-RO"/>
+              </w:rPr>
+              <w:t>Comments</w:t>
+            </w:r>
+          </w:p>
+          <w:p>
+            <w:pPr>
+              <w:rPr>
+                <w:rFonts w:ascii="Arial" w:hAnsi="Arial" w:cs="Arial"/>
+                <w:sz w:val="20"/>
+                <w:szCs w:val="20"/>
+                <w:lang w:val="ro-RO"/>
+              </w:rPr>
+            </w:pPr>
           </w:p>
         </w:tc>
         <w:tc>
           <w:tcPr>
             <w:tcW w:w="4991" w:type="dxa"/>
+            <w:tcMar/>
           </w:tcPr>
           <w:p>
             <w:pPr>
@@ -2339,7 +2512,16 @@
                 <w:szCs w:val="20"/>
                 <w:lang w:val="ro-RO"/>
               </w:rPr>
-              <w:t>m respecta</w:t>
+              <w:t xml:space="preserve">m </w:t>
+            </w:r>
+            <w:r>
+              <w:rPr>
+                <w:rFonts w:ascii="Arial" w:hAnsi="Arial" w:cs="Arial"/>
+                <w:sz w:val="20"/>
+                <w:szCs w:val="20"/>
+                <w:lang w:val="ro-RO"/>
+              </w:rPr>
+              <w:t>respecta</w:t>
             </w:r>
             <w:r>
               <w:rPr>
@@ -2357,7 +2539,16 @@
                 <w:szCs w:val="20"/>
                 <w:lang w:val="ro-RO"/>
               </w:rPr>
-              <w:t xml:space="preserve">i termenele de </w:t>
+              <w:t>i</w:t>
+            </w:r>
+            <w:r>
+              <w:rPr>
+                <w:rFonts w:ascii="Arial" w:hAnsi="Arial" w:cs="Arial"/>
+                <w:sz w:val="20"/>
+                <w:szCs w:val="20"/>
+                <w:lang w:val="ro-RO"/>
+              </w:rPr>
+              <w:t xml:space="preserve"> termenele de </w:t>
             </w:r>
             <w:r>
               <w:rPr>
@@ -2412,26 +2603,6 @@
                 <w:lang w:val="ro-RO"/>
               </w:rPr>
               <w:t>rcare.</w:t>
-            </w:r>
-          </w:p>
-          <w:p>
-            <w:pPr>
-              <w:rPr>
-                <w:rFonts w:ascii="Arial" w:hAnsi="Arial" w:cs="Arial"/>
-                <w:color w:val="FF0000"/>
-                <w:sz w:val="20"/>
-                <w:szCs w:val="20"/>
-                <w:lang w:val="ro-RO"/>
-              </w:rPr>
-            </w:pPr>
-            <w:r>
-              <w:rPr>
-                <w:rFonts w:ascii="Arial" w:hAnsi="Arial" w:cs="Arial"/>
-                <w:sz w:val="20"/>
-                <w:szCs w:val="20"/>
-                <w:lang w:val="ro-RO"/>
-              </w:rPr>
-              <w:t>Comments</w:t>
             </w:r>
           </w:p>
         </w:tc>
@@ -3400,107 +3571,99 @@
     </w:p>
     <w:p>
       <w:pPr>
+        <w:pStyle w:val="Normal"/>
         <w:ind w:left="360"/>
         <w:jc w:val="both"/>
         <w:rPr>
-          <w:sz w:val="20"/>
-          <w:szCs w:val="20"/>
-          <w:lang w:val="ro-RO"/>
-        </w:rPr>
-      </w:pPr>
-      <w:r>
-        <w:rPr>
-          <w:b/>
-          <w:bCs/>
-          <w:sz w:val="20"/>
-          <w:szCs w:val="20"/>
-          <w:lang w:val="ro-RO"/>
+          <w:b w:val="1"/>
+          <w:bCs w:val="1"/>
+          <w:sz w:val="20"/>
+          <w:szCs w:val="20"/>
+          <w:lang w:val="en-GB"/>
+        </w:rPr>
+      </w:pPr>
+      <w:r>
+        <w:rPr>
+          <w:b w:val="1"/>
+          <w:bCs w:val="1"/>
+          <w:sz w:val="20"/>
+          <w:szCs w:val="20"/>
+          <w:lang w:val="en-GB"/>
         </w:rPr>
         <w:t>PREŢ NEGOCIAT:</w:t>
       </w:r>
       <w:r>
-        <w:rPr>
-          <w:b/>
-          <w:bCs/>
-          <w:sz w:val="20"/>
-          <w:szCs w:val="20"/>
-          <w:lang w:val="ro-RO"/>
-        </w:rPr>
         <w:tab/>
       </w:r>
       <w:r>
         <w:rPr>
-          <w:sz w:val="20"/>
-          <w:szCs w:val="20"/>
-          <w:lang w:val="ro-RO"/>
-        </w:rPr>
-        <w:t>ClientTarif</w:t>
-      </w:r>
-      <w:r>
-        <w:rPr>
-          <w:b/>
-          <w:bCs/>
-          <w:sz w:val="20"/>
-          <w:szCs w:val="20"/>
-          <w:lang w:val="ro-RO"/>
+          <w:b w:val="1"/>
+          <w:bCs w:val="1"/>
+          <w:sz w:val="20"/>
+          <w:szCs w:val="20"/>
+          <w:lang w:val="en-US"/>
+        </w:rPr>
+        <w:t>TransportatorTarif</w:t>
+      </w:r>
+      <w:r>
+        <w:rPr>
+          <w:b w:val="1"/>
+          <w:bCs w:val="1"/>
+          <w:sz w:val="20"/>
+          <w:szCs w:val="20"/>
+          <w:lang w:val="en-US"/>
         </w:rPr>
         <w:t xml:space="preserve"> </w:t>
       </w:r>
       <w:r>
         <w:rPr>
-          <w:b/>
-          <w:bCs/>
-          <w:sz w:val="20"/>
-          <w:szCs w:val="20"/>
-          <w:lang w:val="ro-RO"/>
+          <w:b w:val="1"/>
+          <w:bCs w:val="1"/>
+          <w:sz w:val="20"/>
+          <w:szCs w:val="20"/>
+          <w:lang w:val="en-US"/>
+        </w:rPr>
+        <w:t>TransportatorMoneda</w:t>
+      </w:r>
+      <w:r>
+        <w:rPr>
+          <w:b w:val="1"/>
+          <w:bCs w:val="1"/>
+          <w:sz w:val="20"/>
+          <w:szCs w:val="20"/>
+          <w:lang w:val="en-GB"/>
         </w:rPr>
         <w:t xml:space="preserve"> </w:t>
       </w:r>
       <w:r>
         <w:rPr>
-          <w:sz w:val="20"/>
-          <w:szCs w:val="20"/>
-          <w:lang w:val="ro-RO"/>
-        </w:rPr>
-        <w:t>ClientMoneda</w:t>
-      </w:r>
-      <w:r>
-        <w:rPr>
-          <w:b/>
-          <w:bCs/>
-          <w:sz w:val="20"/>
-          <w:szCs w:val="20"/>
-          <w:lang w:val="ro-RO"/>
+          <w:b w:val="1"/>
+          <w:bCs w:val="1"/>
+          <w:sz w:val="20"/>
+          <w:szCs w:val="20"/>
+          <w:lang w:val="en-GB"/>
+        </w:rPr>
+        <w:t>+</w:t>
+      </w:r>
+      <w:r>
+        <w:rPr>
+          <w:b w:val="1"/>
+          <w:bCs w:val="1"/>
+          <w:sz w:val="20"/>
+          <w:szCs w:val="20"/>
+          <w:lang w:val="en-GB"/>
         </w:rPr>
         <w:t xml:space="preserve"> </w:t>
       </w:r>
       <w:r>
         <w:rPr>
-          <w:b/>
-          <w:bCs/>
-          <w:sz w:val="20"/>
-          <w:szCs w:val="20"/>
-          <w:lang w:val="ro-RO"/>
-        </w:rPr>
-        <w:t>+</w:t>
-      </w:r>
-      <w:r>
-        <w:rPr>
-          <w:b/>
-          <w:bCs/>
-          <w:sz w:val="20"/>
-          <w:szCs w:val="20"/>
-          <w:lang w:val="ro-RO"/>
-        </w:rPr>
-        <w:t xml:space="preserve"> </w:t>
-      </w:r>
-      <w:r>
-        <w:rPr>
-          <w:sz w:val="20"/>
-          <w:szCs w:val="20"/>
-          <w:lang w:val="ro-RO"/>
-        </w:rPr>
-        <w:t xml:space="preserve">ClientTip </w:t>
+          <w:b w:val="1"/>
+          <w:bCs w:val="1"/>
+          <w:sz w:val="20"/>
+          <w:szCs w:val="20"/>
+          <w:lang w:val="en-GB"/>
+        </w:rPr>
+        <w:t>TransportatorTip</w:t>
       </w:r>
     </w:p>
     <w:p>
@@ -3983,7 +4146,7 @@
       </w:r>
     </w:p>
     <w:sectPr>
-      <w:pgSz w:w="12240" w:h="15840"/>
+      <w:pgSz w:w="12240" w:h="15840" w:orient="portrait"/>
       <w:pgMar w:top="540" w:right="720" w:bottom="450" w:left="1417" w:header="708" w:footer="708" w:gutter="0"/>
       <w:cols w:space="708"/>
       <w:docGrid w:linePitch="360"/>
@@ -4010,7 +4173,7 @@
         <w:ind w:left="720" w:hanging="360"/>
       </w:pPr>
       <w:rPr>
-        <w:rFonts w:ascii="Times New Roman" w:eastAsia="Times New Roman" w:hAnsi="Times New Roman" w:cs="Times New Roman" w:hint="default"/>
+        <w:rFonts w:hint="default" w:ascii="Times New Roman" w:hAnsi="Times New Roman" w:eastAsia="Times New Roman" w:cs="Times New Roman"/>
       </w:rPr>
     </w:lvl>
     <w:lvl w:ilvl="1" w:tplc="04090003" w:tentative="1">
@@ -4025,7 +4188,7 @@
         <w:ind w:left="1440" w:hanging="360"/>
       </w:pPr>
       <w:rPr>
-        <w:rFonts w:ascii="Courier New" w:hAnsi="Courier New" w:hint="default"/>
+        <w:rFonts w:hint="default" w:ascii="Courier New" w:hAnsi="Courier New"/>
       </w:rPr>
     </w:lvl>
     <w:lvl w:ilvl="2" w:tplc="04090005" w:tentative="1">
@@ -4040,7 +4203,7 @@
         <w:ind w:left="2160" w:hanging="360"/>
       </w:pPr>
       <w:rPr>
-        <w:rFonts w:ascii="Wingdings" w:hAnsi="Wingdings" w:hint="default"/>
+        <w:rFonts w:hint="default" w:ascii="Wingdings" w:hAnsi="Wingdings"/>
       </w:rPr>
     </w:lvl>
     <w:lvl w:ilvl="3" w:tplc="04090001" w:tentative="1">
@@ -4055,7 +4218,7 @@
         <w:ind w:left="2880" w:hanging="360"/>
       </w:pPr>
       <w:rPr>
-        <w:rFonts w:ascii="Symbol" w:hAnsi="Symbol" w:hint="default"/>
+        <w:rFonts w:hint="default" w:ascii="Symbol" w:hAnsi="Symbol"/>
       </w:rPr>
     </w:lvl>
     <w:lvl w:ilvl="4" w:tplc="04090003" w:tentative="1">
@@ -4070,7 +4233,7 @@
         <w:ind w:left="3600" w:hanging="360"/>
       </w:pPr>
       <w:rPr>
-        <w:rFonts w:ascii="Courier New" w:hAnsi="Courier New" w:hint="default"/>
+        <w:rFonts w:hint="default" w:ascii="Courier New" w:hAnsi="Courier New"/>
       </w:rPr>
     </w:lvl>
     <w:lvl w:ilvl="5" w:tplc="04090005" w:tentative="1">
@@ -4085,7 +4248,7 @@
         <w:ind w:left="4320" w:hanging="360"/>
       </w:pPr>
       <w:rPr>
-        <w:rFonts w:ascii="Wingdings" w:hAnsi="Wingdings" w:hint="default"/>
+        <w:rFonts w:hint="default" w:ascii="Wingdings" w:hAnsi="Wingdings"/>
       </w:rPr>
     </w:lvl>
     <w:lvl w:ilvl="6" w:tplc="04090001" w:tentative="1">
@@ -4100,7 +4263,7 @@
         <w:ind w:left="5040" w:hanging="360"/>
       </w:pPr>
       <w:rPr>
-        <w:rFonts w:ascii="Symbol" w:hAnsi="Symbol" w:hint="default"/>
+        <w:rFonts w:hint="default" w:ascii="Symbol" w:hAnsi="Symbol"/>
       </w:rPr>
     </w:lvl>
     <w:lvl w:ilvl="7" w:tplc="04090003" w:tentative="1">
@@ -4115,7 +4278,7 @@
         <w:ind w:left="5760" w:hanging="360"/>
       </w:pPr>
       <w:rPr>
-        <w:rFonts w:ascii="Courier New" w:hAnsi="Courier New" w:hint="default"/>
+        <w:rFonts w:hint="default" w:ascii="Courier New" w:hAnsi="Courier New"/>
       </w:rPr>
     </w:lvl>
     <w:lvl w:ilvl="8" w:tplc="04090005" w:tentative="1">
@@ -4130,7 +4293,7 @@
         <w:ind w:left="6480" w:hanging="360"/>
       </w:pPr>
       <w:rPr>
-        <w:rFonts w:ascii="Wingdings" w:hAnsi="Wingdings" w:hint="default"/>
+        <w:rFonts w:hint="default" w:ascii="Wingdings" w:hAnsi="Wingdings"/>
       </w:rPr>
     </w:lvl>
   </w:abstractNum>
@@ -4149,7 +4312,7 @@
         <w:ind w:left="720" w:hanging="360"/>
       </w:pPr>
       <w:rPr>
-        <w:rFonts w:ascii="Times New Roman" w:eastAsia="Times New Roman" w:hAnsi="Times New Roman" w:cs="Times New Roman" w:hint="default"/>
+        <w:rFonts w:hint="default" w:ascii="Times New Roman" w:hAnsi="Times New Roman" w:eastAsia="Times New Roman" w:cs="Times New Roman"/>
       </w:rPr>
     </w:lvl>
     <w:lvl w:ilvl="1" w:tplc="04090003" w:tentative="1">
@@ -4164,7 +4327,7 @@
         <w:ind w:left="1440" w:hanging="360"/>
       </w:pPr>
       <w:rPr>
-        <w:rFonts w:ascii="Courier New" w:hAnsi="Courier New" w:hint="default"/>
+        <w:rFonts w:hint="default" w:ascii="Courier New" w:hAnsi="Courier New"/>
       </w:rPr>
     </w:lvl>
     <w:lvl w:ilvl="2" w:tplc="04090005" w:tentative="1">
@@ -4179,7 +4342,7 @@
         <w:ind w:left="2160" w:hanging="360"/>
       </w:pPr>
       <w:rPr>
-        <w:rFonts w:ascii="Wingdings" w:hAnsi="Wingdings" w:hint="default"/>
+        <w:rFonts w:hint="default" w:ascii="Wingdings" w:hAnsi="Wingdings"/>
       </w:rPr>
     </w:lvl>
     <w:lvl w:ilvl="3" w:tplc="04090001" w:tentative="1">
@@ -4194,7 +4357,7 @@
         <w:ind w:left="2880" w:hanging="360"/>
       </w:pPr>
       <w:rPr>
-        <w:rFonts w:ascii="Symbol" w:hAnsi="Symbol" w:hint="default"/>
+        <w:rFonts w:hint="default" w:ascii="Symbol" w:hAnsi="Symbol"/>
       </w:rPr>
     </w:lvl>
     <w:lvl w:ilvl="4" w:tplc="04090003" w:tentative="1">
@@ -4209,7 +4372,7 @@
         <w:ind w:left="3600" w:hanging="360"/>
       </w:pPr>
       <w:rPr>
-        <w:rFonts w:ascii="Courier New" w:hAnsi="Courier New" w:hint="default"/>
+        <w:rFonts w:hint="default" w:ascii="Courier New" w:hAnsi="Courier New"/>
       </w:rPr>
     </w:lvl>
     <w:lvl w:ilvl="5" w:tplc="04090005" w:tentative="1">
@@ -4224,7 +4387,7 @@
         <w:ind w:left="4320" w:hanging="360"/>
       </w:pPr>
       <w:rPr>
-        <w:rFonts w:ascii="Wingdings" w:hAnsi="Wingdings" w:hint="default"/>
+        <w:rFonts w:hint="default" w:ascii="Wingdings" w:hAnsi="Wingdings"/>
       </w:rPr>
     </w:lvl>
     <w:lvl w:ilvl="6" w:tplc="04090001" w:tentative="1">
@@ -4239,7 +4402,7 @@
         <w:ind w:left="5040" w:hanging="360"/>
       </w:pPr>
       <w:rPr>
-        <w:rFonts w:ascii="Symbol" w:hAnsi="Symbol" w:hint="default"/>
+        <w:rFonts w:hint="default" w:ascii="Symbol" w:hAnsi="Symbol"/>
       </w:rPr>
     </w:lvl>
     <w:lvl w:ilvl="7" w:tplc="04090003" w:tentative="1">
@@ -4254,7 +4417,7 @@
         <w:ind w:left="5760" w:hanging="360"/>
       </w:pPr>
       <w:rPr>
-        <w:rFonts w:ascii="Courier New" w:hAnsi="Courier New" w:hint="default"/>
+        <w:rFonts w:hint="default" w:ascii="Courier New" w:hAnsi="Courier New"/>
       </w:rPr>
     </w:lvl>
     <w:lvl w:ilvl="8" w:tplc="04090005" w:tentative="1">
@@ -4269,7 +4432,7 @@
         <w:ind w:left="6480" w:hanging="360"/>
       </w:pPr>
       <w:rPr>
-        <w:rFonts w:ascii="Wingdings" w:hAnsi="Wingdings" w:hint="default"/>
+        <w:rFonts w:hint="default" w:ascii="Wingdings" w:hAnsi="Wingdings"/>
       </w:rPr>
     </w:lvl>
   </w:abstractNum>
@@ -4283,11 +4446,11 @@
 </file>
 
 <file path=word/styles.xml><?xml version="1.0" encoding="utf-8"?>
-<w:styles xmlns:mc="http://schemas.openxmlformats.org/markup-compatibility/2006" xmlns:r="http://schemas.openxmlformats.org/officeDocument/2006/relationships" xmlns:w="http://schemas.openxmlformats.org/wordprocessingml/2006/main" xmlns:w14="http://schemas.microsoft.com/office/word/2010/wordml" xmlns:w15="http://schemas.microsoft.com/office/word/2012/wordml" xmlns:w16cex="http://schemas.microsoft.com/office/word/2018/wordml/cex" xmlns:w16cid="http://schemas.microsoft.com/office/word/2016/wordml/cid" xmlns:w16="http://schemas.microsoft.com/office/word/2018/wordml" xmlns:w16sdtdh="http://schemas.microsoft.com/office/word/2020/wordml/sdtdatahash" xmlns:w16se="http://schemas.microsoft.com/office/word/2015/wordml/symex" mc:Ignorable="w14 w15 w16se w16cid w16 w16cex w16sdtdh">
+<w:styles xmlns:wp14="http://schemas.microsoft.com/office/word/2010/wordprocessingDrawing" xmlns:mc="http://schemas.openxmlformats.org/markup-compatibility/2006" xmlns:r="http://schemas.openxmlformats.org/officeDocument/2006/relationships" xmlns:w="http://schemas.openxmlformats.org/wordprocessingml/2006/main" xmlns:w14="http://schemas.microsoft.com/office/word/2010/wordml" xmlns:w15="http://schemas.microsoft.com/office/word/2012/wordml" xmlns:w16cex="http://schemas.microsoft.com/office/word/2018/wordml/cex" xmlns:w16cid="http://schemas.microsoft.com/office/word/2016/wordml/cid" xmlns:w16="http://schemas.microsoft.com/office/word/2018/wordml" xmlns:w16sdtdh="http://schemas.microsoft.com/office/word/2020/wordml/sdtdatahash" xmlns:w16se="http://schemas.microsoft.com/office/word/2015/wordml/symex" mc:Ignorable="w14 w15 w16se w16cid w16 w16cex w16sdtdh wp14">
   <w:docDefaults>
     <w:rPrDefault>
       <w:rPr>
-        <w:rFonts w:ascii="Times New Roman" w:eastAsia="Times New Roman" w:hAnsi="Times New Roman" w:cs="Times New Roman"/>
+        <w:rFonts w:ascii="Times New Roman" w:hAnsi="Times New Roman" w:eastAsia="Times New Roman" w:cs="Times New Roman"/>
         <w:lang w:val="en-US" w:eastAsia="en-US" w:bidi="ar-SA"/>
       </w:rPr>
     </w:rPrDefault>
@@ -4301,9 +4464,9 @@
     <w:lsdException w:name="heading 4" w:uiPriority="9" w:qFormat="1"/>
     <w:lsdException w:name="heading 5" w:uiPriority="9" w:qFormat="1"/>
     <w:lsdException w:name="heading 6" w:uiPriority="9" w:qFormat="1"/>
-    <w:lsdException w:name="heading 7" w:semiHidden="1" w:uiPriority="9" w:unhideWhenUsed="1" w:qFormat="1"/>
-    <w:lsdException w:name="heading 8" w:semiHidden="1" w:uiPriority="9" w:unhideWhenUsed="1" w:qFormat="1"/>
-    <w:lsdException w:name="heading 9" w:semiHidden="1" w:uiPriority="9" w:unhideWhenUsed="1" w:qFormat="1"/>
+    <w:lsdException w:name="heading 7" w:uiPriority="9" w:semiHidden="1" w:unhideWhenUsed="1" w:qFormat="1"/>
+    <w:lsdException w:name="heading 8" w:uiPriority="9" w:semiHidden="1" w:unhideWhenUsed="1" w:qFormat="1"/>
+    <w:lsdException w:name="heading 9" w:uiPriority="9" w:semiHidden="1" w:unhideWhenUsed="1" w:qFormat="1"/>
     <w:lsdException w:name="index 1" w:semiHidden="1" w:unhideWhenUsed="1"/>
     <w:lsdException w:name="index 2" w:semiHidden="1" w:unhideWhenUsed="1"/>
     <w:lsdException w:name="index 3" w:semiHidden="1" w:unhideWhenUsed="1"/>
@@ -4313,22 +4476,22 @@
     <w:lsdException w:name="index 7" w:semiHidden="1" w:unhideWhenUsed="1"/>
     <w:lsdException w:name="index 8" w:semiHidden="1" w:unhideWhenUsed="1"/>
     <w:lsdException w:name="index 9" w:semiHidden="1" w:unhideWhenUsed="1"/>
-    <w:lsdException w:name="toc 1" w:semiHidden="1" w:uiPriority="39" w:unhideWhenUsed="1"/>
-    <w:lsdException w:name="toc 2" w:semiHidden="1" w:uiPriority="39" w:unhideWhenUsed="1"/>
-    <w:lsdException w:name="toc 3" w:semiHidden="1" w:uiPriority="39" w:unhideWhenUsed="1"/>
-    <w:lsdException w:name="toc 4" w:semiHidden="1" w:uiPriority="39" w:unhideWhenUsed="1"/>
-    <w:lsdException w:name="toc 5" w:semiHidden="1" w:uiPriority="39" w:unhideWhenUsed="1"/>
-    <w:lsdException w:name="toc 6" w:semiHidden="1" w:uiPriority="39" w:unhideWhenUsed="1"/>
-    <w:lsdException w:name="toc 7" w:semiHidden="1" w:uiPriority="39" w:unhideWhenUsed="1"/>
-    <w:lsdException w:name="toc 8" w:semiHidden="1" w:uiPriority="39" w:unhideWhenUsed="1"/>
-    <w:lsdException w:name="toc 9" w:semiHidden="1" w:uiPriority="39" w:unhideWhenUsed="1"/>
+    <w:lsdException w:name="toc 1" w:uiPriority="39" w:semiHidden="1" w:unhideWhenUsed="1"/>
+    <w:lsdException w:name="toc 2" w:uiPriority="39" w:semiHidden="1" w:unhideWhenUsed="1"/>
+    <w:lsdException w:name="toc 3" w:uiPriority="39" w:semiHidden="1" w:unhideWhenUsed="1"/>
+    <w:lsdException w:name="toc 4" w:uiPriority="39" w:semiHidden="1" w:unhideWhenUsed="1"/>
+    <w:lsdException w:name="toc 5" w:uiPriority="39" w:semiHidden="1" w:unhideWhenUsed="1"/>
+    <w:lsdException w:name="toc 6" w:uiPriority="39" w:semiHidden="1" w:unhideWhenUsed="1"/>
+    <w:lsdException w:name="toc 7" w:uiPriority="39" w:semiHidden="1" w:unhideWhenUsed="1"/>
+    <w:lsdException w:name="toc 8" w:uiPriority="39" w:semiHidden="1" w:unhideWhenUsed="1"/>
+    <w:lsdException w:name="toc 9" w:uiPriority="39" w:semiHidden="1" w:unhideWhenUsed="1"/>
     <w:lsdException w:name="Normal Indent" w:semiHidden="1" w:unhideWhenUsed="1"/>
     <w:lsdException w:name="footnote text" w:semiHidden="1" w:unhideWhenUsed="1"/>
     <w:lsdException w:name="annotation text" w:semiHidden="1" w:unhideWhenUsed="1"/>
     <w:lsdException w:name="header" w:semiHidden="1" w:unhideWhenUsed="1"/>
     <w:lsdException w:name="footer" w:semiHidden="1" w:unhideWhenUsed="1"/>
     <w:lsdException w:name="index heading" w:semiHidden="1" w:unhideWhenUsed="1"/>
-    <w:lsdException w:name="caption" w:semiHidden="1" w:uiPriority="35" w:unhideWhenUsed="1" w:qFormat="1"/>
+    <w:lsdException w:name="caption" w:uiPriority="35" w:semiHidden="1" w:unhideWhenUsed="1" w:qFormat="1"/>
     <w:lsdException w:name="table of figures" w:semiHidden="1" w:unhideWhenUsed="1"/>
     <w:lsdException w:name="envelope address" w:semiHidden="1" w:unhideWhenUsed="1"/>
     <w:lsdException w:name="envelope return" w:semiHidden="1" w:unhideWhenUsed="1"/>
@@ -4359,7 +4522,7 @@
     <w:lsdException w:name="Title" w:uiPriority="10" w:qFormat="1"/>
     <w:lsdException w:name="Closing" w:semiHidden="1" w:unhideWhenUsed="1"/>
     <w:lsdException w:name="Signature" w:semiHidden="1" w:unhideWhenUsed="1"/>
-    <w:lsdException w:name="Default Paragraph Font" w:semiHidden="1" w:uiPriority="1" w:unhideWhenUsed="1"/>
+    <w:lsdException w:name="Default Paragraph Font" w:uiPriority="1" w:semiHidden="1" w:unhideWhenUsed="1"/>
     <w:lsdException w:name="Body Text" w:semiHidden="1" w:unhideWhenUsed="1"/>
     <w:lsdException w:name="Body Text Indent" w:semiHidden="1" w:unhideWhenUsed="1"/>
     <w:lsdException w:name="List Continue" w:semiHidden="1" w:unhideWhenUsed="1"/>
@@ -4559,8 +4722,8 @@
     <w:lsdException w:name="Subtle Reference" w:uiPriority="31" w:qFormat="1"/>
     <w:lsdException w:name="Intense Reference" w:uiPriority="32" w:qFormat="1"/>
     <w:lsdException w:name="Book Title" w:uiPriority="33" w:qFormat="1"/>
-    <w:lsdException w:name="Bibliography" w:semiHidden="1" w:uiPriority="37" w:unhideWhenUsed="1"/>
-    <w:lsdException w:name="TOC Heading" w:semiHidden="1" w:uiPriority="39" w:unhideWhenUsed="1" w:qFormat="1"/>
+    <w:lsdException w:name="Bibliography" w:uiPriority="37" w:semiHidden="1" w:unhideWhenUsed="1"/>
+    <w:lsdException w:name="TOC Heading" w:uiPriority="39" w:semiHidden="1" w:unhideWhenUsed="1" w:qFormat="1"/>
     <w:lsdException w:name="Plain Table 1" w:uiPriority="41"/>
     <w:lsdException w:name="Plain Table 2" w:uiPriority="42"/>
     <w:lsdException w:name="Plain Table 3" w:uiPriority="43"/>
@@ -4671,7 +4834,7 @@
     <w:lsdException w:name="Unresolved Mention" w:semiHidden="1" w:unhideWhenUsed="1"/>
     <w:lsdException w:name="Smart Link" w:semiHidden="1" w:unhideWhenUsed="1"/>
   </w:latentStyles>
-  <w:style w:type="paragraph" w:default="1" w:styleId="Normal">
+  <w:style w:type="paragraph" w:styleId="Normal" w:default="1">
     <w:name w:val="Normal"/>
     <w:qFormat/>
     <w:rPr>
@@ -4778,13 +4941,13 @@
       <w:lang w:val="ro-RO"/>
     </w:rPr>
   </w:style>
-  <w:style w:type="character" w:default="1" w:styleId="DefaultParagraphFont">
+  <w:style w:type="character" w:styleId="DefaultParagraphFont" w:default="1">
     <w:name w:val="Default Paragraph Font"/>
     <w:uiPriority w:val="1"/>
     <w:semiHidden/>
     <w:unhideWhenUsed/>
   </w:style>
-  <w:style w:type="table" w:default="1" w:styleId="TableNormal">
+  <w:style w:type="table" w:styleId="TableNormal" w:default="1">
     <w:name w:val="Normal Table"/>
     <w:uiPriority w:val="99"/>
     <w:semiHidden/>
@@ -4799,7 +4962,7 @@
       </w:tblCellMar>
     </w:tblPr>
   </w:style>
-  <w:style w:type="numbering" w:default="1" w:styleId="NoList">
+  <w:style w:type="numbering" w:styleId="NoList" w:default="1">
     <w:name w:val="No List"/>
     <w:uiPriority w:val="99"/>
     <w:semiHidden/>
@@ -4874,7 +5037,7 @@
       <w:lang w:val="ro-RO"/>
     </w:rPr>
   </w:style>
-  <w:style w:type="character" w:customStyle="1" w:styleId="xbe">
+  <w:style w:type="character" w:styleId="xbe" w:customStyle="1">
     <w:name w:val="_xbe"/>
     <w:rsid w:val="004A6E57"/>
   </w:style>
@@ -4885,23 +5048,23 @@
     <w:unhideWhenUsed/>
     <w:rsid w:val="005C63EE"/>
     <w:rPr>
-      <w:rFonts w:ascii="Consolas" w:eastAsia="Calibri" w:hAnsi="Consolas"/>
+      <w:rFonts w:ascii="Consolas" w:hAnsi="Consolas" w:eastAsia="Calibri"/>
       <w:sz w:val="21"/>
       <w:szCs w:val="21"/>
     </w:rPr>
   </w:style>
-  <w:style w:type="character" w:customStyle="1" w:styleId="PlainTextChar">
+  <w:style w:type="character" w:styleId="PlainTextChar" w:customStyle="1">
     <w:name w:val="Plain Text Char"/>
     <w:link w:val="PlainText"/>
     <w:rsid w:val="005C63EE"/>
     <w:rPr>
-      <w:rFonts w:ascii="Consolas" w:eastAsia="Calibri" w:hAnsi="Consolas"/>
+      <w:rFonts w:ascii="Consolas" w:hAnsi="Consolas" w:eastAsia="Calibri"/>
       <w:sz w:val="21"/>
       <w:szCs w:val="21"/>
       <w:lang w:val="en-GB" w:eastAsia="en-US" w:bidi="ar-SA"/>
     </w:rPr>
   </w:style>
-  <w:style w:type="paragraph" w:customStyle="1" w:styleId="Default">
+  <w:style w:type="paragraph" w:styleId="Default" w:customStyle="1">
     <w:name w:val="Default"/>
     <w:rsid w:val="005C63EE"/>
     <w:pPr>
@@ -4915,7 +5078,7 @@
       <w:szCs w:val="24"/>
     </w:rPr>
   </w:style>
-  <w:style w:type="character" w:customStyle="1" w:styleId="Heading1Char">
+  <w:style w:type="character" w:styleId="Heading1Char" w:customStyle="1">
     <w:name w:val="Heading 1 Char"/>
     <w:link w:val="Heading1"/>
     <w:rsid w:val="00B5324C"/>
@@ -4931,7 +5094,7 @@
 </file>
 
 <file path=word/theme/theme1.xml><?xml version="1.0" encoding="utf-8"?>
-<a:theme xmlns:a="http://schemas.openxmlformats.org/drawingml/2006/main" name="Office Theme">
+<a:theme xmlns:a="http://schemas.openxmlformats.org/drawingml/2006/main" xmlns:thm15="http://schemas.microsoft.com/office/thememl/2012/main" name="Office Theme">
   <a:themeElements>
     <a:clrScheme name="Office">
       <a:dk1>

--- a/EmailCompleteApp/EmailCompleteApp/doc/comanda.docx
+++ b/EmailCompleteApp/EmailCompleteApp/doc/comanda.docx
@@ -1888,7 +1888,31 @@
           <w:sz w:val="20"/>
           <w:szCs w:val="20"/>
         </w:rPr>
-        <w:t>În atenţia:</w:t>
+        <w:t xml:space="preserve">În </w:t>
+      </w:r>
+      <w:r>
+        <w:rPr>
+          <w:rFonts w:ascii="Arial" w:hAnsi="Arial" w:cs="Arial"/>
+          <w:sz w:val="20"/>
+          <w:szCs w:val="20"/>
+        </w:rPr>
+        <w:t>atenţia</w:t>
+      </w:r>
+      <w:r>
+        <w:rPr>
+          <w:rFonts w:ascii="Arial" w:hAnsi="Arial" w:cs="Arial"/>
+          <w:sz w:val="20"/>
+          <w:szCs w:val="20"/>
+        </w:rPr>
+        <w:t>:</w:t>
+      </w:r>
+      <w:r>
+        <w:rPr>
+          <w:rFonts w:ascii="Arial" w:hAnsi="Arial" w:cs="Arial"/>
+          <w:sz w:val="20"/>
+          <w:szCs w:val="20"/>
+        </w:rPr>
+        <w:t xml:space="preserve"> ContactPers</w:t>
       </w:r>
     </w:p>
     <w:tbl>
@@ -3624,26 +3648,6 @@
           <w:lang w:val="en-US"/>
         </w:rPr>
         <w:t>TransportatorMoneda</w:t>
-      </w:r>
-      <w:r>
-        <w:rPr>
-          <w:b w:val="1"/>
-          <w:bCs w:val="1"/>
-          <w:sz w:val="20"/>
-          <w:szCs w:val="20"/>
-          <w:lang w:val="en-GB"/>
-        </w:rPr>
-        <w:t xml:space="preserve"> </w:t>
-      </w:r>
-      <w:r>
-        <w:rPr>
-          <w:b w:val="1"/>
-          <w:bCs w:val="1"/>
-          <w:sz w:val="20"/>
-          <w:szCs w:val="20"/>
-          <w:lang w:val="en-GB"/>
-        </w:rPr>
-        <w:t>+</w:t>
       </w:r>
       <w:r>
         <w:rPr>

--- a/EmailCompleteApp/EmailCompleteApp/doc/comanda.docx
+++ b/EmailCompleteApp/EmailCompleteApp/doc/comanda.docx
@@ -1246,73 +1246,77 @@
       <w:pPr>
         <w:rPr>
           <w:sz w:val="20"/>
-          <w:lang w:val="ro-RO"/>
-        </w:rPr>
-      </w:pPr>
-      <w:r>
-        <w:rPr>
-          <w:sz w:val="20"/>
+          <w:szCs w:val="20"/>
+          <w:lang w:val="ro-RO"/>
+        </w:rPr>
+      </w:pPr>
+      <w:r>
+        <w:rPr>
+          <w:sz w:val="20"/>
+          <w:szCs w:val="20"/>
         </w:rPr>
         <w:t xml:space="preserve">                                                    </w:t>
       </w:r>
       <w:r>
-        <w:rPr>
-          <w:sz w:val="20"/>
-        </w:rPr>
         <w:tab/>
       </w:r>
       <w:r>
-        <w:rPr>
-          <w:sz w:val="20"/>
-        </w:rPr>
         <w:tab/>
       </w:r>
       <w:r>
         <w:rPr>
           <w:sz w:val="20"/>
+          <w:szCs w:val="20"/>
         </w:rPr>
         <w:t>Cod fiscal</w:t>
       </w:r>
       <w:r>
         <w:rPr>
           <w:sz w:val="20"/>
+          <w:szCs w:val="20"/>
         </w:rPr>
         <w:t>: RO 37124873</w:t>
       </w:r>
       <w:r>
-        <w:rPr>
-          <w:sz w:val="20"/>
-        </w:rPr>
         <w:tab/>
       </w:r>
       <w:r>
         <w:rPr>
           <w:sz w:val="20"/>
+          <w:szCs w:val="20"/>
         </w:rPr>
         <w:t xml:space="preserve">   </w:t>
       </w:r>
       <w:r>
-        <w:rPr>
-          <w:sz w:val="20"/>
-        </w:rPr>
         <w:tab/>
       </w:r>
       <w:r>
         <w:rPr>
           <w:sz w:val="20"/>
+          <w:szCs w:val="20"/>
         </w:rPr>
         <w:t xml:space="preserve">    Nr. </w:t>
       </w:r>
       <w:r>
         <w:rPr>
           <w:sz w:val="20"/>
-          <w:lang w:val="ro-RO"/>
-        </w:rPr>
-        <w:t xml:space="preserve">înreg. ORC </w:t>
-      </w:r>
-      <w:r>
-        <w:rPr>
-          <w:sz w:val="20"/>
+          <w:szCs w:val="20"/>
+          <w:lang w:val="ro-RO"/>
+        </w:rPr>
+        <w:t>înreg</w:t>
+      </w:r>
+      <w:r>
+        <w:rPr>
+          <w:sz w:val="20"/>
+          <w:szCs w:val="20"/>
+          <w:lang w:val="ro-RO"/>
+        </w:rPr>
+        <w:t xml:space="preserve">. ORC </w:t>
+      </w:r>
+      <w:r>
+        <w:rPr>
+          <w:sz w:val="20"/>
+          <w:szCs w:val="20"/>
           <w:lang w:val="ro-RO"/>
         </w:rPr>
         <w:t>J</w:t>
@@ -1320,9 +1324,18 @@
       <w:r>
         <w:rPr>
           <w:sz w:val="20"/>
-          <w:lang w:val="ro-RO"/>
-        </w:rPr>
-        <w:t xml:space="preserve"> 26/291/2017</w:t>
+          <w:szCs w:val="20"/>
+          <w:lang w:val="ro-RO"/>
+        </w:rPr>
+        <w:t xml:space="preserve"> </w:t>
+      </w:r>
+      <w:r>
+        <w:rPr>
+          <w:sz w:val="20"/>
+          <w:szCs w:val="20"/>
+          <w:lang w:val="ro-RO"/>
+        </w:rPr>
+        <w:t>2017000291264</w:t>
       </w:r>
     </w:p>
     <w:p>
@@ -2161,6 +2174,15 @@
               </w:rPr>
               <w:t xml:space="preserve"> LocatieIncarcareCity</w:t>
             </w:r>
+            <w:r>
+              <w:rPr>
+                <w:rFonts w:ascii="Arial" w:hAnsi="Arial" w:cs="Arial"/>
+                <w:sz w:val="20"/>
+                <w:szCs w:val="20"/>
+                <w:lang w:val="en-US"/>
+              </w:rPr>
+              <w:t xml:space="preserve"> LocatieIncarcareCounty</w:t>
+            </w:r>
           </w:p>
         </w:tc>
         <w:tc>
@@ -2261,6 +2283,24 @@
                 <w:lang w:val="en-US"/>
               </w:rPr>
               <w:t>LocatieDescarcareCity</w:t>
+            </w:r>
+            <w:r>
+              <w:rPr>
+                <w:rFonts w:ascii="Arial" w:hAnsi="Arial" w:cs="Arial"/>
+                <w:sz w:val="20"/>
+                <w:szCs w:val="20"/>
+                <w:lang w:val="en-US"/>
+              </w:rPr>
+              <w:t xml:space="preserve"> </w:t>
+            </w:r>
+            <w:r>
+              <w:rPr>
+                <w:rFonts w:ascii="Arial" w:hAnsi="Arial" w:cs="Arial"/>
+                <w:sz w:val="20"/>
+                <w:szCs w:val="20"/>
+                <w:lang w:val="en-US"/>
+              </w:rPr>
+              <w:t>LocatieDescarcareCounty</w:t>
             </w:r>
           </w:p>
           <w:p>
@@ -2283,6 +2323,7 @@
           </w:tcPr>
           <w:p>
             <w:pPr>
+              <w:pStyle w:val="Normal"/>
               <w:rPr>
                 <w:rFonts w:ascii="Arial" w:hAnsi="Arial" w:cs="Arial"/>
                 <w:sz w:val="20"/>
@@ -2298,6 +2339,15 @@
                 <w:lang w:val="ro-RO"/>
               </w:rPr>
               <w:t>Descriere marfă/ Greutate</w:t>
+            </w:r>
+            <w:r>
+              <w:rPr>
+                <w:rFonts w:ascii="Arial" w:hAnsi="Arial" w:cs="Arial"/>
+                <w:sz w:val="20"/>
+                <w:szCs w:val="20"/>
+                <w:lang w:val="ro-RO"/>
+              </w:rPr>
+              <w:t xml:space="preserve"> CantitateComanda</w:t>
             </w:r>
           </w:p>
           <w:p>
@@ -2312,49 +2362,13 @@
             <w:r>
               <w:rPr>
                 <w:rFonts w:ascii="Arial" w:hAnsi="Arial" w:cs="Arial"/>
-                <w:sz w:val="20"/>
-                <w:szCs w:val="20"/>
-                <w:lang w:val="ro-RO"/>
-              </w:rPr>
-              <w:t>Produs</w:t>
-            </w:r>
-            <w:r>
-              <w:rPr>
-                <w:rFonts w:ascii="Arial" w:hAnsi="Arial" w:cs="Arial"/>
                 <w:b w:val="1"/>
                 <w:bCs w:val="1"/>
                 <w:sz w:val="20"/>
                 <w:szCs w:val="20"/>
                 <w:lang w:val="ro-RO"/>
               </w:rPr>
-              <w:t xml:space="preserve"> – </w:t>
-            </w:r>
-            <w:r>
-              <w:rPr>
-                <w:rFonts w:ascii="Arial" w:hAnsi="Arial" w:cs="Arial"/>
-                <w:sz w:val="20"/>
-                <w:szCs w:val="20"/>
-                <w:lang w:val="en-US"/>
-              </w:rPr>
-              <w:t>TipADR</w:t>
-            </w:r>
-            <w:r>
-              <w:rPr>
-                <w:rFonts w:ascii="Arial" w:hAnsi="Arial" w:cs="Arial"/>
-                <w:sz w:val="20"/>
-                <w:szCs w:val="20"/>
-                <w:lang w:val="en-US"/>
-              </w:rPr>
-              <w:t xml:space="preserve"> </w:t>
-            </w:r>
-            <w:r>
-              <w:rPr>
-                <w:rFonts w:ascii="Arial" w:hAnsi="Arial" w:cs="Arial"/>
-                <w:sz w:val="20"/>
-                <w:szCs w:val="20"/>
-                <w:lang w:val="en-US"/>
-              </w:rPr>
-              <w:t>Clasa</w:t>
+              <w:t>Produs</w:t>
             </w:r>
             <w:r>
               <w:rPr>
@@ -2365,7 +2379,7 @@
                 <w:szCs w:val="20"/>
                 <w:lang w:val="ro-RO"/>
               </w:rPr>
-              <w:t>,</w:t>
+              <w:t xml:space="preserve"> – </w:t>
             </w:r>
             <w:r>
               <w:rPr>
@@ -2374,20 +2388,9 @@
                 <w:bCs w:val="1"/>
                 <w:sz w:val="20"/>
                 <w:szCs w:val="20"/>
-                <w:lang w:val="ro-RO"/>
-              </w:rPr>
-              <w:t xml:space="preserve"> </w:t>
-            </w:r>
-            <w:r>
-              <w:rPr>
-                <w:rFonts w:ascii="Arial" w:hAnsi="Arial" w:cs="Arial"/>
-                <w:b w:val="0"/>
-                <w:bCs w:val="0"/>
-                <w:sz w:val="20"/>
-                <w:szCs w:val="20"/>
-                <w:lang w:val="ro-RO"/>
-              </w:rPr>
-              <w:t>UN</w:t>
+                <w:lang w:val="en-US"/>
+              </w:rPr>
+              <w:t>TipADR</w:t>
             </w:r>
             <w:r>
               <w:rPr>
@@ -2396,24 +2399,81 @@
                 <w:bCs w:val="1"/>
                 <w:sz w:val="20"/>
                 <w:szCs w:val="20"/>
+                <w:lang w:val="en-US"/>
+              </w:rPr>
+              <w:t xml:space="preserve"> </w:t>
+            </w:r>
+            <w:r>
+              <w:rPr>
+                <w:rFonts w:ascii="Arial" w:hAnsi="Arial" w:cs="Arial"/>
+                <w:b w:val="1"/>
+                <w:bCs w:val="1"/>
+                <w:sz w:val="20"/>
+                <w:szCs w:val="20"/>
+                <w:lang w:val="en-US"/>
+              </w:rPr>
+              <w:t>Clasa</w:t>
+            </w:r>
+            <w:r>
+              <w:rPr>
+                <w:rFonts w:ascii="Arial" w:hAnsi="Arial" w:cs="Arial"/>
+                <w:b w:val="1"/>
+                <w:bCs w:val="1"/>
+                <w:sz w:val="20"/>
+                <w:szCs w:val="20"/>
                 <w:lang w:val="ro-RO"/>
               </w:rPr>
+              <w:t>,</w:t>
+            </w:r>
+            <w:r>
+              <w:rPr>
+                <w:rFonts w:ascii="Arial" w:hAnsi="Arial" w:cs="Arial"/>
+                <w:b w:val="1"/>
+                <w:bCs w:val="1"/>
+                <w:sz w:val="20"/>
+                <w:szCs w:val="20"/>
+                <w:lang w:val="ro-RO"/>
+              </w:rPr>
               <w:t xml:space="preserve"> </w:t>
             </w:r>
             <w:r>
               <w:rPr>
                 <w:rFonts w:ascii="Arial" w:hAnsi="Arial" w:cs="Arial"/>
-                <w:b w:val="0"/>
-                <w:bCs w:val="0"/>
+                <w:b w:val="1"/>
+                <w:bCs w:val="1"/>
                 <w:sz w:val="20"/>
                 <w:szCs w:val="20"/>
                 <w:lang w:val="ro-RO"/>
               </w:rPr>
+              <w:t>UN</w:t>
+            </w:r>
+            <w:r>
+              <w:rPr>
+                <w:rFonts w:ascii="Arial" w:hAnsi="Arial" w:cs="Arial"/>
+                <w:b w:val="1"/>
+                <w:bCs w:val="1"/>
+                <w:sz w:val="20"/>
+                <w:szCs w:val="20"/>
+                <w:lang w:val="ro-RO"/>
+              </w:rPr>
+              <w:t xml:space="preserve"> </w:t>
+            </w:r>
+            <w:r>
+              <w:rPr>
+                <w:rFonts w:ascii="Arial" w:hAnsi="Arial" w:cs="Arial"/>
+                <w:b w:val="1"/>
+                <w:bCs w:val="1"/>
+                <w:sz w:val="20"/>
+                <w:szCs w:val="20"/>
+                <w:lang w:val="ro-RO"/>
+              </w:rPr>
               <w:t>UserUnInput</w:t>
             </w:r>
             <w:r>
               <w:rPr>
                 <w:rFonts w:ascii="Arial" w:hAnsi="Arial" w:cs="Arial"/>
+                <w:b w:val="1"/>
+                <w:bCs w:val="1"/>
                 <w:sz w:val="20"/>
                 <w:szCs w:val="20"/>
                 <w:lang w:val="ro-RO"/>
@@ -2427,25 +2487,7 @@
                 <w:szCs w:val="20"/>
                 <w:lang w:val="ro-RO"/>
               </w:rPr>
-              <w:t>/</w:t>
-            </w:r>
-            <w:r>
-              <w:rPr>
-                <w:rFonts w:ascii="Arial" w:hAnsi="Arial" w:cs="Arial"/>
-                <w:sz w:val="20"/>
-                <w:szCs w:val="20"/>
-                <w:lang w:val="ro-RO"/>
-              </w:rPr>
               <w:t xml:space="preserve"> </w:t>
-            </w:r>
-            <w:r>
-              <w:rPr>
-                <w:rFonts w:ascii="Arial" w:hAnsi="Arial" w:cs="Arial"/>
-                <w:sz w:val="20"/>
-                <w:szCs w:val="20"/>
-                <w:lang w:val="ro-RO"/>
-              </w:rPr>
-              <w:t>CantitateComanda</w:t>
             </w:r>
           </w:p>
           <w:p>
